--- a/notes_25May2023.docx
+++ b/notes_25May2023.docx
@@ -1690,8 +1690,130 @@
     <w:p>
       <w:pPr>
         <w:pStyle w:val="ListParagraph"/>
+        <w:pBdr>
+          <w:bottom w:val="single" w:sz="6" w:space="1" w:color="auto"/>
+        </w:pBdr>
         <w:ind w:left="1440"/>
       </w:pPr>
+    </w:p>
+    <w:p>
+      <w:pPr>
+        <w:pStyle w:val="ListParagraph"/>
+        <w:ind w:left="1440"/>
+      </w:pPr>
+      <w:r>
+        <w:t>Arrays</w:t>
+      </w:r>
+      <w:r>
+        <w:tab/>
+      </w:r>
+      <w:r>
+        <w:tab/>
+      </w:r>
+      <w:proofErr w:type="spellStart"/>
+      <w:r>
+        <w:t>forEach</w:t>
+      </w:r>
+      <w:proofErr w:type="spellEnd"/>
+      <w:r>
+        <w:t>, filter, map, reduce</w:t>
+      </w:r>
+      <w:r>
+        <w:br/>
+      </w:r>
+    </w:p>
+    <w:p>
+      <w:pPr>
+        <w:pStyle w:val="ListParagraph"/>
+        <w:ind w:left="1440"/>
+      </w:pPr>
+      <w:r>
+        <w:t xml:space="preserve">var </w:t>
+      </w:r>
+      <w:proofErr w:type="spellStart"/>
+      <w:r>
+        <w:t>arr</w:t>
+      </w:r>
+      <w:proofErr w:type="spellEnd"/>
+      <w:proofErr w:type="gramStart"/>
+      <w:r>
+        <w:t>=[</w:t>
+      </w:r>
+      <w:proofErr w:type="gramEnd"/>
+      <w:r>
+        <w:t>];</w:t>
+      </w:r>
+    </w:p>
+    <w:p>
+      <w:pPr>
+        <w:pStyle w:val="ListParagraph"/>
+        <w:ind w:left="1440"/>
+      </w:pPr>
+      <w:proofErr w:type="spellStart"/>
+      <w:proofErr w:type="gramStart"/>
+      <w:r>
+        <w:t>arr.push</w:t>
+      </w:r>
+      <w:proofErr w:type="spellEnd"/>
+      <w:proofErr w:type="gramEnd"/>
+      <w:r>
+        <w:t>(20);</w:t>
+      </w:r>
+    </w:p>
+    <w:p>
+      <w:pPr>
+        <w:pStyle w:val="ListParagraph"/>
+        <w:ind w:left="1440"/>
+      </w:pPr>
+      <w:proofErr w:type="spellStart"/>
+      <w:proofErr w:type="gramStart"/>
+      <w:r>
+        <w:t>arr.pop</w:t>
+      </w:r>
+      <w:proofErr w:type="spellEnd"/>
+      <w:r>
+        <w:t>(</w:t>
+      </w:r>
+      <w:proofErr w:type="gramEnd"/>
+      <w:r>
+        <w:t>);</w:t>
+      </w:r>
+    </w:p>
+    <w:p>
+      <w:pPr>
+        <w:pStyle w:val="ListParagraph"/>
+        <w:ind w:left="1440"/>
+      </w:pPr>
+      <w:proofErr w:type="spellStart"/>
+      <w:proofErr w:type="gramStart"/>
+      <w:r>
+        <w:t>arr.forEach</w:t>
+      </w:r>
+      <w:proofErr w:type="spellEnd"/>
+      <w:proofErr w:type="gramEnd"/>
+      <w:r>
+        <w:t>();</w:t>
+      </w:r>
+    </w:p>
+    <w:p>
+      <w:pPr>
+        <w:pStyle w:val="ListParagraph"/>
+        <w:ind w:left="1440"/>
+      </w:pPr>
+    </w:p>
+    <w:p>
+      <w:pPr>
+        <w:pStyle w:val="ListParagraph"/>
+        <w:ind w:left="1440"/>
+      </w:pPr>
+      <w:hyperlink r:id="rId5" w:history="1">
+        <w:r>
+          <w:rPr>
+            <w:rStyle w:val="Hyperlink"/>
+          </w:rPr>
+          <w:t>https://blog.lucasarvelo.com/2020/05/31/javascript-array-methods-foreach-map-filter-and-reduce/</w:t>
+        </w:r>
+      </w:hyperlink>
     </w:p>
     <w:p>
       <w:pPr>

--- a/notes_25May2023.docx
+++ b/notes_25May2023.docx
@@ -192,38 +192,15 @@
         </w:rPr>
         <w:t>&lt;p&gt;</w:t>
       </w:r>
-      <w:proofErr w:type="spellStart"/>
-      <w:r>
-        <w:rPr>
-          <w:rFonts w:ascii="Consolas" w:eastAsia="Times New Roman" w:hAnsi="Consolas" w:cs="Times New Roman"/>
-          <w:color w:val="000000"/>
-          <w:sz w:val="33"/>
-          <w:szCs w:val="33"/>
-          <w:lang w:eastAsia="en-IN"/>
-        </w:rPr>
-        <w:t>ajay</w:t>
-      </w:r>
-      <w:proofErr w:type="spellEnd"/>
-      <w:r>
-        <w:rPr>
-          <w:rFonts w:ascii="Consolas" w:eastAsia="Times New Roman" w:hAnsi="Consolas" w:cs="Times New Roman"/>
-          <w:color w:val="000000"/>
-          <w:sz w:val="33"/>
-          <w:szCs w:val="33"/>
-          <w:lang w:eastAsia="en-IN"/>
-        </w:rPr>
-        <w:t xml:space="preserve"> </w:t>
-      </w:r>
-      <w:proofErr w:type="gramStart"/>
-      <w:r>
-        <w:rPr>
-          <w:rFonts w:ascii="Consolas" w:eastAsia="Times New Roman" w:hAnsi="Consolas" w:cs="Times New Roman"/>
-          <w:color w:val="000000"/>
-          <w:sz w:val="33"/>
-          <w:szCs w:val="33"/>
-          <w:lang w:eastAsia="en-IN"/>
-        </w:rPr>
-        <w:t>works!</w:t>
+      <w:r>
+        <w:rPr>
+          <w:rFonts w:ascii="Consolas" w:eastAsia="Times New Roman" w:hAnsi="Consolas" w:cs="Times New Roman"/>
+          <w:color w:val="000000"/>
+          <w:sz w:val="33"/>
+          <w:szCs w:val="33"/>
+          <w:lang w:eastAsia="en-IN"/>
+        </w:rPr>
+        <w:t>ajay works!</w:t>
       </w:r>
       <w:r>
         <w:rPr>
@@ -233,18 +210,7 @@
           <w:szCs w:val="33"/>
           <w:lang w:eastAsia="en-IN"/>
         </w:rPr>
-        <w:t>&lt;</w:t>
-      </w:r>
-      <w:proofErr w:type="gramEnd"/>
-      <w:r>
-        <w:rPr>
-          <w:rFonts w:ascii="Consolas" w:eastAsia="Times New Roman" w:hAnsi="Consolas" w:cs="Times New Roman"/>
-          <w:color w:val="800000"/>
-          <w:sz w:val="33"/>
-          <w:szCs w:val="33"/>
-          <w:lang w:eastAsia="en-IN"/>
-        </w:rPr>
-        <w:t>/p&gt;</w:t>
+        <w:t>&lt;/p&gt;</w:t>
       </w:r>
     </w:p>
     <w:p>
@@ -259,39 +225,15 @@
           <w:lang w:eastAsia="en-IN"/>
         </w:rPr>
       </w:pPr>
-      <w:proofErr w:type="gramStart"/>
-      <w:r>
-        <w:rPr>
-          <w:rFonts w:ascii="Consolas" w:eastAsia="Times New Roman" w:hAnsi="Consolas" w:cs="Times New Roman"/>
-          <w:color w:val="000000"/>
-          <w:sz w:val="33"/>
-          <w:szCs w:val="33"/>
-          <w:lang w:eastAsia="en-IN"/>
-        </w:rPr>
-        <w:t xml:space="preserve">{{ </w:t>
-      </w:r>
-      <w:proofErr w:type="spellStart"/>
-      <w:r>
-        <w:rPr>
-          <w:rFonts w:ascii="Consolas" w:eastAsia="Times New Roman" w:hAnsi="Consolas" w:cs="Times New Roman"/>
-          <w:color w:val="000000"/>
-          <w:sz w:val="33"/>
-          <w:szCs w:val="33"/>
-          <w:lang w:eastAsia="en-IN"/>
-        </w:rPr>
-        <w:t>num</w:t>
-      </w:r>
-      <w:proofErr w:type="spellEnd"/>
-      <w:proofErr w:type="gramEnd"/>
-      <w:r>
-        <w:rPr>
-          <w:rFonts w:ascii="Consolas" w:eastAsia="Times New Roman" w:hAnsi="Consolas" w:cs="Times New Roman"/>
-          <w:color w:val="000000"/>
-          <w:sz w:val="33"/>
-          <w:szCs w:val="33"/>
-          <w:lang w:eastAsia="en-IN"/>
-        </w:rPr>
-        <w:t xml:space="preserve"> | number:"1.2-3"}}</w:t>
+      <w:r>
+        <w:rPr>
+          <w:rFonts w:ascii="Consolas" w:eastAsia="Times New Roman" w:hAnsi="Consolas" w:cs="Times New Roman"/>
+          <w:color w:val="000000"/>
+          <w:sz w:val="33"/>
+          <w:szCs w:val="33"/>
+          <w:lang w:eastAsia="en-IN"/>
+        </w:rPr>
+        <w:t>{{ num | number:"1.2-3"}}</w:t>
       </w:r>
     </w:p>
     <w:p>
@@ -314,29 +256,7 @@
           <w:szCs w:val="33"/>
           <w:lang w:eastAsia="en-IN"/>
         </w:rPr>
-        <w:t>&lt;</w:t>
-      </w:r>
-      <w:proofErr w:type="spellStart"/>
-      <w:r>
-        <w:rPr>
-          <w:rFonts w:ascii="Consolas" w:eastAsia="Times New Roman" w:hAnsi="Consolas" w:cs="Times New Roman"/>
-          <w:color w:val="800000"/>
-          <w:sz w:val="33"/>
-          <w:szCs w:val="33"/>
-          <w:lang w:eastAsia="en-IN"/>
-        </w:rPr>
-        <w:t>br</w:t>
-      </w:r>
-      <w:proofErr w:type="spellEnd"/>
-      <w:r>
-        <w:rPr>
-          <w:rFonts w:ascii="Consolas" w:eastAsia="Times New Roman" w:hAnsi="Consolas" w:cs="Times New Roman"/>
-          <w:color w:val="800000"/>
-          <w:sz w:val="33"/>
-          <w:szCs w:val="33"/>
-          <w:lang w:eastAsia="en-IN"/>
-        </w:rPr>
-        <w:t>&gt;</w:t>
+        <w:t>&lt;br&gt;</w:t>
       </w:r>
     </w:p>
     <w:p>
@@ -351,49 +271,15 @@
           <w:lang w:eastAsia="en-IN"/>
         </w:rPr>
       </w:pPr>
-      <w:proofErr w:type="gramStart"/>
-      <w:r>
-        <w:rPr>
-          <w:rFonts w:ascii="Consolas" w:eastAsia="Times New Roman" w:hAnsi="Consolas" w:cs="Times New Roman"/>
-          <w:color w:val="000000"/>
-          <w:sz w:val="33"/>
-          <w:szCs w:val="33"/>
-          <w:lang w:eastAsia="en-IN"/>
-        </w:rPr>
-        <w:t>{{ today</w:t>
-      </w:r>
-      <w:proofErr w:type="gramEnd"/>
-      <w:r>
-        <w:rPr>
-          <w:rFonts w:ascii="Consolas" w:eastAsia="Times New Roman" w:hAnsi="Consolas" w:cs="Times New Roman"/>
-          <w:color w:val="000000"/>
-          <w:sz w:val="33"/>
-          <w:szCs w:val="33"/>
-          <w:lang w:eastAsia="en-IN"/>
-        </w:rPr>
-        <w:t xml:space="preserve"> | date:'</w:t>
-      </w:r>
-      <w:proofErr w:type="spellStart"/>
-      <w:r>
-        <w:rPr>
-          <w:rFonts w:ascii="Consolas" w:eastAsia="Times New Roman" w:hAnsi="Consolas" w:cs="Times New Roman"/>
-          <w:color w:val="000000"/>
-          <w:sz w:val="33"/>
-          <w:szCs w:val="33"/>
-          <w:lang w:eastAsia="en-IN"/>
-        </w:rPr>
-        <w:t>dd-M</w:t>
-      </w:r>
-      <w:proofErr w:type="spellEnd"/>
-      <w:r>
-        <w:rPr>
-          <w:rFonts w:ascii="Consolas" w:eastAsia="Times New Roman" w:hAnsi="Consolas" w:cs="Times New Roman"/>
-          <w:color w:val="000000"/>
-          <w:sz w:val="33"/>
-          <w:szCs w:val="33"/>
-          <w:lang w:eastAsia="en-IN"/>
-        </w:rPr>
-        <w:t>MM-yyyy'}}</w:t>
+      <w:r>
+        <w:rPr>
+          <w:rFonts w:ascii="Consolas" w:eastAsia="Times New Roman" w:hAnsi="Consolas" w:cs="Times New Roman"/>
+          <w:color w:val="000000"/>
+          <w:sz w:val="33"/>
+          <w:szCs w:val="33"/>
+          <w:lang w:eastAsia="en-IN"/>
+        </w:rPr>
+        <w:t>{{ today | date:'dd-MMM-yyyy'}}</w:t>
       </w:r>
     </w:p>
     <w:p>
@@ -416,29 +302,7 @@
           <w:szCs w:val="33"/>
           <w:lang w:eastAsia="en-IN"/>
         </w:rPr>
-        <w:t>&lt;</w:t>
-      </w:r>
-      <w:proofErr w:type="spellStart"/>
-      <w:r>
-        <w:rPr>
-          <w:rFonts w:ascii="Consolas" w:eastAsia="Times New Roman" w:hAnsi="Consolas" w:cs="Times New Roman"/>
-          <w:color w:val="800000"/>
-          <w:sz w:val="33"/>
-          <w:szCs w:val="33"/>
-          <w:lang w:eastAsia="en-IN"/>
-        </w:rPr>
-        <w:t>br</w:t>
-      </w:r>
-      <w:proofErr w:type="spellEnd"/>
-      <w:r>
-        <w:rPr>
-          <w:rFonts w:ascii="Consolas" w:eastAsia="Times New Roman" w:hAnsi="Consolas" w:cs="Times New Roman"/>
-          <w:color w:val="800000"/>
-          <w:sz w:val="33"/>
-          <w:szCs w:val="33"/>
-          <w:lang w:eastAsia="en-IN"/>
-        </w:rPr>
-        <w:t>&gt;</w:t>
+        <w:t>&lt;br&gt;</w:t>
       </w:r>
     </w:p>
     <w:p>
@@ -453,49 +317,15 @@
           <w:lang w:eastAsia="en-IN"/>
         </w:rPr>
       </w:pPr>
-      <w:proofErr w:type="gramStart"/>
-      <w:r>
-        <w:rPr>
-          <w:rFonts w:ascii="Consolas" w:eastAsia="Times New Roman" w:hAnsi="Consolas" w:cs="Times New Roman"/>
-          <w:color w:val="000000"/>
-          <w:sz w:val="33"/>
-          <w:szCs w:val="33"/>
-          <w:lang w:eastAsia="en-IN"/>
-        </w:rPr>
-        <w:t>{{ name</w:t>
-      </w:r>
-      <w:proofErr w:type="gramEnd"/>
-      <w:r>
-        <w:rPr>
-          <w:rFonts w:ascii="Consolas" w:eastAsia="Times New Roman" w:hAnsi="Consolas" w:cs="Times New Roman"/>
-          <w:color w:val="000000"/>
-          <w:sz w:val="33"/>
-          <w:szCs w:val="33"/>
-          <w:lang w:eastAsia="en-IN"/>
-        </w:rPr>
-        <w:t xml:space="preserve"> | </w:t>
-      </w:r>
-      <w:proofErr w:type="spellStart"/>
-      <w:r>
-        <w:rPr>
-          <w:rFonts w:ascii="Consolas" w:eastAsia="Times New Roman" w:hAnsi="Consolas" w:cs="Times New Roman"/>
-          <w:color w:val="000000"/>
-          <w:sz w:val="33"/>
-          <w:szCs w:val="33"/>
-          <w:lang w:eastAsia="en-IN"/>
-        </w:rPr>
-        <w:t>titlecase</w:t>
-      </w:r>
-      <w:proofErr w:type="spellEnd"/>
-      <w:r>
-        <w:rPr>
-          <w:rFonts w:ascii="Consolas" w:eastAsia="Times New Roman" w:hAnsi="Consolas" w:cs="Times New Roman"/>
-          <w:color w:val="000000"/>
-          <w:sz w:val="33"/>
-          <w:szCs w:val="33"/>
-          <w:lang w:eastAsia="en-IN"/>
-        </w:rPr>
-        <w:t xml:space="preserve"> }}</w:t>
+      <w:r>
+        <w:rPr>
+          <w:rFonts w:ascii="Consolas" w:eastAsia="Times New Roman" w:hAnsi="Consolas" w:cs="Times New Roman"/>
+          <w:color w:val="000000"/>
+          <w:sz w:val="33"/>
+          <w:szCs w:val="33"/>
+          <w:lang w:eastAsia="en-IN"/>
+        </w:rPr>
+        <w:t>{{ name | titlecase }}</w:t>
       </w:r>
     </w:p>
     <w:p>
@@ -518,29 +348,7 @@
           <w:szCs w:val="33"/>
           <w:lang w:eastAsia="en-IN"/>
         </w:rPr>
-        <w:t>&lt;</w:t>
-      </w:r>
-      <w:proofErr w:type="spellStart"/>
-      <w:r>
-        <w:rPr>
-          <w:rFonts w:ascii="Consolas" w:eastAsia="Times New Roman" w:hAnsi="Consolas" w:cs="Times New Roman"/>
-          <w:color w:val="800000"/>
-          <w:sz w:val="33"/>
-          <w:szCs w:val="33"/>
-          <w:lang w:eastAsia="en-IN"/>
-        </w:rPr>
-        <w:t>br</w:t>
-      </w:r>
-      <w:proofErr w:type="spellEnd"/>
-      <w:r>
-        <w:rPr>
-          <w:rFonts w:ascii="Consolas" w:eastAsia="Times New Roman" w:hAnsi="Consolas" w:cs="Times New Roman"/>
-          <w:color w:val="800000"/>
-          <w:sz w:val="33"/>
-          <w:szCs w:val="33"/>
-          <w:lang w:eastAsia="en-IN"/>
-        </w:rPr>
-        <w:t>&gt;</w:t>
+        <w:t>&lt;br&gt;</w:t>
       </w:r>
     </w:p>
     <w:p>
@@ -555,61 +363,15 @@
           <w:lang w:eastAsia="en-IN"/>
         </w:rPr>
       </w:pPr>
-      <w:proofErr w:type="gramStart"/>
-      <w:r>
-        <w:rPr>
-          <w:rFonts w:ascii="Consolas" w:eastAsia="Times New Roman" w:hAnsi="Consolas" w:cs="Times New Roman"/>
-          <w:color w:val="000000"/>
-          <w:sz w:val="33"/>
-          <w:szCs w:val="33"/>
-          <w:lang w:eastAsia="en-IN"/>
-        </w:rPr>
-        <w:t xml:space="preserve">{{ </w:t>
-      </w:r>
-      <w:proofErr w:type="spellStart"/>
-      <w:r>
-        <w:rPr>
-          <w:rFonts w:ascii="Consolas" w:eastAsia="Times New Roman" w:hAnsi="Consolas" w:cs="Times New Roman"/>
-          <w:color w:val="000000"/>
-          <w:sz w:val="33"/>
-          <w:szCs w:val="33"/>
-          <w:lang w:eastAsia="en-IN"/>
-        </w:rPr>
-        <w:t>num</w:t>
-      </w:r>
-      <w:proofErr w:type="spellEnd"/>
-      <w:proofErr w:type="gramEnd"/>
-      <w:r>
-        <w:rPr>
-          <w:rFonts w:ascii="Consolas" w:eastAsia="Times New Roman" w:hAnsi="Consolas" w:cs="Times New Roman"/>
-          <w:color w:val="000000"/>
-          <w:sz w:val="33"/>
-          <w:szCs w:val="33"/>
-          <w:lang w:eastAsia="en-IN"/>
-        </w:rPr>
-        <w:t xml:space="preserve"> | </w:t>
-      </w:r>
-      <w:proofErr w:type="spellStart"/>
-      <w:r>
-        <w:rPr>
-          <w:rFonts w:ascii="Consolas" w:eastAsia="Times New Roman" w:hAnsi="Consolas" w:cs="Times New Roman"/>
-          <w:color w:val="000000"/>
-          <w:sz w:val="33"/>
-          <w:szCs w:val="33"/>
-          <w:lang w:eastAsia="en-IN"/>
-        </w:rPr>
-        <w:t>currency:'INR</w:t>
-      </w:r>
-      <w:proofErr w:type="spellEnd"/>
-      <w:r>
-        <w:rPr>
-          <w:rFonts w:ascii="Consolas" w:eastAsia="Times New Roman" w:hAnsi="Consolas" w:cs="Times New Roman"/>
-          <w:color w:val="000000"/>
-          <w:sz w:val="33"/>
-          <w:szCs w:val="33"/>
-          <w:lang w:eastAsia="en-IN"/>
-        </w:rPr>
-        <w:t>' }}</w:t>
+      <w:r>
+        <w:rPr>
+          <w:rFonts w:ascii="Consolas" w:eastAsia="Times New Roman" w:hAnsi="Consolas" w:cs="Times New Roman"/>
+          <w:color w:val="000000"/>
+          <w:sz w:val="33"/>
+          <w:szCs w:val="33"/>
+          <w:lang w:eastAsia="en-IN"/>
+        </w:rPr>
+        <w:t>{{ num | currency:'INR' }}</w:t>
       </w:r>
     </w:p>
     <w:p>
@@ -656,31 +418,7 @@
           <w:szCs w:val="33"/>
           <w:lang w:eastAsia="en-IN"/>
         </w:rPr>
-        <w:t xml:space="preserve">  </w:t>
-      </w:r>
-      <w:proofErr w:type="spellStart"/>
-      <w:proofErr w:type="gramStart"/>
-      <w:r>
-        <w:rPr>
-          <w:rFonts w:ascii="Consolas" w:eastAsia="Times New Roman" w:hAnsi="Consolas" w:cs="Times New Roman"/>
-          <w:color w:val="000000"/>
-          <w:sz w:val="33"/>
-          <w:szCs w:val="33"/>
-          <w:lang w:eastAsia="en-IN"/>
-        </w:rPr>
-        <w:t>num:number</w:t>
-      </w:r>
-      <w:proofErr w:type="spellEnd"/>
-      <w:proofErr w:type="gramEnd"/>
-      <w:r>
-        <w:rPr>
-          <w:rFonts w:ascii="Consolas" w:eastAsia="Times New Roman" w:hAnsi="Consolas" w:cs="Times New Roman"/>
-          <w:color w:val="000000"/>
-          <w:sz w:val="33"/>
-          <w:szCs w:val="33"/>
-          <w:lang w:eastAsia="en-IN"/>
-        </w:rPr>
-        <w:t>=</w:t>
+        <w:t>  num:number=</w:t>
       </w:r>
       <w:r>
         <w:rPr>
@@ -723,31 +461,7 @@
           <w:szCs w:val="33"/>
           <w:lang w:eastAsia="en-IN"/>
         </w:rPr>
-        <w:t xml:space="preserve">  </w:t>
-      </w:r>
-      <w:proofErr w:type="spellStart"/>
-      <w:proofErr w:type="gramStart"/>
-      <w:r>
-        <w:rPr>
-          <w:rFonts w:ascii="Consolas" w:eastAsia="Times New Roman" w:hAnsi="Consolas" w:cs="Times New Roman"/>
-          <w:color w:val="000000"/>
-          <w:sz w:val="33"/>
-          <w:szCs w:val="33"/>
-          <w:lang w:eastAsia="en-IN"/>
-        </w:rPr>
-        <w:t>today:Date</w:t>
-      </w:r>
-      <w:proofErr w:type="spellEnd"/>
-      <w:proofErr w:type="gramEnd"/>
-      <w:r>
-        <w:rPr>
-          <w:rFonts w:ascii="Consolas" w:eastAsia="Times New Roman" w:hAnsi="Consolas" w:cs="Times New Roman"/>
-          <w:color w:val="000000"/>
-          <w:sz w:val="33"/>
-          <w:szCs w:val="33"/>
-          <w:lang w:eastAsia="en-IN"/>
-        </w:rPr>
-        <w:t>=</w:t>
+        <w:t>  today:Date=</w:t>
       </w:r>
       <w:r>
         <w:rPr>
@@ -790,31 +504,7 @@
           <w:szCs w:val="33"/>
           <w:lang w:eastAsia="en-IN"/>
         </w:rPr>
-        <w:t xml:space="preserve">  </w:t>
-      </w:r>
-      <w:proofErr w:type="spellStart"/>
-      <w:proofErr w:type="gramStart"/>
-      <w:r>
-        <w:rPr>
-          <w:rFonts w:ascii="Consolas" w:eastAsia="Times New Roman" w:hAnsi="Consolas" w:cs="Times New Roman"/>
-          <w:color w:val="000000"/>
-          <w:sz w:val="33"/>
-          <w:szCs w:val="33"/>
-          <w:lang w:eastAsia="en-IN"/>
-        </w:rPr>
-        <w:t>name:string</w:t>
-      </w:r>
-      <w:proofErr w:type="spellEnd"/>
-      <w:proofErr w:type="gramEnd"/>
-      <w:r>
-        <w:rPr>
-          <w:rFonts w:ascii="Consolas" w:eastAsia="Times New Roman" w:hAnsi="Consolas" w:cs="Times New Roman"/>
-          <w:color w:val="000000"/>
-          <w:sz w:val="33"/>
-          <w:szCs w:val="33"/>
-          <w:lang w:eastAsia="en-IN"/>
-        </w:rPr>
-        <w:t>=</w:t>
+        <w:t>  name:string=</w:t>
       </w:r>
       <w:r>
         <w:rPr>
@@ -824,29 +514,7 @@
           <w:szCs w:val="33"/>
           <w:lang w:eastAsia="en-IN"/>
         </w:rPr>
-        <w:t>"</w:t>
-      </w:r>
-      <w:proofErr w:type="spellStart"/>
-      <w:r>
-        <w:rPr>
-          <w:rFonts w:ascii="Consolas" w:eastAsia="Times New Roman" w:hAnsi="Consolas" w:cs="Times New Roman"/>
-          <w:color w:val="A31515"/>
-          <w:sz w:val="33"/>
-          <w:szCs w:val="33"/>
-          <w:lang w:eastAsia="en-IN"/>
-        </w:rPr>
-        <w:t>ajay</w:t>
-      </w:r>
-      <w:proofErr w:type="spellEnd"/>
-      <w:r>
-        <w:rPr>
-          <w:rFonts w:ascii="Consolas" w:eastAsia="Times New Roman" w:hAnsi="Consolas" w:cs="Times New Roman"/>
-          <w:color w:val="A31515"/>
-          <w:sz w:val="33"/>
-          <w:szCs w:val="33"/>
-          <w:lang w:eastAsia="en-IN"/>
-        </w:rPr>
-        <w:t>"</w:t>
+        <w:t>"ajay"</w:t>
       </w:r>
       <w:r>
         <w:rPr>
@@ -912,15 +580,7 @@
         <w:tab/>
       </w:r>
       <w:r>
-        <w:t xml:space="preserve">ng </w:t>
-      </w:r>
-      <w:proofErr w:type="gramStart"/>
-      <w:r>
-        <w:t>generate</w:t>
-      </w:r>
-      <w:proofErr w:type="gramEnd"/>
-      <w:r>
-        <w:t xml:space="preserve"> pipe length</w:t>
+        <w:t>ng generate pipe length</w:t>
       </w:r>
     </w:p>
     <w:p>
@@ -953,15 +613,7 @@
         <w:ind w:left="1440"/>
       </w:pPr>
       <w:r>
-        <w:t xml:space="preserve">that class implements </w:t>
-      </w:r>
-      <w:proofErr w:type="spellStart"/>
-      <w:r>
-        <w:t>PipeTransform</w:t>
-      </w:r>
-      <w:proofErr w:type="spellEnd"/>
-      <w:r>
-        <w:t xml:space="preserve"> interface and override transform</w:t>
+        <w:t>that class implements PipeTransform interface and override transform</w:t>
       </w:r>
     </w:p>
     <w:p>
@@ -1000,51 +652,7 @@
           <w:szCs w:val="33"/>
           <w:lang w:eastAsia="en-IN"/>
         </w:rPr>
-        <w:t xml:space="preserve"> </w:t>
-      </w:r>
-      <w:proofErr w:type="gramStart"/>
-      <w:r>
-        <w:rPr>
-          <w:rFonts w:ascii="Consolas" w:eastAsia="Times New Roman" w:hAnsi="Consolas" w:cs="Times New Roman"/>
-          <w:color w:val="000000"/>
-          <w:sz w:val="33"/>
-          <w:szCs w:val="33"/>
-          <w:lang w:eastAsia="en-IN"/>
-        </w:rPr>
-        <w:t>{ Pipe</w:t>
-      </w:r>
-      <w:proofErr w:type="gramEnd"/>
-      <w:r>
-        <w:rPr>
-          <w:rFonts w:ascii="Consolas" w:eastAsia="Times New Roman" w:hAnsi="Consolas" w:cs="Times New Roman"/>
-          <w:color w:val="000000"/>
-          <w:sz w:val="33"/>
-          <w:szCs w:val="33"/>
-          <w:lang w:eastAsia="en-IN"/>
-        </w:rPr>
-        <w:t xml:space="preserve">, </w:t>
-      </w:r>
-      <w:proofErr w:type="spellStart"/>
-      <w:r>
-        <w:rPr>
-          <w:rFonts w:ascii="Consolas" w:eastAsia="Times New Roman" w:hAnsi="Consolas" w:cs="Times New Roman"/>
-          <w:color w:val="000000"/>
-          <w:sz w:val="33"/>
-          <w:szCs w:val="33"/>
-          <w:lang w:eastAsia="en-IN"/>
-        </w:rPr>
-        <w:t>PipeTransform</w:t>
-      </w:r>
-      <w:proofErr w:type="spellEnd"/>
-      <w:r>
-        <w:rPr>
-          <w:rFonts w:ascii="Consolas" w:eastAsia="Times New Roman" w:hAnsi="Consolas" w:cs="Times New Roman"/>
-          <w:color w:val="000000"/>
-          <w:sz w:val="33"/>
-          <w:szCs w:val="33"/>
-          <w:lang w:eastAsia="en-IN"/>
-        </w:rPr>
-        <w:t xml:space="preserve"> } </w:t>
+        <w:t xml:space="preserve"> { Pipe, PipeTransform } </w:t>
       </w:r>
       <w:r>
         <w:rPr>
@@ -1120,29 +728,7 @@
           <w:szCs w:val="33"/>
           <w:lang w:eastAsia="en-IN"/>
         </w:rPr>
-        <w:t>@</w:t>
-      </w:r>
-      <w:proofErr w:type="gramStart"/>
-      <w:r>
-        <w:rPr>
-          <w:rFonts w:ascii="Consolas" w:eastAsia="Times New Roman" w:hAnsi="Consolas" w:cs="Times New Roman"/>
-          <w:color w:val="000000"/>
-          <w:sz w:val="33"/>
-          <w:szCs w:val="33"/>
-          <w:lang w:eastAsia="en-IN"/>
-        </w:rPr>
-        <w:t>Pipe(</w:t>
-      </w:r>
-      <w:proofErr w:type="gramEnd"/>
-      <w:r>
-        <w:rPr>
-          <w:rFonts w:ascii="Consolas" w:eastAsia="Times New Roman" w:hAnsi="Consolas" w:cs="Times New Roman"/>
-          <w:color w:val="000000"/>
-          <w:sz w:val="33"/>
-          <w:szCs w:val="33"/>
-          <w:lang w:eastAsia="en-IN"/>
-        </w:rPr>
-        <w:t>{</w:t>
+        <w:t>@Pipe({</w:t>
       </w:r>
     </w:p>
     <w:p>
@@ -1251,29 +837,7 @@
           <w:szCs w:val="33"/>
           <w:lang w:eastAsia="en-IN"/>
         </w:rPr>
-        <w:t xml:space="preserve"> </w:t>
-      </w:r>
-      <w:proofErr w:type="spellStart"/>
-      <w:r>
-        <w:rPr>
-          <w:rFonts w:ascii="Consolas" w:eastAsia="Times New Roman" w:hAnsi="Consolas" w:cs="Times New Roman"/>
-          <w:color w:val="000000"/>
-          <w:sz w:val="33"/>
-          <w:szCs w:val="33"/>
-          <w:lang w:eastAsia="en-IN"/>
-        </w:rPr>
-        <w:t>LengthPipe</w:t>
-      </w:r>
-      <w:proofErr w:type="spellEnd"/>
-      <w:r>
-        <w:rPr>
-          <w:rFonts w:ascii="Consolas" w:eastAsia="Times New Roman" w:hAnsi="Consolas" w:cs="Times New Roman"/>
-          <w:color w:val="000000"/>
-          <w:sz w:val="33"/>
-          <w:szCs w:val="33"/>
-          <w:lang w:eastAsia="en-IN"/>
-        </w:rPr>
-        <w:t xml:space="preserve"> </w:t>
+        <w:t xml:space="preserve"> LengthPipe </w:t>
       </w:r>
       <w:r>
         <w:rPr>
@@ -1293,29 +857,7 @@
           <w:szCs w:val="33"/>
           <w:lang w:eastAsia="en-IN"/>
         </w:rPr>
-        <w:t xml:space="preserve"> </w:t>
-      </w:r>
-      <w:proofErr w:type="spellStart"/>
-      <w:r>
-        <w:rPr>
-          <w:rFonts w:ascii="Consolas" w:eastAsia="Times New Roman" w:hAnsi="Consolas" w:cs="Times New Roman"/>
-          <w:color w:val="000000"/>
-          <w:sz w:val="33"/>
-          <w:szCs w:val="33"/>
-          <w:lang w:eastAsia="en-IN"/>
-        </w:rPr>
-        <w:t>PipeTransform</w:t>
-      </w:r>
-      <w:proofErr w:type="spellEnd"/>
-      <w:r>
-        <w:rPr>
-          <w:rFonts w:ascii="Consolas" w:eastAsia="Times New Roman" w:hAnsi="Consolas" w:cs="Times New Roman"/>
-          <w:color w:val="000000"/>
-          <w:sz w:val="33"/>
-          <w:szCs w:val="33"/>
-          <w:lang w:eastAsia="en-IN"/>
-        </w:rPr>
-        <w:t xml:space="preserve"> {</w:t>
+        <w:t xml:space="preserve"> PipeTransform {</w:t>
       </w:r>
     </w:p>
     <w:p>
@@ -1351,51 +893,7 @@
           <w:szCs w:val="33"/>
           <w:lang w:eastAsia="en-IN"/>
         </w:rPr>
-        <w:t xml:space="preserve">  </w:t>
-      </w:r>
-      <w:proofErr w:type="gramStart"/>
-      <w:r>
-        <w:rPr>
-          <w:rFonts w:ascii="Consolas" w:eastAsia="Times New Roman" w:hAnsi="Consolas" w:cs="Times New Roman"/>
-          <w:color w:val="000000"/>
-          <w:sz w:val="33"/>
-          <w:szCs w:val="33"/>
-          <w:lang w:eastAsia="en-IN"/>
-        </w:rPr>
-        <w:t>transform(</w:t>
-      </w:r>
-      <w:proofErr w:type="gramEnd"/>
-      <w:r>
-        <w:rPr>
-          <w:rFonts w:ascii="Consolas" w:eastAsia="Times New Roman" w:hAnsi="Consolas" w:cs="Times New Roman"/>
-          <w:color w:val="000000"/>
-          <w:sz w:val="33"/>
-          <w:szCs w:val="33"/>
-          <w:lang w:eastAsia="en-IN"/>
-        </w:rPr>
-        <w:t>value: unknown, ...</w:t>
-      </w:r>
-      <w:proofErr w:type="spellStart"/>
-      <w:r>
-        <w:rPr>
-          <w:rFonts w:ascii="Consolas" w:eastAsia="Times New Roman" w:hAnsi="Consolas" w:cs="Times New Roman"/>
-          <w:color w:val="000000"/>
-          <w:sz w:val="33"/>
-          <w:szCs w:val="33"/>
-          <w:lang w:eastAsia="en-IN"/>
-        </w:rPr>
-        <w:t>args</w:t>
-      </w:r>
-      <w:proofErr w:type="spellEnd"/>
-      <w:r>
-        <w:rPr>
-          <w:rFonts w:ascii="Consolas" w:eastAsia="Times New Roman" w:hAnsi="Consolas" w:cs="Times New Roman"/>
-          <w:color w:val="000000"/>
-          <w:sz w:val="33"/>
-          <w:szCs w:val="33"/>
-          <w:lang w:eastAsia="en-IN"/>
-        </w:rPr>
-        <w:t>: unknown[]): unknown {</w:t>
+        <w:t>  transform(value: unknown, ...args: unknown[]): unknown {</w:t>
       </w:r>
     </w:p>
     <w:p>
@@ -1438,31 +936,7 @@
           <w:szCs w:val="33"/>
           <w:lang w:eastAsia="en-IN"/>
         </w:rPr>
-        <w:t xml:space="preserve"> </w:t>
-      </w:r>
-      <w:proofErr w:type="spellStart"/>
-      <w:proofErr w:type="gramStart"/>
-      <w:r>
-        <w:rPr>
-          <w:rFonts w:ascii="Consolas" w:eastAsia="Times New Roman" w:hAnsi="Consolas" w:cs="Times New Roman"/>
-          <w:color w:val="000000"/>
-          <w:sz w:val="33"/>
-          <w:szCs w:val="33"/>
-          <w:lang w:eastAsia="en-IN"/>
-        </w:rPr>
-        <w:t>temp:string</w:t>
-      </w:r>
-      <w:proofErr w:type="spellEnd"/>
-      <w:proofErr w:type="gramEnd"/>
-      <w:r>
-        <w:rPr>
-          <w:rFonts w:ascii="Consolas" w:eastAsia="Times New Roman" w:hAnsi="Consolas" w:cs="Times New Roman"/>
-          <w:color w:val="000000"/>
-          <w:sz w:val="33"/>
-          <w:szCs w:val="33"/>
-          <w:lang w:eastAsia="en-IN"/>
-        </w:rPr>
-        <w:t>=&lt;string&gt;value;</w:t>
+        <w:t xml:space="preserve"> temp:string=&lt;string&gt;value;</w:t>
       </w:r>
     </w:p>
     <w:p>
@@ -1505,31 +979,7 @@
           <w:szCs w:val="33"/>
           <w:lang w:eastAsia="en-IN"/>
         </w:rPr>
-        <w:t xml:space="preserve"> </w:t>
-      </w:r>
-      <w:proofErr w:type="spellStart"/>
-      <w:proofErr w:type="gramStart"/>
-      <w:r>
-        <w:rPr>
-          <w:rFonts w:ascii="Consolas" w:eastAsia="Times New Roman" w:hAnsi="Consolas" w:cs="Times New Roman"/>
-          <w:color w:val="000000"/>
-          <w:sz w:val="33"/>
-          <w:szCs w:val="33"/>
-          <w:lang w:eastAsia="en-IN"/>
-        </w:rPr>
-        <w:t>temp.length</w:t>
-      </w:r>
-      <w:proofErr w:type="spellEnd"/>
-      <w:proofErr w:type="gramEnd"/>
-      <w:r>
-        <w:rPr>
-          <w:rFonts w:ascii="Consolas" w:eastAsia="Times New Roman" w:hAnsi="Consolas" w:cs="Times New Roman"/>
-          <w:color w:val="000000"/>
-          <w:sz w:val="33"/>
-          <w:szCs w:val="33"/>
-          <w:lang w:eastAsia="en-IN"/>
-        </w:rPr>
-        <w:t>;</w:t>
+        <w:t xml:space="preserve"> temp.length;</w:t>
       </w:r>
     </w:p>
     <w:p>
@@ -1640,39 +1090,15 @@
           <w:lang w:eastAsia="en-IN"/>
         </w:rPr>
       </w:pPr>
-      <w:proofErr w:type="gramStart"/>
-      <w:r>
-        <w:rPr>
-          <w:rFonts w:ascii="Consolas" w:eastAsia="Times New Roman" w:hAnsi="Consolas" w:cs="Times New Roman"/>
-          <w:color w:val="000000"/>
-          <w:sz w:val="33"/>
-          <w:szCs w:val="33"/>
-          <w:lang w:eastAsia="en-IN"/>
-        </w:rPr>
-        <w:t>{{ '</w:t>
-      </w:r>
-      <w:proofErr w:type="spellStart"/>
-      <w:proofErr w:type="gramEnd"/>
-      <w:r>
-        <w:rPr>
-          <w:rFonts w:ascii="Consolas" w:eastAsia="Times New Roman" w:hAnsi="Consolas" w:cs="Times New Roman"/>
-          <w:color w:val="000000"/>
-          <w:sz w:val="33"/>
-          <w:szCs w:val="33"/>
-          <w:lang w:eastAsia="en-IN"/>
-        </w:rPr>
-        <w:t>Jagadeeswaran</w:t>
-      </w:r>
-      <w:proofErr w:type="spellEnd"/>
-      <w:r>
-        <w:rPr>
-          <w:rFonts w:ascii="Consolas" w:eastAsia="Times New Roman" w:hAnsi="Consolas" w:cs="Times New Roman"/>
-          <w:color w:val="000000"/>
-          <w:sz w:val="33"/>
-          <w:szCs w:val="33"/>
-          <w:lang w:eastAsia="en-IN"/>
-        </w:rPr>
-        <w:t>' | length }}</w:t>
+      <w:r>
+        <w:rPr>
+          <w:rFonts w:ascii="Consolas" w:eastAsia="Times New Roman" w:hAnsi="Consolas" w:cs="Times New Roman"/>
+          <w:color w:val="000000"/>
+          <w:sz w:val="33"/>
+          <w:szCs w:val="33"/>
+          <w:lang w:eastAsia="en-IN"/>
+        </w:rPr>
+        <w:t>{{ 'Jagadeeswaran' | length }}</w:t>
       </w:r>
     </w:p>
     <w:p>
@@ -1709,14 +1135,7 @@
       </w:r>
       <w:r>
         <w:tab/>
-      </w:r>
-      <w:proofErr w:type="spellStart"/>
-      <w:r>
-        <w:t>forEach</w:t>
-      </w:r>
-      <w:proofErr w:type="spellEnd"/>
-      <w:r>
-        <w:t>, filter, map, reduce</w:t>
+        <w:t>forEach, filter, map, reduce</w:t>
       </w:r>
       <w:r>
         <w:br/>
@@ -1728,20 +1147,7 @@
         <w:ind w:left="1440"/>
       </w:pPr>
       <w:r>
-        <w:t xml:space="preserve">var </w:t>
-      </w:r>
-      <w:proofErr w:type="spellStart"/>
-      <w:r>
-        <w:t>arr</w:t>
-      </w:r>
-      <w:proofErr w:type="spellEnd"/>
-      <w:proofErr w:type="gramStart"/>
-      <w:r>
-        <w:t>=[</w:t>
-      </w:r>
-      <w:proofErr w:type="gramEnd"/>
-      <w:r>
-        <w:t>];</w:t>
+        <w:t>var arr=[];</w:t>
       </w:r>
     </w:p>
     <w:p>
@@ -1749,15 +1155,8 @@
         <w:pStyle w:val="ListParagraph"/>
         <w:ind w:left="1440"/>
       </w:pPr>
-      <w:proofErr w:type="spellStart"/>
-      <w:proofErr w:type="gramStart"/>
-      <w:r>
-        <w:t>arr.push</w:t>
-      </w:r>
-      <w:proofErr w:type="spellEnd"/>
-      <w:proofErr w:type="gramEnd"/>
-      <w:r>
-        <w:t>(20);</w:t>
+      <w:r>
+        <w:t>arr.push(20);</w:t>
       </w:r>
     </w:p>
     <w:p>
@@ -1765,18 +1164,8 @@
         <w:pStyle w:val="ListParagraph"/>
         <w:ind w:left="1440"/>
       </w:pPr>
-      <w:proofErr w:type="spellStart"/>
-      <w:proofErr w:type="gramStart"/>
-      <w:r>
-        <w:t>arr.pop</w:t>
-      </w:r>
-      <w:proofErr w:type="spellEnd"/>
-      <w:r>
-        <w:t>(</w:t>
-      </w:r>
-      <w:proofErr w:type="gramEnd"/>
-      <w:r>
-        <w:t>);</w:t>
+      <w:r>
+        <w:t>arr.pop();</w:t>
       </w:r>
     </w:p>
     <w:p>
@@ -1784,15 +1173,8 @@
         <w:pStyle w:val="ListParagraph"/>
         <w:ind w:left="1440"/>
       </w:pPr>
-      <w:proofErr w:type="spellStart"/>
-      <w:proofErr w:type="gramStart"/>
-      <w:r>
-        <w:t>arr.forEach</w:t>
-      </w:r>
-      <w:proofErr w:type="spellEnd"/>
-      <w:proofErr w:type="gramEnd"/>
-      <w:r>
-        <w:t>();</w:t>
+      <w:r>
+        <w:t>arr.forEach();</w:t>
       </w:r>
     </w:p>
     <w:p>
@@ -1814,6 +1196,1546 @@
           <w:t>https://blog.lucasarvelo.com/2020/05/31/javascript-array-methods-foreach-map-filter-and-reduce/</w:t>
         </w:r>
       </w:hyperlink>
+    </w:p>
+    <w:p>
+      <w:pPr>
+        <w:pStyle w:val="ListParagraph"/>
+        <w:ind w:left="1440"/>
+      </w:pPr>
+    </w:p>
+    <w:p>
+      <w:pPr>
+        <w:pStyle w:val="ListParagraph"/>
+        <w:ind w:left="1440"/>
+      </w:pPr>
+    </w:p>
+    <w:p>
+      <w:pPr>
+        <w:pStyle w:val="ListParagraph"/>
+        <w:ind w:left="1440"/>
+      </w:pPr>
+      <w:r>
+        <w:lastRenderedPageBreak/>
+        <w:t>AJAX</w:t>
+      </w:r>
+    </w:p>
+    <w:p>
+      <w:pPr>
+        <w:pStyle w:val="ListParagraph"/>
+        <w:ind w:left="1440"/>
+      </w:pPr>
+      <w:r>
+        <w:tab/>
+        <w:t>Asynchronous Javascript And Xml</w:t>
+      </w:r>
+    </w:p>
+    <w:p>
+      <w:pPr>
+        <w:pStyle w:val="ListParagraph"/>
+        <w:ind w:left="1440"/>
+      </w:pPr>
+    </w:p>
+    <w:p>
+      <w:pPr>
+        <w:shd w:val="clear" w:color="auto" w:fill="FFFFFF"/>
+        <w:spacing w:after="0" w:line="450" w:lineRule="atLeast"/>
+        <w:rPr>
+          <w:rFonts w:ascii="Consolas" w:eastAsia="Times New Roman" w:hAnsi="Consolas" w:cs="Times New Roman"/>
+          <w:color w:val="000000"/>
+          <w:sz w:val="33"/>
+          <w:szCs w:val="33"/>
+          <w:lang w:eastAsia="en-IN"/>
+        </w:rPr>
+      </w:pPr>
+      <w:r>
+        <w:rPr>
+          <w:rFonts w:ascii="Consolas" w:eastAsia="Times New Roman" w:hAnsi="Consolas" w:cs="Times New Roman"/>
+          <w:color w:val="800000"/>
+          <w:sz w:val="33"/>
+          <w:szCs w:val="33"/>
+          <w:lang w:eastAsia="en-IN"/>
+        </w:rPr>
+        <w:t>&lt;!DOCTYPE</w:t>
+      </w:r>
+      <w:r>
+        <w:rPr>
+          <w:rFonts w:ascii="Consolas" w:eastAsia="Times New Roman" w:hAnsi="Consolas" w:cs="Times New Roman"/>
+          <w:color w:val="000000"/>
+          <w:sz w:val="33"/>
+          <w:szCs w:val="33"/>
+          <w:lang w:eastAsia="en-IN"/>
+        </w:rPr>
+        <w:t xml:space="preserve"> </w:t>
+      </w:r>
+      <w:r>
+        <w:rPr>
+          <w:rFonts w:ascii="Consolas" w:eastAsia="Times New Roman" w:hAnsi="Consolas" w:cs="Times New Roman"/>
+          <w:color w:val="E50000"/>
+          <w:sz w:val="33"/>
+          <w:szCs w:val="33"/>
+          <w:lang w:eastAsia="en-IN"/>
+        </w:rPr>
+        <w:t>html</w:t>
+      </w:r>
+      <w:r>
+        <w:rPr>
+          <w:rFonts w:ascii="Consolas" w:eastAsia="Times New Roman" w:hAnsi="Consolas" w:cs="Times New Roman"/>
+          <w:color w:val="800000"/>
+          <w:sz w:val="33"/>
+          <w:szCs w:val="33"/>
+          <w:lang w:eastAsia="en-IN"/>
+        </w:rPr>
+        <w:t>&gt;</w:t>
+      </w:r>
+    </w:p>
+    <w:p>
+      <w:pPr>
+        <w:shd w:val="clear" w:color="auto" w:fill="FFFFFF"/>
+        <w:spacing w:after="0" w:line="450" w:lineRule="atLeast"/>
+        <w:rPr>
+          <w:rFonts w:ascii="Consolas" w:eastAsia="Times New Roman" w:hAnsi="Consolas" w:cs="Times New Roman"/>
+          <w:color w:val="000000"/>
+          <w:sz w:val="33"/>
+          <w:szCs w:val="33"/>
+          <w:lang w:eastAsia="en-IN"/>
+        </w:rPr>
+      </w:pPr>
+      <w:r>
+        <w:rPr>
+          <w:rFonts w:ascii="Consolas" w:eastAsia="Times New Roman" w:hAnsi="Consolas" w:cs="Times New Roman"/>
+          <w:color w:val="800000"/>
+          <w:sz w:val="33"/>
+          <w:szCs w:val="33"/>
+          <w:lang w:eastAsia="en-IN"/>
+        </w:rPr>
+        <w:t>&lt;html</w:t>
+      </w:r>
+      <w:r>
+        <w:rPr>
+          <w:rFonts w:ascii="Consolas" w:eastAsia="Times New Roman" w:hAnsi="Consolas" w:cs="Times New Roman"/>
+          <w:color w:val="000000"/>
+          <w:sz w:val="33"/>
+          <w:szCs w:val="33"/>
+          <w:lang w:eastAsia="en-IN"/>
+        </w:rPr>
+        <w:t xml:space="preserve"> </w:t>
+      </w:r>
+      <w:r>
+        <w:rPr>
+          <w:rFonts w:ascii="Consolas" w:eastAsia="Times New Roman" w:hAnsi="Consolas" w:cs="Times New Roman"/>
+          <w:color w:val="E50000"/>
+          <w:sz w:val="33"/>
+          <w:szCs w:val="33"/>
+          <w:lang w:eastAsia="en-IN"/>
+        </w:rPr>
+        <w:t>lang</w:t>
+      </w:r>
+      <w:r>
+        <w:rPr>
+          <w:rFonts w:ascii="Consolas" w:eastAsia="Times New Roman" w:hAnsi="Consolas" w:cs="Times New Roman"/>
+          <w:color w:val="000000"/>
+          <w:sz w:val="33"/>
+          <w:szCs w:val="33"/>
+          <w:lang w:eastAsia="en-IN"/>
+        </w:rPr>
+        <w:t>=</w:t>
+      </w:r>
+      <w:r>
+        <w:rPr>
+          <w:rFonts w:ascii="Consolas" w:eastAsia="Times New Roman" w:hAnsi="Consolas" w:cs="Times New Roman"/>
+          <w:color w:val="0000FF"/>
+          <w:sz w:val="33"/>
+          <w:szCs w:val="33"/>
+          <w:lang w:eastAsia="en-IN"/>
+        </w:rPr>
+        <w:t>"en"</w:t>
+      </w:r>
+      <w:r>
+        <w:rPr>
+          <w:rFonts w:ascii="Consolas" w:eastAsia="Times New Roman" w:hAnsi="Consolas" w:cs="Times New Roman"/>
+          <w:color w:val="800000"/>
+          <w:sz w:val="33"/>
+          <w:szCs w:val="33"/>
+          <w:lang w:eastAsia="en-IN"/>
+        </w:rPr>
+        <w:t>&gt;</w:t>
+      </w:r>
+    </w:p>
+    <w:p>
+      <w:pPr>
+        <w:shd w:val="clear" w:color="auto" w:fill="FFFFFF"/>
+        <w:spacing w:after="0" w:line="450" w:lineRule="atLeast"/>
+        <w:rPr>
+          <w:rFonts w:ascii="Consolas" w:eastAsia="Times New Roman" w:hAnsi="Consolas" w:cs="Times New Roman"/>
+          <w:color w:val="000000"/>
+          <w:sz w:val="33"/>
+          <w:szCs w:val="33"/>
+          <w:lang w:eastAsia="en-IN"/>
+        </w:rPr>
+      </w:pPr>
+      <w:r>
+        <w:rPr>
+          <w:rFonts w:ascii="Consolas" w:eastAsia="Times New Roman" w:hAnsi="Consolas" w:cs="Times New Roman"/>
+          <w:color w:val="800000"/>
+          <w:sz w:val="33"/>
+          <w:szCs w:val="33"/>
+          <w:lang w:eastAsia="en-IN"/>
+        </w:rPr>
+        <w:t>&lt;head&gt;</w:t>
+      </w:r>
+    </w:p>
+    <w:p>
+      <w:pPr>
+        <w:shd w:val="clear" w:color="auto" w:fill="FFFFFF"/>
+        <w:spacing w:after="0" w:line="450" w:lineRule="atLeast"/>
+        <w:rPr>
+          <w:rFonts w:ascii="Consolas" w:eastAsia="Times New Roman" w:hAnsi="Consolas" w:cs="Times New Roman"/>
+          <w:color w:val="000000"/>
+          <w:sz w:val="33"/>
+          <w:szCs w:val="33"/>
+          <w:lang w:eastAsia="en-IN"/>
+        </w:rPr>
+      </w:pPr>
+      <w:r>
+        <w:rPr>
+          <w:rFonts w:ascii="Consolas" w:eastAsia="Times New Roman" w:hAnsi="Consolas" w:cs="Times New Roman"/>
+          <w:color w:val="000000"/>
+          <w:sz w:val="33"/>
+          <w:szCs w:val="33"/>
+          <w:lang w:eastAsia="en-IN"/>
+        </w:rPr>
+        <w:t xml:space="preserve">    </w:t>
+      </w:r>
+      <w:r>
+        <w:rPr>
+          <w:rFonts w:ascii="Consolas" w:eastAsia="Times New Roman" w:hAnsi="Consolas" w:cs="Times New Roman"/>
+          <w:color w:val="800000"/>
+          <w:sz w:val="33"/>
+          <w:szCs w:val="33"/>
+          <w:lang w:eastAsia="en-IN"/>
+        </w:rPr>
+        <w:t>&lt;meta</w:t>
+      </w:r>
+      <w:r>
+        <w:rPr>
+          <w:rFonts w:ascii="Consolas" w:eastAsia="Times New Roman" w:hAnsi="Consolas" w:cs="Times New Roman"/>
+          <w:color w:val="000000"/>
+          <w:sz w:val="33"/>
+          <w:szCs w:val="33"/>
+          <w:lang w:eastAsia="en-IN"/>
+        </w:rPr>
+        <w:t xml:space="preserve"> </w:t>
+      </w:r>
+      <w:r>
+        <w:rPr>
+          <w:rFonts w:ascii="Consolas" w:eastAsia="Times New Roman" w:hAnsi="Consolas" w:cs="Times New Roman"/>
+          <w:color w:val="E50000"/>
+          <w:sz w:val="33"/>
+          <w:szCs w:val="33"/>
+          <w:lang w:eastAsia="en-IN"/>
+        </w:rPr>
+        <w:t>charset</w:t>
+      </w:r>
+      <w:r>
+        <w:rPr>
+          <w:rFonts w:ascii="Consolas" w:eastAsia="Times New Roman" w:hAnsi="Consolas" w:cs="Times New Roman"/>
+          <w:color w:val="000000"/>
+          <w:sz w:val="33"/>
+          <w:szCs w:val="33"/>
+          <w:lang w:eastAsia="en-IN"/>
+        </w:rPr>
+        <w:t>=</w:t>
+      </w:r>
+      <w:r>
+        <w:rPr>
+          <w:rFonts w:ascii="Consolas" w:eastAsia="Times New Roman" w:hAnsi="Consolas" w:cs="Times New Roman"/>
+          <w:color w:val="0000FF"/>
+          <w:sz w:val="33"/>
+          <w:szCs w:val="33"/>
+          <w:lang w:eastAsia="en-IN"/>
+        </w:rPr>
+        <w:t>"UTF-8"</w:t>
+      </w:r>
+      <w:r>
+        <w:rPr>
+          <w:rFonts w:ascii="Consolas" w:eastAsia="Times New Roman" w:hAnsi="Consolas" w:cs="Times New Roman"/>
+          <w:color w:val="800000"/>
+          <w:sz w:val="33"/>
+          <w:szCs w:val="33"/>
+          <w:lang w:eastAsia="en-IN"/>
+        </w:rPr>
+        <w:t>&gt;</w:t>
+      </w:r>
+    </w:p>
+    <w:p>
+      <w:pPr>
+        <w:shd w:val="clear" w:color="auto" w:fill="FFFFFF"/>
+        <w:spacing w:after="0" w:line="450" w:lineRule="atLeast"/>
+        <w:rPr>
+          <w:rFonts w:ascii="Consolas" w:eastAsia="Times New Roman" w:hAnsi="Consolas" w:cs="Times New Roman"/>
+          <w:color w:val="000000"/>
+          <w:sz w:val="33"/>
+          <w:szCs w:val="33"/>
+          <w:lang w:eastAsia="en-IN"/>
+        </w:rPr>
+      </w:pPr>
+      <w:r>
+        <w:rPr>
+          <w:rFonts w:ascii="Consolas" w:eastAsia="Times New Roman" w:hAnsi="Consolas" w:cs="Times New Roman"/>
+          <w:color w:val="000000"/>
+          <w:sz w:val="33"/>
+          <w:szCs w:val="33"/>
+          <w:lang w:eastAsia="en-IN"/>
+        </w:rPr>
+        <w:t xml:space="preserve">    </w:t>
+      </w:r>
+      <w:r>
+        <w:rPr>
+          <w:rFonts w:ascii="Consolas" w:eastAsia="Times New Roman" w:hAnsi="Consolas" w:cs="Times New Roman"/>
+          <w:color w:val="800000"/>
+          <w:sz w:val="33"/>
+          <w:szCs w:val="33"/>
+          <w:lang w:eastAsia="en-IN"/>
+        </w:rPr>
+        <w:t>&lt;meta</w:t>
+      </w:r>
+      <w:r>
+        <w:rPr>
+          <w:rFonts w:ascii="Consolas" w:eastAsia="Times New Roman" w:hAnsi="Consolas" w:cs="Times New Roman"/>
+          <w:color w:val="000000"/>
+          <w:sz w:val="33"/>
+          <w:szCs w:val="33"/>
+          <w:lang w:eastAsia="en-IN"/>
+        </w:rPr>
+        <w:t xml:space="preserve"> </w:t>
+      </w:r>
+      <w:r>
+        <w:rPr>
+          <w:rFonts w:ascii="Consolas" w:eastAsia="Times New Roman" w:hAnsi="Consolas" w:cs="Times New Roman"/>
+          <w:color w:val="E50000"/>
+          <w:sz w:val="33"/>
+          <w:szCs w:val="33"/>
+          <w:lang w:eastAsia="en-IN"/>
+        </w:rPr>
+        <w:t>http-equiv</w:t>
+      </w:r>
+      <w:r>
+        <w:rPr>
+          <w:rFonts w:ascii="Consolas" w:eastAsia="Times New Roman" w:hAnsi="Consolas" w:cs="Times New Roman"/>
+          <w:color w:val="000000"/>
+          <w:sz w:val="33"/>
+          <w:szCs w:val="33"/>
+          <w:lang w:eastAsia="en-IN"/>
+        </w:rPr>
+        <w:t>=</w:t>
+      </w:r>
+      <w:r>
+        <w:rPr>
+          <w:rFonts w:ascii="Consolas" w:eastAsia="Times New Roman" w:hAnsi="Consolas" w:cs="Times New Roman"/>
+          <w:color w:val="0000FF"/>
+          <w:sz w:val="33"/>
+          <w:szCs w:val="33"/>
+          <w:lang w:eastAsia="en-IN"/>
+        </w:rPr>
+        <w:t>"X-UA-Compatible"</w:t>
+      </w:r>
+      <w:r>
+        <w:rPr>
+          <w:rFonts w:ascii="Consolas" w:eastAsia="Times New Roman" w:hAnsi="Consolas" w:cs="Times New Roman"/>
+          <w:color w:val="000000"/>
+          <w:sz w:val="33"/>
+          <w:szCs w:val="33"/>
+          <w:lang w:eastAsia="en-IN"/>
+        </w:rPr>
+        <w:t xml:space="preserve"> </w:t>
+      </w:r>
+      <w:r>
+        <w:rPr>
+          <w:rFonts w:ascii="Consolas" w:eastAsia="Times New Roman" w:hAnsi="Consolas" w:cs="Times New Roman"/>
+          <w:color w:val="E50000"/>
+          <w:sz w:val="33"/>
+          <w:szCs w:val="33"/>
+          <w:lang w:eastAsia="en-IN"/>
+        </w:rPr>
+        <w:t>content</w:t>
+      </w:r>
+      <w:r>
+        <w:rPr>
+          <w:rFonts w:ascii="Consolas" w:eastAsia="Times New Roman" w:hAnsi="Consolas" w:cs="Times New Roman"/>
+          <w:color w:val="000000"/>
+          <w:sz w:val="33"/>
+          <w:szCs w:val="33"/>
+          <w:lang w:eastAsia="en-IN"/>
+        </w:rPr>
+        <w:t>=</w:t>
+      </w:r>
+      <w:r>
+        <w:rPr>
+          <w:rFonts w:ascii="Consolas" w:eastAsia="Times New Roman" w:hAnsi="Consolas" w:cs="Times New Roman"/>
+          <w:color w:val="0000FF"/>
+          <w:sz w:val="33"/>
+          <w:szCs w:val="33"/>
+          <w:lang w:eastAsia="en-IN"/>
+        </w:rPr>
+        <w:t>"IE=edge"</w:t>
+      </w:r>
+      <w:r>
+        <w:rPr>
+          <w:rFonts w:ascii="Consolas" w:eastAsia="Times New Roman" w:hAnsi="Consolas" w:cs="Times New Roman"/>
+          <w:color w:val="800000"/>
+          <w:sz w:val="33"/>
+          <w:szCs w:val="33"/>
+          <w:lang w:eastAsia="en-IN"/>
+        </w:rPr>
+        <w:t>&gt;</w:t>
+      </w:r>
+    </w:p>
+    <w:p>
+      <w:pPr>
+        <w:shd w:val="clear" w:color="auto" w:fill="FFFFFF"/>
+        <w:spacing w:after="0" w:line="450" w:lineRule="atLeast"/>
+        <w:rPr>
+          <w:rFonts w:ascii="Consolas" w:eastAsia="Times New Roman" w:hAnsi="Consolas" w:cs="Times New Roman"/>
+          <w:color w:val="000000"/>
+          <w:sz w:val="33"/>
+          <w:szCs w:val="33"/>
+          <w:lang w:eastAsia="en-IN"/>
+        </w:rPr>
+      </w:pPr>
+      <w:r>
+        <w:rPr>
+          <w:rFonts w:ascii="Consolas" w:eastAsia="Times New Roman" w:hAnsi="Consolas" w:cs="Times New Roman"/>
+          <w:color w:val="000000"/>
+          <w:sz w:val="33"/>
+          <w:szCs w:val="33"/>
+          <w:lang w:eastAsia="en-IN"/>
+        </w:rPr>
+        <w:t xml:space="preserve">    </w:t>
+      </w:r>
+      <w:r>
+        <w:rPr>
+          <w:rFonts w:ascii="Consolas" w:eastAsia="Times New Roman" w:hAnsi="Consolas" w:cs="Times New Roman"/>
+          <w:color w:val="800000"/>
+          <w:sz w:val="33"/>
+          <w:szCs w:val="33"/>
+          <w:lang w:eastAsia="en-IN"/>
+        </w:rPr>
+        <w:t>&lt;meta</w:t>
+      </w:r>
+      <w:r>
+        <w:rPr>
+          <w:rFonts w:ascii="Consolas" w:eastAsia="Times New Roman" w:hAnsi="Consolas" w:cs="Times New Roman"/>
+          <w:color w:val="000000"/>
+          <w:sz w:val="33"/>
+          <w:szCs w:val="33"/>
+          <w:lang w:eastAsia="en-IN"/>
+        </w:rPr>
+        <w:t xml:space="preserve"> </w:t>
+      </w:r>
+      <w:r>
+        <w:rPr>
+          <w:rFonts w:ascii="Consolas" w:eastAsia="Times New Roman" w:hAnsi="Consolas" w:cs="Times New Roman"/>
+          <w:color w:val="E50000"/>
+          <w:sz w:val="33"/>
+          <w:szCs w:val="33"/>
+          <w:lang w:eastAsia="en-IN"/>
+        </w:rPr>
+        <w:t>name</w:t>
+      </w:r>
+      <w:r>
+        <w:rPr>
+          <w:rFonts w:ascii="Consolas" w:eastAsia="Times New Roman" w:hAnsi="Consolas" w:cs="Times New Roman"/>
+          <w:color w:val="000000"/>
+          <w:sz w:val="33"/>
+          <w:szCs w:val="33"/>
+          <w:lang w:eastAsia="en-IN"/>
+        </w:rPr>
+        <w:t>=</w:t>
+      </w:r>
+      <w:r>
+        <w:rPr>
+          <w:rFonts w:ascii="Consolas" w:eastAsia="Times New Roman" w:hAnsi="Consolas" w:cs="Times New Roman"/>
+          <w:color w:val="0000FF"/>
+          <w:sz w:val="33"/>
+          <w:szCs w:val="33"/>
+          <w:lang w:eastAsia="en-IN"/>
+        </w:rPr>
+        <w:t>"viewport"</w:t>
+      </w:r>
+      <w:r>
+        <w:rPr>
+          <w:rFonts w:ascii="Consolas" w:eastAsia="Times New Roman" w:hAnsi="Consolas" w:cs="Times New Roman"/>
+          <w:color w:val="000000"/>
+          <w:sz w:val="33"/>
+          <w:szCs w:val="33"/>
+          <w:lang w:eastAsia="en-IN"/>
+        </w:rPr>
+        <w:t xml:space="preserve"> </w:t>
+      </w:r>
+      <w:r>
+        <w:rPr>
+          <w:rFonts w:ascii="Consolas" w:eastAsia="Times New Roman" w:hAnsi="Consolas" w:cs="Times New Roman"/>
+          <w:color w:val="E50000"/>
+          <w:sz w:val="33"/>
+          <w:szCs w:val="33"/>
+          <w:lang w:eastAsia="en-IN"/>
+        </w:rPr>
+        <w:t>content</w:t>
+      </w:r>
+      <w:r>
+        <w:rPr>
+          <w:rFonts w:ascii="Consolas" w:eastAsia="Times New Roman" w:hAnsi="Consolas" w:cs="Times New Roman"/>
+          <w:color w:val="000000"/>
+          <w:sz w:val="33"/>
+          <w:szCs w:val="33"/>
+          <w:lang w:eastAsia="en-IN"/>
+        </w:rPr>
+        <w:t>=</w:t>
+      </w:r>
+      <w:r>
+        <w:rPr>
+          <w:rFonts w:ascii="Consolas" w:eastAsia="Times New Roman" w:hAnsi="Consolas" w:cs="Times New Roman"/>
+          <w:color w:val="0000FF"/>
+          <w:sz w:val="33"/>
+          <w:szCs w:val="33"/>
+          <w:lang w:eastAsia="en-IN"/>
+        </w:rPr>
+        <w:t>"width=device-width, initial-scale=1.0"</w:t>
+      </w:r>
+      <w:r>
+        <w:rPr>
+          <w:rFonts w:ascii="Consolas" w:eastAsia="Times New Roman" w:hAnsi="Consolas" w:cs="Times New Roman"/>
+          <w:color w:val="800000"/>
+          <w:sz w:val="33"/>
+          <w:szCs w:val="33"/>
+          <w:lang w:eastAsia="en-IN"/>
+        </w:rPr>
+        <w:t>&gt;</w:t>
+      </w:r>
+    </w:p>
+    <w:p>
+      <w:pPr>
+        <w:shd w:val="clear" w:color="auto" w:fill="FFFFFF"/>
+        <w:spacing w:after="0" w:line="450" w:lineRule="atLeast"/>
+        <w:rPr>
+          <w:rFonts w:ascii="Consolas" w:eastAsia="Times New Roman" w:hAnsi="Consolas" w:cs="Times New Roman"/>
+          <w:color w:val="000000"/>
+          <w:sz w:val="33"/>
+          <w:szCs w:val="33"/>
+          <w:lang w:eastAsia="en-IN"/>
+        </w:rPr>
+      </w:pPr>
+      <w:r>
+        <w:rPr>
+          <w:rFonts w:ascii="Consolas" w:eastAsia="Times New Roman" w:hAnsi="Consolas" w:cs="Times New Roman"/>
+          <w:color w:val="000000"/>
+          <w:sz w:val="33"/>
+          <w:szCs w:val="33"/>
+          <w:lang w:eastAsia="en-IN"/>
+        </w:rPr>
+        <w:t xml:space="preserve">    </w:t>
+      </w:r>
+      <w:r>
+        <w:rPr>
+          <w:rFonts w:ascii="Consolas" w:eastAsia="Times New Roman" w:hAnsi="Consolas" w:cs="Times New Roman"/>
+          <w:color w:val="800000"/>
+          <w:sz w:val="33"/>
+          <w:szCs w:val="33"/>
+          <w:lang w:eastAsia="en-IN"/>
+        </w:rPr>
+        <w:t>&lt;title&gt;</w:t>
+      </w:r>
+      <w:r>
+        <w:rPr>
+          <w:rFonts w:ascii="Consolas" w:eastAsia="Times New Roman" w:hAnsi="Consolas" w:cs="Times New Roman"/>
+          <w:color w:val="000000"/>
+          <w:sz w:val="33"/>
+          <w:szCs w:val="33"/>
+          <w:lang w:eastAsia="en-IN"/>
+        </w:rPr>
+        <w:t>Document</w:t>
+      </w:r>
+      <w:r>
+        <w:rPr>
+          <w:rFonts w:ascii="Consolas" w:eastAsia="Times New Roman" w:hAnsi="Consolas" w:cs="Times New Roman"/>
+          <w:color w:val="800000"/>
+          <w:sz w:val="33"/>
+          <w:szCs w:val="33"/>
+          <w:lang w:eastAsia="en-IN"/>
+        </w:rPr>
+        <w:t>&lt;/title&gt;</w:t>
+      </w:r>
+    </w:p>
+    <w:p>
+      <w:pPr>
+        <w:shd w:val="clear" w:color="auto" w:fill="FFFFFF"/>
+        <w:spacing w:after="0" w:line="450" w:lineRule="atLeast"/>
+        <w:rPr>
+          <w:rFonts w:ascii="Consolas" w:eastAsia="Times New Roman" w:hAnsi="Consolas" w:cs="Times New Roman"/>
+          <w:color w:val="000000"/>
+          <w:sz w:val="33"/>
+          <w:szCs w:val="33"/>
+          <w:lang w:eastAsia="en-IN"/>
+        </w:rPr>
+      </w:pPr>
+      <w:r>
+        <w:rPr>
+          <w:rFonts w:ascii="Consolas" w:eastAsia="Times New Roman" w:hAnsi="Consolas" w:cs="Times New Roman"/>
+          <w:color w:val="800000"/>
+          <w:sz w:val="33"/>
+          <w:szCs w:val="33"/>
+          <w:lang w:eastAsia="en-IN"/>
+        </w:rPr>
+        <w:t>&lt;/head&gt;</w:t>
+      </w:r>
+    </w:p>
+    <w:p>
+      <w:pPr>
+        <w:shd w:val="clear" w:color="auto" w:fill="FFFFFF"/>
+        <w:spacing w:after="0" w:line="450" w:lineRule="atLeast"/>
+        <w:rPr>
+          <w:rFonts w:ascii="Consolas" w:eastAsia="Times New Roman" w:hAnsi="Consolas" w:cs="Times New Roman"/>
+          <w:color w:val="000000"/>
+          <w:sz w:val="33"/>
+          <w:szCs w:val="33"/>
+          <w:lang w:eastAsia="en-IN"/>
+        </w:rPr>
+      </w:pPr>
+      <w:r>
+        <w:rPr>
+          <w:rFonts w:ascii="Consolas" w:eastAsia="Times New Roman" w:hAnsi="Consolas" w:cs="Times New Roman"/>
+          <w:color w:val="800000"/>
+          <w:sz w:val="33"/>
+          <w:szCs w:val="33"/>
+          <w:lang w:eastAsia="en-IN"/>
+        </w:rPr>
+        <w:t>&lt;body&gt;</w:t>
+      </w:r>
+    </w:p>
+    <w:p>
+      <w:pPr>
+        <w:shd w:val="clear" w:color="auto" w:fill="FFFFFF"/>
+        <w:spacing w:after="0" w:line="450" w:lineRule="atLeast"/>
+        <w:rPr>
+          <w:rFonts w:ascii="Consolas" w:eastAsia="Times New Roman" w:hAnsi="Consolas" w:cs="Times New Roman"/>
+          <w:color w:val="000000"/>
+          <w:sz w:val="33"/>
+          <w:szCs w:val="33"/>
+          <w:lang w:eastAsia="en-IN"/>
+        </w:rPr>
+      </w:pPr>
+      <w:r>
+        <w:rPr>
+          <w:rFonts w:ascii="Consolas" w:eastAsia="Times New Roman" w:hAnsi="Consolas" w:cs="Times New Roman"/>
+          <w:color w:val="000000"/>
+          <w:sz w:val="33"/>
+          <w:szCs w:val="33"/>
+          <w:lang w:eastAsia="en-IN"/>
+        </w:rPr>
+        <w:t xml:space="preserve">    </w:t>
+      </w:r>
+      <w:r>
+        <w:rPr>
+          <w:rFonts w:ascii="Consolas" w:eastAsia="Times New Roman" w:hAnsi="Consolas" w:cs="Times New Roman"/>
+          <w:color w:val="800000"/>
+          <w:sz w:val="33"/>
+          <w:szCs w:val="33"/>
+          <w:lang w:eastAsia="en-IN"/>
+        </w:rPr>
+        <w:t>&lt;input</w:t>
+      </w:r>
+      <w:r>
+        <w:rPr>
+          <w:rFonts w:ascii="Consolas" w:eastAsia="Times New Roman" w:hAnsi="Consolas" w:cs="Times New Roman"/>
+          <w:color w:val="000000"/>
+          <w:sz w:val="33"/>
+          <w:szCs w:val="33"/>
+          <w:lang w:eastAsia="en-IN"/>
+        </w:rPr>
+        <w:t xml:space="preserve"> </w:t>
+      </w:r>
+      <w:r>
+        <w:rPr>
+          <w:rFonts w:ascii="Consolas" w:eastAsia="Times New Roman" w:hAnsi="Consolas" w:cs="Times New Roman"/>
+          <w:color w:val="E50000"/>
+          <w:sz w:val="33"/>
+          <w:szCs w:val="33"/>
+          <w:lang w:eastAsia="en-IN"/>
+        </w:rPr>
+        <w:t>type</w:t>
+      </w:r>
+      <w:r>
+        <w:rPr>
+          <w:rFonts w:ascii="Consolas" w:eastAsia="Times New Roman" w:hAnsi="Consolas" w:cs="Times New Roman"/>
+          <w:color w:val="000000"/>
+          <w:sz w:val="33"/>
+          <w:szCs w:val="33"/>
+          <w:lang w:eastAsia="en-IN"/>
+        </w:rPr>
+        <w:t>=</w:t>
+      </w:r>
+      <w:r>
+        <w:rPr>
+          <w:rFonts w:ascii="Consolas" w:eastAsia="Times New Roman" w:hAnsi="Consolas" w:cs="Times New Roman"/>
+          <w:color w:val="0000FF"/>
+          <w:sz w:val="33"/>
+          <w:szCs w:val="33"/>
+          <w:lang w:eastAsia="en-IN"/>
+        </w:rPr>
+        <w:t>"button"</w:t>
+      </w:r>
+      <w:r>
+        <w:rPr>
+          <w:rFonts w:ascii="Consolas" w:eastAsia="Times New Roman" w:hAnsi="Consolas" w:cs="Times New Roman"/>
+          <w:color w:val="000000"/>
+          <w:sz w:val="33"/>
+          <w:szCs w:val="33"/>
+          <w:lang w:eastAsia="en-IN"/>
+        </w:rPr>
+        <w:t xml:space="preserve"> </w:t>
+      </w:r>
+      <w:r>
+        <w:rPr>
+          <w:rFonts w:ascii="Consolas" w:eastAsia="Times New Roman" w:hAnsi="Consolas" w:cs="Times New Roman"/>
+          <w:color w:val="E50000"/>
+          <w:sz w:val="33"/>
+          <w:szCs w:val="33"/>
+          <w:lang w:eastAsia="en-IN"/>
+        </w:rPr>
+        <w:t>value</w:t>
+      </w:r>
+      <w:r>
+        <w:rPr>
+          <w:rFonts w:ascii="Consolas" w:eastAsia="Times New Roman" w:hAnsi="Consolas" w:cs="Times New Roman"/>
+          <w:color w:val="000000"/>
+          <w:sz w:val="33"/>
+          <w:szCs w:val="33"/>
+          <w:lang w:eastAsia="en-IN"/>
+        </w:rPr>
+        <w:t>=</w:t>
+      </w:r>
+      <w:r>
+        <w:rPr>
+          <w:rFonts w:ascii="Consolas" w:eastAsia="Times New Roman" w:hAnsi="Consolas" w:cs="Times New Roman"/>
+          <w:color w:val="0000FF"/>
+          <w:sz w:val="33"/>
+          <w:szCs w:val="33"/>
+          <w:lang w:eastAsia="en-IN"/>
+        </w:rPr>
+        <w:t>"Click"</w:t>
+      </w:r>
+      <w:r>
+        <w:rPr>
+          <w:rFonts w:ascii="Consolas" w:eastAsia="Times New Roman" w:hAnsi="Consolas" w:cs="Times New Roman"/>
+          <w:color w:val="000000"/>
+          <w:sz w:val="33"/>
+          <w:szCs w:val="33"/>
+          <w:lang w:eastAsia="en-IN"/>
+        </w:rPr>
+        <w:t xml:space="preserve"> </w:t>
+      </w:r>
+      <w:r>
+        <w:rPr>
+          <w:rFonts w:ascii="Consolas" w:eastAsia="Times New Roman" w:hAnsi="Consolas" w:cs="Times New Roman"/>
+          <w:color w:val="E50000"/>
+          <w:sz w:val="33"/>
+          <w:szCs w:val="33"/>
+          <w:lang w:eastAsia="en-IN"/>
+        </w:rPr>
+        <w:t>onclick</w:t>
+      </w:r>
+      <w:r>
+        <w:rPr>
+          <w:rFonts w:ascii="Consolas" w:eastAsia="Times New Roman" w:hAnsi="Consolas" w:cs="Times New Roman"/>
+          <w:color w:val="000000"/>
+          <w:sz w:val="33"/>
+          <w:szCs w:val="33"/>
+          <w:lang w:eastAsia="en-IN"/>
+        </w:rPr>
+        <w:t>=</w:t>
+      </w:r>
+      <w:r>
+        <w:rPr>
+          <w:rFonts w:ascii="Consolas" w:eastAsia="Times New Roman" w:hAnsi="Consolas" w:cs="Times New Roman"/>
+          <w:color w:val="0000FF"/>
+          <w:sz w:val="33"/>
+          <w:szCs w:val="33"/>
+          <w:lang w:eastAsia="en-IN"/>
+        </w:rPr>
+        <w:t>"loadDoc()"</w:t>
+      </w:r>
+      <w:r>
+        <w:rPr>
+          <w:rFonts w:ascii="Consolas" w:eastAsia="Times New Roman" w:hAnsi="Consolas" w:cs="Times New Roman"/>
+          <w:color w:val="800000"/>
+          <w:sz w:val="33"/>
+          <w:szCs w:val="33"/>
+          <w:lang w:eastAsia="en-IN"/>
+        </w:rPr>
+        <w:t>&gt;</w:t>
+      </w:r>
+    </w:p>
+    <w:p>
+      <w:pPr>
+        <w:shd w:val="clear" w:color="auto" w:fill="FFFFFF"/>
+        <w:spacing w:after="0" w:line="450" w:lineRule="atLeast"/>
+        <w:rPr>
+          <w:rFonts w:ascii="Consolas" w:eastAsia="Times New Roman" w:hAnsi="Consolas" w:cs="Times New Roman"/>
+          <w:color w:val="000000"/>
+          <w:sz w:val="33"/>
+          <w:szCs w:val="33"/>
+          <w:lang w:eastAsia="en-IN"/>
+        </w:rPr>
+      </w:pPr>
+      <w:r>
+        <w:rPr>
+          <w:rFonts w:ascii="Consolas" w:eastAsia="Times New Roman" w:hAnsi="Consolas" w:cs="Times New Roman"/>
+          <w:color w:val="000000"/>
+          <w:sz w:val="33"/>
+          <w:szCs w:val="33"/>
+          <w:lang w:eastAsia="en-IN"/>
+        </w:rPr>
+        <w:t xml:space="preserve">    </w:t>
+      </w:r>
+      <w:r>
+        <w:rPr>
+          <w:rFonts w:ascii="Consolas" w:eastAsia="Times New Roman" w:hAnsi="Consolas" w:cs="Times New Roman"/>
+          <w:color w:val="800000"/>
+          <w:sz w:val="33"/>
+          <w:szCs w:val="33"/>
+          <w:lang w:eastAsia="en-IN"/>
+        </w:rPr>
+        <w:t>&lt;br&gt;</w:t>
+      </w:r>
+    </w:p>
+    <w:p>
+      <w:pPr>
+        <w:shd w:val="clear" w:color="auto" w:fill="FFFFFF"/>
+        <w:spacing w:after="0" w:line="450" w:lineRule="atLeast"/>
+        <w:rPr>
+          <w:rFonts w:ascii="Consolas" w:eastAsia="Times New Roman" w:hAnsi="Consolas" w:cs="Times New Roman"/>
+          <w:color w:val="000000"/>
+          <w:sz w:val="33"/>
+          <w:szCs w:val="33"/>
+          <w:lang w:eastAsia="en-IN"/>
+        </w:rPr>
+      </w:pPr>
+      <w:r>
+        <w:rPr>
+          <w:rFonts w:ascii="Consolas" w:eastAsia="Times New Roman" w:hAnsi="Consolas" w:cs="Times New Roman"/>
+          <w:color w:val="000000"/>
+          <w:sz w:val="33"/>
+          <w:szCs w:val="33"/>
+          <w:lang w:eastAsia="en-IN"/>
+        </w:rPr>
+        <w:t xml:space="preserve">    </w:t>
+      </w:r>
+      <w:r>
+        <w:rPr>
+          <w:rFonts w:ascii="Consolas" w:eastAsia="Times New Roman" w:hAnsi="Consolas" w:cs="Times New Roman"/>
+          <w:color w:val="800000"/>
+          <w:sz w:val="33"/>
+          <w:szCs w:val="33"/>
+          <w:lang w:eastAsia="en-IN"/>
+        </w:rPr>
+        <w:t>&lt;p</w:t>
+      </w:r>
+      <w:r>
+        <w:rPr>
+          <w:rFonts w:ascii="Consolas" w:eastAsia="Times New Roman" w:hAnsi="Consolas" w:cs="Times New Roman"/>
+          <w:color w:val="000000"/>
+          <w:sz w:val="33"/>
+          <w:szCs w:val="33"/>
+          <w:lang w:eastAsia="en-IN"/>
+        </w:rPr>
+        <w:t xml:space="preserve"> </w:t>
+      </w:r>
+      <w:r>
+        <w:rPr>
+          <w:rFonts w:ascii="Consolas" w:eastAsia="Times New Roman" w:hAnsi="Consolas" w:cs="Times New Roman"/>
+          <w:color w:val="E50000"/>
+          <w:sz w:val="33"/>
+          <w:szCs w:val="33"/>
+          <w:lang w:eastAsia="en-IN"/>
+        </w:rPr>
+        <w:t>id</w:t>
+      </w:r>
+      <w:r>
+        <w:rPr>
+          <w:rFonts w:ascii="Consolas" w:eastAsia="Times New Roman" w:hAnsi="Consolas" w:cs="Times New Roman"/>
+          <w:color w:val="000000"/>
+          <w:sz w:val="33"/>
+          <w:szCs w:val="33"/>
+          <w:lang w:eastAsia="en-IN"/>
+        </w:rPr>
+        <w:t>=</w:t>
+      </w:r>
+      <w:r>
+        <w:rPr>
+          <w:rFonts w:ascii="Consolas" w:eastAsia="Times New Roman" w:hAnsi="Consolas" w:cs="Times New Roman"/>
+          <w:color w:val="0000FF"/>
+          <w:sz w:val="33"/>
+          <w:szCs w:val="33"/>
+          <w:lang w:eastAsia="en-IN"/>
+        </w:rPr>
+        <w:t>"p1"</w:t>
+      </w:r>
+      <w:r>
+        <w:rPr>
+          <w:rFonts w:ascii="Consolas" w:eastAsia="Times New Roman" w:hAnsi="Consolas" w:cs="Times New Roman"/>
+          <w:color w:val="800000"/>
+          <w:sz w:val="33"/>
+          <w:szCs w:val="33"/>
+          <w:lang w:eastAsia="en-IN"/>
+        </w:rPr>
+        <w:t>&gt;&lt;/p&gt;</w:t>
+      </w:r>
+    </w:p>
+    <w:p>
+      <w:pPr>
+        <w:shd w:val="clear" w:color="auto" w:fill="FFFFFF"/>
+        <w:spacing w:after="0" w:line="450" w:lineRule="atLeast"/>
+        <w:rPr>
+          <w:rFonts w:ascii="Consolas" w:eastAsia="Times New Roman" w:hAnsi="Consolas" w:cs="Times New Roman"/>
+          <w:color w:val="000000"/>
+          <w:sz w:val="33"/>
+          <w:szCs w:val="33"/>
+          <w:lang w:eastAsia="en-IN"/>
+        </w:rPr>
+      </w:pPr>
+      <w:r>
+        <w:rPr>
+          <w:rFonts w:ascii="Consolas" w:eastAsia="Times New Roman" w:hAnsi="Consolas" w:cs="Times New Roman"/>
+          <w:color w:val="000000"/>
+          <w:sz w:val="33"/>
+          <w:szCs w:val="33"/>
+          <w:lang w:eastAsia="en-IN"/>
+        </w:rPr>
+        <w:t xml:space="preserve">    </w:t>
+      </w:r>
+      <w:r>
+        <w:rPr>
+          <w:rFonts w:ascii="Consolas" w:eastAsia="Times New Roman" w:hAnsi="Consolas" w:cs="Times New Roman"/>
+          <w:color w:val="800000"/>
+          <w:sz w:val="33"/>
+          <w:szCs w:val="33"/>
+          <w:lang w:eastAsia="en-IN"/>
+        </w:rPr>
+        <w:t>&lt;script&gt;</w:t>
+      </w:r>
+    </w:p>
+    <w:p>
+      <w:pPr>
+        <w:shd w:val="clear" w:color="auto" w:fill="FFFFFF"/>
+        <w:spacing w:after="0" w:line="450" w:lineRule="atLeast"/>
+        <w:rPr>
+          <w:rFonts w:ascii="Consolas" w:eastAsia="Times New Roman" w:hAnsi="Consolas" w:cs="Times New Roman"/>
+          <w:color w:val="000000"/>
+          <w:sz w:val="33"/>
+          <w:szCs w:val="33"/>
+          <w:lang w:eastAsia="en-IN"/>
+        </w:rPr>
+      </w:pPr>
+      <w:r>
+        <w:rPr>
+          <w:rFonts w:ascii="Consolas" w:eastAsia="Times New Roman" w:hAnsi="Consolas" w:cs="Times New Roman"/>
+          <w:color w:val="000000"/>
+          <w:sz w:val="33"/>
+          <w:szCs w:val="33"/>
+          <w:lang w:eastAsia="en-IN"/>
+        </w:rPr>
+        <w:t xml:space="preserve">        </w:t>
+      </w:r>
+      <w:r>
+        <w:rPr>
+          <w:rFonts w:ascii="Consolas" w:eastAsia="Times New Roman" w:hAnsi="Consolas" w:cs="Times New Roman"/>
+          <w:color w:val="0000FF"/>
+          <w:sz w:val="33"/>
+          <w:szCs w:val="33"/>
+          <w:lang w:eastAsia="en-IN"/>
+        </w:rPr>
+        <w:t>function</w:t>
+      </w:r>
+      <w:r>
+        <w:rPr>
+          <w:rFonts w:ascii="Consolas" w:eastAsia="Times New Roman" w:hAnsi="Consolas" w:cs="Times New Roman"/>
+          <w:color w:val="000000"/>
+          <w:sz w:val="33"/>
+          <w:szCs w:val="33"/>
+          <w:lang w:eastAsia="en-IN"/>
+        </w:rPr>
+        <w:t xml:space="preserve"> loadDoc() {</w:t>
+      </w:r>
+    </w:p>
+    <w:p>
+      <w:pPr>
+        <w:shd w:val="clear" w:color="auto" w:fill="FFFFFF"/>
+        <w:spacing w:after="0" w:line="450" w:lineRule="atLeast"/>
+        <w:rPr>
+          <w:rFonts w:ascii="Consolas" w:eastAsia="Times New Roman" w:hAnsi="Consolas" w:cs="Times New Roman"/>
+          <w:color w:val="000000"/>
+          <w:sz w:val="33"/>
+          <w:szCs w:val="33"/>
+          <w:lang w:eastAsia="en-IN"/>
+        </w:rPr>
+      </w:pPr>
+      <w:r>
+        <w:rPr>
+          <w:rFonts w:ascii="Consolas" w:eastAsia="Times New Roman" w:hAnsi="Consolas" w:cs="Times New Roman"/>
+          <w:color w:val="000000"/>
+          <w:sz w:val="33"/>
+          <w:szCs w:val="33"/>
+          <w:lang w:eastAsia="en-IN"/>
+        </w:rPr>
+        <w:t xml:space="preserve">  </w:t>
+      </w:r>
+      <w:r>
+        <w:rPr>
+          <w:rFonts w:ascii="Consolas" w:eastAsia="Times New Roman" w:hAnsi="Consolas" w:cs="Times New Roman"/>
+          <w:color w:val="0000FF"/>
+          <w:sz w:val="33"/>
+          <w:szCs w:val="33"/>
+          <w:lang w:eastAsia="en-IN"/>
+        </w:rPr>
+        <w:t>var</w:t>
+      </w:r>
+      <w:r>
+        <w:rPr>
+          <w:rFonts w:ascii="Consolas" w:eastAsia="Times New Roman" w:hAnsi="Consolas" w:cs="Times New Roman"/>
+          <w:color w:val="000000"/>
+          <w:sz w:val="33"/>
+          <w:szCs w:val="33"/>
+          <w:lang w:eastAsia="en-IN"/>
+        </w:rPr>
+        <w:t xml:space="preserve"> xhttp = </w:t>
+      </w:r>
+      <w:r>
+        <w:rPr>
+          <w:rFonts w:ascii="Consolas" w:eastAsia="Times New Roman" w:hAnsi="Consolas" w:cs="Times New Roman"/>
+          <w:color w:val="0000FF"/>
+          <w:sz w:val="33"/>
+          <w:szCs w:val="33"/>
+          <w:lang w:eastAsia="en-IN"/>
+        </w:rPr>
+        <w:t>new</w:t>
+      </w:r>
+      <w:r>
+        <w:rPr>
+          <w:rFonts w:ascii="Consolas" w:eastAsia="Times New Roman" w:hAnsi="Consolas" w:cs="Times New Roman"/>
+          <w:color w:val="000000"/>
+          <w:sz w:val="33"/>
+          <w:szCs w:val="33"/>
+          <w:lang w:eastAsia="en-IN"/>
+        </w:rPr>
+        <w:t xml:space="preserve"> XMLHttpRequest();</w:t>
+      </w:r>
+    </w:p>
+    <w:p>
+      <w:pPr>
+        <w:shd w:val="clear" w:color="auto" w:fill="FFFFFF"/>
+        <w:spacing w:after="0" w:line="450" w:lineRule="atLeast"/>
+        <w:rPr>
+          <w:rFonts w:ascii="Consolas" w:eastAsia="Times New Roman" w:hAnsi="Consolas" w:cs="Times New Roman"/>
+          <w:color w:val="000000"/>
+          <w:sz w:val="33"/>
+          <w:szCs w:val="33"/>
+          <w:lang w:eastAsia="en-IN"/>
+        </w:rPr>
+      </w:pPr>
+      <w:r>
+        <w:rPr>
+          <w:rFonts w:ascii="Consolas" w:eastAsia="Times New Roman" w:hAnsi="Consolas" w:cs="Times New Roman"/>
+          <w:color w:val="000000"/>
+          <w:sz w:val="33"/>
+          <w:szCs w:val="33"/>
+          <w:lang w:eastAsia="en-IN"/>
+        </w:rPr>
+        <w:t xml:space="preserve">  xhttp.onreadystatechange = </w:t>
+      </w:r>
+      <w:r>
+        <w:rPr>
+          <w:rFonts w:ascii="Consolas" w:eastAsia="Times New Roman" w:hAnsi="Consolas" w:cs="Times New Roman"/>
+          <w:color w:val="0000FF"/>
+          <w:sz w:val="33"/>
+          <w:szCs w:val="33"/>
+          <w:lang w:eastAsia="en-IN"/>
+        </w:rPr>
+        <w:t>function</w:t>
+      </w:r>
+      <w:r>
+        <w:rPr>
+          <w:rFonts w:ascii="Consolas" w:eastAsia="Times New Roman" w:hAnsi="Consolas" w:cs="Times New Roman"/>
+          <w:color w:val="000000"/>
+          <w:sz w:val="33"/>
+          <w:szCs w:val="33"/>
+          <w:lang w:eastAsia="en-IN"/>
+        </w:rPr>
+        <w:t>() {</w:t>
+      </w:r>
+    </w:p>
+    <w:p>
+      <w:pPr>
+        <w:shd w:val="clear" w:color="auto" w:fill="FFFFFF"/>
+        <w:spacing w:after="0" w:line="450" w:lineRule="atLeast"/>
+        <w:rPr>
+          <w:rFonts w:ascii="Consolas" w:eastAsia="Times New Roman" w:hAnsi="Consolas" w:cs="Times New Roman"/>
+          <w:color w:val="000000"/>
+          <w:sz w:val="33"/>
+          <w:szCs w:val="33"/>
+          <w:lang w:eastAsia="en-IN"/>
+        </w:rPr>
+      </w:pPr>
+      <w:r>
+        <w:rPr>
+          <w:rFonts w:ascii="Consolas" w:eastAsia="Times New Roman" w:hAnsi="Consolas" w:cs="Times New Roman"/>
+          <w:color w:val="000000"/>
+          <w:sz w:val="33"/>
+          <w:szCs w:val="33"/>
+          <w:lang w:eastAsia="en-IN"/>
+        </w:rPr>
+        <w:t xml:space="preserve">    </w:t>
+      </w:r>
+      <w:r>
+        <w:rPr>
+          <w:rFonts w:ascii="Consolas" w:eastAsia="Times New Roman" w:hAnsi="Consolas" w:cs="Times New Roman"/>
+          <w:color w:val="0000FF"/>
+          <w:sz w:val="33"/>
+          <w:szCs w:val="33"/>
+          <w:lang w:eastAsia="en-IN"/>
+        </w:rPr>
+        <w:t>if</w:t>
+      </w:r>
+      <w:r>
+        <w:rPr>
+          <w:rFonts w:ascii="Consolas" w:eastAsia="Times New Roman" w:hAnsi="Consolas" w:cs="Times New Roman"/>
+          <w:color w:val="000000"/>
+          <w:sz w:val="33"/>
+          <w:szCs w:val="33"/>
+          <w:lang w:eastAsia="en-IN"/>
+        </w:rPr>
+        <w:t xml:space="preserve"> (</w:t>
+      </w:r>
+      <w:r>
+        <w:rPr>
+          <w:rFonts w:ascii="Consolas" w:eastAsia="Times New Roman" w:hAnsi="Consolas" w:cs="Times New Roman"/>
+          <w:color w:val="0000FF"/>
+          <w:sz w:val="33"/>
+          <w:szCs w:val="33"/>
+          <w:lang w:eastAsia="en-IN"/>
+        </w:rPr>
+        <w:t>this</w:t>
+      </w:r>
+      <w:r>
+        <w:rPr>
+          <w:rFonts w:ascii="Consolas" w:eastAsia="Times New Roman" w:hAnsi="Consolas" w:cs="Times New Roman"/>
+          <w:color w:val="000000"/>
+          <w:sz w:val="33"/>
+          <w:szCs w:val="33"/>
+          <w:lang w:eastAsia="en-IN"/>
+        </w:rPr>
+        <w:t xml:space="preserve">.readyState == </w:t>
+      </w:r>
+      <w:r>
+        <w:rPr>
+          <w:rFonts w:ascii="Consolas" w:eastAsia="Times New Roman" w:hAnsi="Consolas" w:cs="Times New Roman"/>
+          <w:color w:val="098658"/>
+          <w:sz w:val="33"/>
+          <w:szCs w:val="33"/>
+          <w:lang w:eastAsia="en-IN"/>
+        </w:rPr>
+        <w:t>4</w:t>
+      </w:r>
+      <w:r>
+        <w:rPr>
+          <w:rFonts w:ascii="Consolas" w:eastAsia="Times New Roman" w:hAnsi="Consolas" w:cs="Times New Roman"/>
+          <w:color w:val="000000"/>
+          <w:sz w:val="33"/>
+          <w:szCs w:val="33"/>
+          <w:lang w:eastAsia="en-IN"/>
+        </w:rPr>
+        <w:t xml:space="preserve"> &amp;&amp; </w:t>
+      </w:r>
+      <w:r>
+        <w:rPr>
+          <w:rFonts w:ascii="Consolas" w:eastAsia="Times New Roman" w:hAnsi="Consolas" w:cs="Times New Roman"/>
+          <w:color w:val="0000FF"/>
+          <w:sz w:val="33"/>
+          <w:szCs w:val="33"/>
+          <w:lang w:eastAsia="en-IN"/>
+        </w:rPr>
+        <w:t>this</w:t>
+      </w:r>
+      <w:r>
+        <w:rPr>
+          <w:rFonts w:ascii="Consolas" w:eastAsia="Times New Roman" w:hAnsi="Consolas" w:cs="Times New Roman"/>
+          <w:color w:val="000000"/>
+          <w:sz w:val="33"/>
+          <w:szCs w:val="33"/>
+          <w:lang w:eastAsia="en-IN"/>
+        </w:rPr>
+        <w:t xml:space="preserve">.status == </w:t>
+      </w:r>
+      <w:r>
+        <w:rPr>
+          <w:rFonts w:ascii="Consolas" w:eastAsia="Times New Roman" w:hAnsi="Consolas" w:cs="Times New Roman"/>
+          <w:color w:val="098658"/>
+          <w:sz w:val="33"/>
+          <w:szCs w:val="33"/>
+          <w:lang w:eastAsia="en-IN"/>
+        </w:rPr>
+        <w:t>200</w:t>
+      </w:r>
+      <w:r>
+        <w:rPr>
+          <w:rFonts w:ascii="Consolas" w:eastAsia="Times New Roman" w:hAnsi="Consolas" w:cs="Times New Roman"/>
+          <w:color w:val="000000"/>
+          <w:sz w:val="33"/>
+          <w:szCs w:val="33"/>
+          <w:lang w:eastAsia="en-IN"/>
+        </w:rPr>
+        <w:t>) {</w:t>
+      </w:r>
+    </w:p>
+    <w:p>
+      <w:pPr>
+        <w:shd w:val="clear" w:color="auto" w:fill="FFFFFF"/>
+        <w:spacing w:after="0" w:line="450" w:lineRule="atLeast"/>
+        <w:rPr>
+          <w:rFonts w:ascii="Consolas" w:eastAsia="Times New Roman" w:hAnsi="Consolas" w:cs="Times New Roman"/>
+          <w:color w:val="000000"/>
+          <w:sz w:val="33"/>
+          <w:szCs w:val="33"/>
+          <w:lang w:eastAsia="en-IN"/>
+        </w:rPr>
+      </w:pPr>
+      <w:r>
+        <w:rPr>
+          <w:rFonts w:ascii="Consolas" w:eastAsia="Times New Roman" w:hAnsi="Consolas" w:cs="Times New Roman"/>
+          <w:color w:val="000000"/>
+          <w:sz w:val="33"/>
+          <w:szCs w:val="33"/>
+          <w:lang w:eastAsia="en-IN"/>
+        </w:rPr>
+        <w:t>      document.getElementById(</w:t>
+      </w:r>
+      <w:r>
+        <w:rPr>
+          <w:rFonts w:ascii="Consolas" w:eastAsia="Times New Roman" w:hAnsi="Consolas" w:cs="Times New Roman"/>
+          <w:color w:val="A31515"/>
+          <w:sz w:val="33"/>
+          <w:szCs w:val="33"/>
+          <w:lang w:eastAsia="en-IN"/>
+        </w:rPr>
+        <w:t>"p1"</w:t>
+      </w:r>
+      <w:r>
+        <w:rPr>
+          <w:rFonts w:ascii="Consolas" w:eastAsia="Times New Roman" w:hAnsi="Consolas" w:cs="Times New Roman"/>
+          <w:color w:val="000000"/>
+          <w:sz w:val="33"/>
+          <w:szCs w:val="33"/>
+          <w:lang w:eastAsia="en-IN"/>
+        </w:rPr>
+        <w:t>).innerHTML =</w:t>
+      </w:r>
+    </w:p>
+    <w:p>
+      <w:pPr>
+        <w:shd w:val="clear" w:color="auto" w:fill="FFFFFF"/>
+        <w:spacing w:after="0" w:line="450" w:lineRule="atLeast"/>
+        <w:rPr>
+          <w:rFonts w:ascii="Consolas" w:eastAsia="Times New Roman" w:hAnsi="Consolas" w:cs="Times New Roman"/>
+          <w:color w:val="000000"/>
+          <w:sz w:val="33"/>
+          <w:szCs w:val="33"/>
+          <w:lang w:eastAsia="en-IN"/>
+        </w:rPr>
+      </w:pPr>
+      <w:r>
+        <w:rPr>
+          <w:rFonts w:ascii="Consolas" w:eastAsia="Times New Roman" w:hAnsi="Consolas" w:cs="Times New Roman"/>
+          <w:color w:val="000000"/>
+          <w:sz w:val="33"/>
+          <w:szCs w:val="33"/>
+          <w:lang w:eastAsia="en-IN"/>
+        </w:rPr>
+        <w:t xml:space="preserve">      </w:t>
+      </w:r>
+      <w:r>
+        <w:rPr>
+          <w:rFonts w:ascii="Consolas" w:eastAsia="Times New Roman" w:hAnsi="Consolas" w:cs="Times New Roman"/>
+          <w:color w:val="0000FF"/>
+          <w:sz w:val="33"/>
+          <w:szCs w:val="33"/>
+          <w:lang w:eastAsia="en-IN"/>
+        </w:rPr>
+        <w:t>this</w:t>
+      </w:r>
+      <w:r>
+        <w:rPr>
+          <w:rFonts w:ascii="Consolas" w:eastAsia="Times New Roman" w:hAnsi="Consolas" w:cs="Times New Roman"/>
+          <w:color w:val="000000"/>
+          <w:sz w:val="33"/>
+          <w:szCs w:val="33"/>
+          <w:lang w:eastAsia="en-IN"/>
+        </w:rPr>
+        <w:t>.responseText;</w:t>
+      </w:r>
+    </w:p>
+    <w:p>
+      <w:pPr>
+        <w:shd w:val="clear" w:color="auto" w:fill="FFFFFF"/>
+        <w:spacing w:after="0" w:line="450" w:lineRule="atLeast"/>
+        <w:rPr>
+          <w:rFonts w:ascii="Consolas" w:eastAsia="Times New Roman" w:hAnsi="Consolas" w:cs="Times New Roman"/>
+          <w:color w:val="000000"/>
+          <w:sz w:val="33"/>
+          <w:szCs w:val="33"/>
+          <w:lang w:eastAsia="en-IN"/>
+        </w:rPr>
+      </w:pPr>
+      <w:r>
+        <w:rPr>
+          <w:rFonts w:ascii="Consolas" w:eastAsia="Times New Roman" w:hAnsi="Consolas" w:cs="Times New Roman"/>
+          <w:color w:val="000000"/>
+          <w:sz w:val="33"/>
+          <w:szCs w:val="33"/>
+          <w:lang w:eastAsia="en-IN"/>
+        </w:rPr>
+        <w:t>    }</w:t>
+      </w:r>
+    </w:p>
+    <w:p>
+      <w:pPr>
+        <w:shd w:val="clear" w:color="auto" w:fill="FFFFFF"/>
+        <w:spacing w:after="0" w:line="450" w:lineRule="atLeast"/>
+        <w:rPr>
+          <w:rFonts w:ascii="Consolas" w:eastAsia="Times New Roman" w:hAnsi="Consolas" w:cs="Times New Roman"/>
+          <w:color w:val="000000"/>
+          <w:sz w:val="33"/>
+          <w:szCs w:val="33"/>
+          <w:lang w:eastAsia="en-IN"/>
+        </w:rPr>
+      </w:pPr>
+      <w:r>
+        <w:rPr>
+          <w:rFonts w:ascii="Consolas" w:eastAsia="Times New Roman" w:hAnsi="Consolas" w:cs="Times New Roman"/>
+          <w:color w:val="000000"/>
+          <w:sz w:val="33"/>
+          <w:szCs w:val="33"/>
+          <w:lang w:eastAsia="en-IN"/>
+        </w:rPr>
+        <w:t>  };</w:t>
+      </w:r>
+    </w:p>
+    <w:p>
+      <w:pPr>
+        <w:shd w:val="clear" w:color="auto" w:fill="FFFFFF"/>
+        <w:spacing w:after="0" w:line="450" w:lineRule="atLeast"/>
+        <w:rPr>
+          <w:rFonts w:ascii="Consolas" w:eastAsia="Times New Roman" w:hAnsi="Consolas" w:cs="Times New Roman"/>
+          <w:color w:val="000000"/>
+          <w:sz w:val="33"/>
+          <w:szCs w:val="33"/>
+          <w:lang w:eastAsia="en-IN"/>
+        </w:rPr>
+      </w:pPr>
+      <w:r>
+        <w:rPr>
+          <w:rFonts w:ascii="Consolas" w:eastAsia="Times New Roman" w:hAnsi="Consolas" w:cs="Times New Roman"/>
+          <w:color w:val="000000"/>
+          <w:sz w:val="33"/>
+          <w:szCs w:val="33"/>
+          <w:lang w:eastAsia="en-IN"/>
+        </w:rPr>
+        <w:t>  xhttp.open(</w:t>
+      </w:r>
+      <w:r>
+        <w:rPr>
+          <w:rFonts w:ascii="Consolas" w:eastAsia="Times New Roman" w:hAnsi="Consolas" w:cs="Times New Roman"/>
+          <w:color w:val="A31515"/>
+          <w:sz w:val="33"/>
+          <w:szCs w:val="33"/>
+          <w:lang w:eastAsia="en-IN"/>
+        </w:rPr>
+        <w:t>"GET"</w:t>
+      </w:r>
+      <w:r>
+        <w:rPr>
+          <w:rFonts w:ascii="Consolas" w:eastAsia="Times New Roman" w:hAnsi="Consolas" w:cs="Times New Roman"/>
+          <w:color w:val="000000"/>
+          <w:sz w:val="33"/>
+          <w:szCs w:val="33"/>
+          <w:lang w:eastAsia="en-IN"/>
+        </w:rPr>
+        <w:t xml:space="preserve">, </w:t>
+      </w:r>
+      <w:r>
+        <w:rPr>
+          <w:rFonts w:ascii="Consolas" w:eastAsia="Times New Roman" w:hAnsi="Consolas" w:cs="Times New Roman"/>
+          <w:color w:val="A31515"/>
+          <w:sz w:val="33"/>
+          <w:szCs w:val="33"/>
+          <w:lang w:eastAsia="en-IN"/>
+        </w:rPr>
+        <w:t>"https://jsonplaceholder.typicode.com/todos/1"</w:t>
+      </w:r>
+      <w:r>
+        <w:rPr>
+          <w:rFonts w:ascii="Consolas" w:eastAsia="Times New Roman" w:hAnsi="Consolas" w:cs="Times New Roman"/>
+          <w:color w:val="000000"/>
+          <w:sz w:val="33"/>
+          <w:szCs w:val="33"/>
+          <w:lang w:eastAsia="en-IN"/>
+        </w:rPr>
+        <w:t xml:space="preserve">, </w:t>
+      </w:r>
+      <w:r>
+        <w:rPr>
+          <w:rFonts w:ascii="Consolas" w:eastAsia="Times New Roman" w:hAnsi="Consolas" w:cs="Times New Roman"/>
+          <w:color w:val="0000FF"/>
+          <w:sz w:val="33"/>
+          <w:szCs w:val="33"/>
+          <w:lang w:eastAsia="en-IN"/>
+        </w:rPr>
+        <w:t>true</w:t>
+      </w:r>
+      <w:r>
+        <w:rPr>
+          <w:rFonts w:ascii="Consolas" w:eastAsia="Times New Roman" w:hAnsi="Consolas" w:cs="Times New Roman"/>
+          <w:color w:val="000000"/>
+          <w:sz w:val="33"/>
+          <w:szCs w:val="33"/>
+          <w:lang w:eastAsia="en-IN"/>
+        </w:rPr>
+        <w:t>);</w:t>
+      </w:r>
+    </w:p>
+    <w:p>
+      <w:pPr>
+        <w:shd w:val="clear" w:color="auto" w:fill="FFFFFF"/>
+        <w:spacing w:after="0" w:line="450" w:lineRule="atLeast"/>
+        <w:rPr>
+          <w:rFonts w:ascii="Consolas" w:eastAsia="Times New Roman" w:hAnsi="Consolas" w:cs="Times New Roman"/>
+          <w:color w:val="000000"/>
+          <w:sz w:val="33"/>
+          <w:szCs w:val="33"/>
+          <w:lang w:eastAsia="en-IN"/>
+        </w:rPr>
+      </w:pPr>
+      <w:r>
+        <w:rPr>
+          <w:rFonts w:ascii="Consolas" w:eastAsia="Times New Roman" w:hAnsi="Consolas" w:cs="Times New Roman"/>
+          <w:color w:val="000000"/>
+          <w:sz w:val="33"/>
+          <w:szCs w:val="33"/>
+          <w:lang w:eastAsia="en-IN"/>
+        </w:rPr>
+        <w:lastRenderedPageBreak/>
+        <w:t>  xhttp.send();</w:t>
+      </w:r>
+    </w:p>
+    <w:p>
+      <w:pPr>
+        <w:shd w:val="clear" w:color="auto" w:fill="FFFFFF"/>
+        <w:spacing w:after="0" w:line="450" w:lineRule="atLeast"/>
+        <w:rPr>
+          <w:rFonts w:ascii="Consolas" w:eastAsia="Times New Roman" w:hAnsi="Consolas" w:cs="Times New Roman"/>
+          <w:color w:val="000000"/>
+          <w:sz w:val="33"/>
+          <w:szCs w:val="33"/>
+          <w:lang w:eastAsia="en-IN"/>
+        </w:rPr>
+      </w:pPr>
+      <w:r>
+        <w:rPr>
+          <w:rFonts w:ascii="Consolas" w:eastAsia="Times New Roman" w:hAnsi="Consolas" w:cs="Times New Roman"/>
+          <w:color w:val="000000"/>
+          <w:sz w:val="33"/>
+          <w:szCs w:val="33"/>
+          <w:lang w:eastAsia="en-IN"/>
+        </w:rPr>
+        <w:t>}</w:t>
+      </w:r>
+    </w:p>
+    <w:p>
+      <w:pPr>
+        <w:shd w:val="clear" w:color="auto" w:fill="FFFFFF"/>
+        <w:spacing w:after="0" w:line="450" w:lineRule="atLeast"/>
+        <w:rPr>
+          <w:rFonts w:ascii="Consolas" w:eastAsia="Times New Roman" w:hAnsi="Consolas" w:cs="Times New Roman"/>
+          <w:color w:val="000000"/>
+          <w:sz w:val="33"/>
+          <w:szCs w:val="33"/>
+          <w:lang w:eastAsia="en-IN"/>
+        </w:rPr>
+      </w:pPr>
+      <w:r>
+        <w:rPr>
+          <w:rFonts w:ascii="Consolas" w:eastAsia="Times New Roman" w:hAnsi="Consolas" w:cs="Times New Roman"/>
+          <w:color w:val="000000"/>
+          <w:sz w:val="33"/>
+          <w:szCs w:val="33"/>
+          <w:lang w:eastAsia="en-IN"/>
+        </w:rPr>
+        <w:t xml:space="preserve">    </w:t>
+      </w:r>
+      <w:r>
+        <w:rPr>
+          <w:rFonts w:ascii="Consolas" w:eastAsia="Times New Roman" w:hAnsi="Consolas" w:cs="Times New Roman"/>
+          <w:color w:val="800000"/>
+          <w:sz w:val="33"/>
+          <w:szCs w:val="33"/>
+          <w:lang w:eastAsia="en-IN"/>
+        </w:rPr>
+        <w:t>&lt;/script&gt;</w:t>
+      </w:r>
+    </w:p>
+    <w:p>
+      <w:pPr>
+        <w:shd w:val="clear" w:color="auto" w:fill="FFFFFF"/>
+        <w:spacing w:after="0" w:line="450" w:lineRule="atLeast"/>
+        <w:rPr>
+          <w:rFonts w:ascii="Consolas" w:eastAsia="Times New Roman" w:hAnsi="Consolas" w:cs="Times New Roman"/>
+          <w:color w:val="000000"/>
+          <w:sz w:val="33"/>
+          <w:szCs w:val="33"/>
+          <w:lang w:eastAsia="en-IN"/>
+        </w:rPr>
+      </w:pPr>
+      <w:r>
+        <w:rPr>
+          <w:rFonts w:ascii="Consolas" w:eastAsia="Times New Roman" w:hAnsi="Consolas" w:cs="Times New Roman"/>
+          <w:color w:val="800000"/>
+          <w:sz w:val="33"/>
+          <w:szCs w:val="33"/>
+          <w:lang w:eastAsia="en-IN"/>
+        </w:rPr>
+        <w:t>&lt;/body&gt;</w:t>
+      </w:r>
+    </w:p>
+    <w:p>
+      <w:pPr>
+        <w:shd w:val="clear" w:color="auto" w:fill="FFFFFF"/>
+        <w:spacing w:after="0" w:line="450" w:lineRule="atLeast"/>
+        <w:rPr>
+          <w:rFonts w:ascii="Consolas" w:eastAsia="Times New Roman" w:hAnsi="Consolas" w:cs="Times New Roman"/>
+          <w:color w:val="000000"/>
+          <w:sz w:val="33"/>
+          <w:szCs w:val="33"/>
+          <w:lang w:eastAsia="en-IN"/>
+        </w:rPr>
+      </w:pPr>
+      <w:r>
+        <w:rPr>
+          <w:rFonts w:ascii="Consolas" w:eastAsia="Times New Roman" w:hAnsi="Consolas" w:cs="Times New Roman"/>
+          <w:color w:val="800000"/>
+          <w:sz w:val="33"/>
+          <w:szCs w:val="33"/>
+          <w:lang w:eastAsia="en-IN"/>
+        </w:rPr>
+        <w:t>&lt;/html&gt;</w:t>
+      </w:r>
     </w:p>
     <w:p>
       <w:pPr>
@@ -4573,6 +5495,18 @@
       <w:lang w:eastAsia="en-IN"/>
     </w:rPr>
   </w:style>
+  <w:style w:type="character" w:styleId="FollowedHyperlink">
+    <w:name w:val="FollowedHyperlink"/>
+    <w:basedOn w:val="DefaultParagraphFont"/>
+    <w:uiPriority w:val="99"/>
+    <w:semiHidden/>
+    <w:unhideWhenUsed/>
+    <w:rsid w:val="0062495E"/>
+    <w:rPr>
+      <w:color w:val="954F72" w:themeColor="followedHyperlink"/>
+      <w:u w:val="single"/>
+    </w:rPr>
+  </w:style>
 </w:styles>
 </file>
 

--- a/notes_25May2023.docx
+++ b/notes_25May2023.docx
@@ -2741,6 +2741,4690 @@
       <w:pPr>
         <w:pStyle w:val="ListParagraph"/>
         <w:ind w:left="1440"/>
+      </w:pPr>
+    </w:p>
+    <w:p>
+      <w:pPr>
+        <w:pStyle w:val="ListParagraph"/>
+        <w:pBdr>
+          <w:bottom w:val="single" w:sz="6" w:space="1" w:color="auto"/>
+        </w:pBdr>
+        <w:ind w:left="1440"/>
+      </w:pPr>
+    </w:p>
+    <w:p>
+      <w:pPr>
+        <w:pStyle w:val="ListParagraph"/>
+        <w:ind w:left="1440"/>
+      </w:pPr>
+      <w:r>
+        <w:t>JQuery</w:t>
+      </w:r>
+    </w:p>
+    <w:p>
+      <w:pPr>
+        <w:pStyle w:val="ListParagraph"/>
+        <w:ind w:left="1440"/>
+      </w:pPr>
+      <w:r>
+        <w:tab/>
+        <w:t>Is an application of Javascript</w:t>
+      </w:r>
+    </w:p>
+    <w:p>
+      <w:pPr>
+        <w:pStyle w:val="ListParagraph"/>
+        <w:ind w:left="1440"/>
+      </w:pPr>
+    </w:p>
+    <w:p>
+      <w:pPr>
+        <w:pStyle w:val="ListParagraph"/>
+        <w:ind w:left="1440"/>
+      </w:pPr>
+    </w:p>
+    <w:p>
+      <w:pPr>
+        <w:pStyle w:val="ListParagraph"/>
+        <w:ind w:left="1440"/>
+      </w:pPr>
+      <w:r>
+        <w:rPr>
+          <w:highlight w:val="yellow"/>
+        </w:rPr>
+        <w:t>&lt;script src="https://code.jquery.com/jquery-3.7.0.js" integrity="sha256-JlqSTELeR4TLqP0OG9dxM7yDPqX1ox/HfgiSLBj8+kM=" crossorigin="anonymous"&gt;&lt;/script&gt;</w:t>
+      </w:r>
+    </w:p>
+    <w:p>
+      <w:pPr>
+        <w:pStyle w:val="ListParagraph"/>
+        <w:ind w:left="1440"/>
+      </w:pPr>
+    </w:p>
+    <w:p>
+      <w:pPr>
+        <w:pStyle w:val="ListParagraph"/>
+        <w:ind w:left="1440"/>
+      </w:pPr>
+    </w:p>
+    <w:p>
+      <w:pPr>
+        <w:pStyle w:val="ListParagraph"/>
+        <w:ind w:left="1440"/>
+      </w:pPr>
+    </w:p>
+    <w:p>
+      <w:pPr>
+        <w:pStyle w:val="ListParagraph"/>
+        <w:ind w:left="1440"/>
+      </w:pPr>
+    </w:p>
+    <w:p>
+      <w:pPr>
+        <w:pStyle w:val="ListParagraph"/>
+        <w:ind w:left="1440"/>
+      </w:pPr>
+    </w:p>
+    <w:p>
+      <w:pPr>
+        <w:pStyle w:val="ListParagraph"/>
+        <w:ind w:left="1440"/>
+      </w:pPr>
+      <w:r>
+        <w:t>Getting started with Jquery:</w:t>
+      </w:r>
+    </w:p>
+    <w:p>
+      <w:pPr>
+        <w:pStyle w:val="ListParagraph"/>
+        <w:numPr>
+          <w:ilvl w:val="0"/>
+          <w:numId w:val="22"/>
+        </w:numPr>
+      </w:pPr>
+      <w:r>
+        <w:t>In html file, we want to use jquery, we can reference to a jquery CDN</w:t>
+      </w:r>
+    </w:p>
+    <w:p>
+      <w:pPr>
+        <w:pStyle w:val="ListParagraph"/>
+        <w:ind w:left="1800"/>
+      </w:pPr>
+    </w:p>
+    <w:p>
+      <w:pPr>
+        <w:pStyle w:val="ListParagraph"/>
+        <w:ind w:left="1800"/>
+      </w:pPr>
+    </w:p>
+    <w:p>
+      <w:pPr>
+        <w:shd w:val="clear" w:color="auto" w:fill="FFFFFF"/>
+        <w:spacing w:after="0" w:line="450" w:lineRule="atLeast"/>
+        <w:rPr>
+          <w:rFonts w:ascii="Consolas" w:eastAsia="Times New Roman" w:hAnsi="Consolas" w:cs="Times New Roman"/>
+          <w:color w:val="000000"/>
+          <w:sz w:val="33"/>
+          <w:szCs w:val="33"/>
+          <w:lang w:eastAsia="en-IN"/>
+        </w:rPr>
+      </w:pPr>
+      <w:r>
+        <w:rPr>
+          <w:rFonts w:ascii="Consolas" w:eastAsia="Times New Roman" w:hAnsi="Consolas" w:cs="Times New Roman"/>
+          <w:color w:val="800000"/>
+          <w:sz w:val="33"/>
+          <w:szCs w:val="33"/>
+          <w:lang w:eastAsia="en-IN"/>
+        </w:rPr>
+        <w:t>&lt;!DOCTYPE</w:t>
+      </w:r>
+      <w:r>
+        <w:rPr>
+          <w:rFonts w:ascii="Consolas" w:eastAsia="Times New Roman" w:hAnsi="Consolas" w:cs="Times New Roman"/>
+          <w:color w:val="000000"/>
+          <w:sz w:val="33"/>
+          <w:szCs w:val="33"/>
+          <w:lang w:eastAsia="en-IN"/>
+        </w:rPr>
+        <w:t xml:space="preserve"> </w:t>
+      </w:r>
+      <w:r>
+        <w:rPr>
+          <w:rFonts w:ascii="Consolas" w:eastAsia="Times New Roman" w:hAnsi="Consolas" w:cs="Times New Roman"/>
+          <w:color w:val="E50000"/>
+          <w:sz w:val="33"/>
+          <w:szCs w:val="33"/>
+          <w:lang w:eastAsia="en-IN"/>
+        </w:rPr>
+        <w:t>html</w:t>
+      </w:r>
+      <w:r>
+        <w:rPr>
+          <w:rFonts w:ascii="Consolas" w:eastAsia="Times New Roman" w:hAnsi="Consolas" w:cs="Times New Roman"/>
+          <w:color w:val="800000"/>
+          <w:sz w:val="33"/>
+          <w:szCs w:val="33"/>
+          <w:lang w:eastAsia="en-IN"/>
+        </w:rPr>
+        <w:t>&gt;</w:t>
+      </w:r>
+    </w:p>
+    <w:p>
+      <w:pPr>
+        <w:shd w:val="clear" w:color="auto" w:fill="FFFFFF"/>
+        <w:spacing w:after="0" w:line="450" w:lineRule="atLeast"/>
+        <w:rPr>
+          <w:rFonts w:ascii="Consolas" w:eastAsia="Times New Roman" w:hAnsi="Consolas" w:cs="Times New Roman"/>
+          <w:color w:val="000000"/>
+          <w:sz w:val="33"/>
+          <w:szCs w:val="33"/>
+          <w:lang w:eastAsia="en-IN"/>
+        </w:rPr>
+      </w:pPr>
+      <w:r>
+        <w:rPr>
+          <w:rFonts w:ascii="Consolas" w:eastAsia="Times New Roman" w:hAnsi="Consolas" w:cs="Times New Roman"/>
+          <w:color w:val="800000"/>
+          <w:sz w:val="33"/>
+          <w:szCs w:val="33"/>
+          <w:lang w:eastAsia="en-IN"/>
+        </w:rPr>
+        <w:t>&lt;html</w:t>
+      </w:r>
+      <w:r>
+        <w:rPr>
+          <w:rFonts w:ascii="Consolas" w:eastAsia="Times New Roman" w:hAnsi="Consolas" w:cs="Times New Roman"/>
+          <w:color w:val="000000"/>
+          <w:sz w:val="33"/>
+          <w:szCs w:val="33"/>
+          <w:lang w:eastAsia="en-IN"/>
+        </w:rPr>
+        <w:t xml:space="preserve"> </w:t>
+      </w:r>
+      <w:r>
+        <w:rPr>
+          <w:rFonts w:ascii="Consolas" w:eastAsia="Times New Roman" w:hAnsi="Consolas" w:cs="Times New Roman"/>
+          <w:color w:val="E50000"/>
+          <w:sz w:val="33"/>
+          <w:szCs w:val="33"/>
+          <w:lang w:eastAsia="en-IN"/>
+        </w:rPr>
+        <w:t>lang</w:t>
+      </w:r>
+      <w:r>
+        <w:rPr>
+          <w:rFonts w:ascii="Consolas" w:eastAsia="Times New Roman" w:hAnsi="Consolas" w:cs="Times New Roman"/>
+          <w:color w:val="000000"/>
+          <w:sz w:val="33"/>
+          <w:szCs w:val="33"/>
+          <w:lang w:eastAsia="en-IN"/>
+        </w:rPr>
+        <w:t>=</w:t>
+      </w:r>
+      <w:r>
+        <w:rPr>
+          <w:rFonts w:ascii="Consolas" w:eastAsia="Times New Roman" w:hAnsi="Consolas" w:cs="Times New Roman"/>
+          <w:color w:val="0000FF"/>
+          <w:sz w:val="33"/>
+          <w:szCs w:val="33"/>
+          <w:lang w:eastAsia="en-IN"/>
+        </w:rPr>
+        <w:t>"en"</w:t>
+      </w:r>
+      <w:r>
+        <w:rPr>
+          <w:rFonts w:ascii="Consolas" w:eastAsia="Times New Roman" w:hAnsi="Consolas" w:cs="Times New Roman"/>
+          <w:color w:val="800000"/>
+          <w:sz w:val="33"/>
+          <w:szCs w:val="33"/>
+          <w:lang w:eastAsia="en-IN"/>
+        </w:rPr>
+        <w:t>&gt;</w:t>
+      </w:r>
+    </w:p>
+    <w:p>
+      <w:pPr>
+        <w:shd w:val="clear" w:color="auto" w:fill="FFFFFF"/>
+        <w:spacing w:after="0" w:line="450" w:lineRule="atLeast"/>
+        <w:rPr>
+          <w:rFonts w:ascii="Consolas" w:eastAsia="Times New Roman" w:hAnsi="Consolas" w:cs="Times New Roman"/>
+          <w:color w:val="000000"/>
+          <w:sz w:val="33"/>
+          <w:szCs w:val="33"/>
+          <w:lang w:eastAsia="en-IN"/>
+        </w:rPr>
+      </w:pPr>
+      <w:r>
+        <w:rPr>
+          <w:rFonts w:ascii="Consolas" w:eastAsia="Times New Roman" w:hAnsi="Consolas" w:cs="Times New Roman"/>
+          <w:color w:val="800000"/>
+          <w:sz w:val="33"/>
+          <w:szCs w:val="33"/>
+          <w:lang w:eastAsia="en-IN"/>
+        </w:rPr>
+        <w:t>&lt;head&gt;</w:t>
+      </w:r>
+    </w:p>
+    <w:p>
+      <w:pPr>
+        <w:shd w:val="clear" w:color="auto" w:fill="FFFFFF"/>
+        <w:spacing w:after="0" w:line="450" w:lineRule="atLeast"/>
+        <w:rPr>
+          <w:rFonts w:ascii="Consolas" w:eastAsia="Times New Roman" w:hAnsi="Consolas" w:cs="Times New Roman"/>
+          <w:color w:val="000000"/>
+          <w:sz w:val="33"/>
+          <w:szCs w:val="33"/>
+          <w:lang w:eastAsia="en-IN"/>
+        </w:rPr>
+      </w:pPr>
+      <w:r>
+        <w:rPr>
+          <w:rFonts w:ascii="Consolas" w:eastAsia="Times New Roman" w:hAnsi="Consolas" w:cs="Times New Roman"/>
+          <w:color w:val="000000"/>
+          <w:sz w:val="33"/>
+          <w:szCs w:val="33"/>
+          <w:lang w:eastAsia="en-IN"/>
+        </w:rPr>
+        <w:t xml:space="preserve">    </w:t>
+      </w:r>
+      <w:r>
+        <w:rPr>
+          <w:rFonts w:ascii="Consolas" w:eastAsia="Times New Roman" w:hAnsi="Consolas" w:cs="Times New Roman"/>
+          <w:color w:val="800000"/>
+          <w:sz w:val="33"/>
+          <w:szCs w:val="33"/>
+          <w:lang w:eastAsia="en-IN"/>
+        </w:rPr>
+        <w:t>&lt;meta</w:t>
+      </w:r>
+      <w:r>
+        <w:rPr>
+          <w:rFonts w:ascii="Consolas" w:eastAsia="Times New Roman" w:hAnsi="Consolas" w:cs="Times New Roman"/>
+          <w:color w:val="000000"/>
+          <w:sz w:val="33"/>
+          <w:szCs w:val="33"/>
+          <w:lang w:eastAsia="en-IN"/>
+        </w:rPr>
+        <w:t xml:space="preserve"> </w:t>
+      </w:r>
+      <w:r>
+        <w:rPr>
+          <w:rFonts w:ascii="Consolas" w:eastAsia="Times New Roman" w:hAnsi="Consolas" w:cs="Times New Roman"/>
+          <w:color w:val="E50000"/>
+          <w:sz w:val="33"/>
+          <w:szCs w:val="33"/>
+          <w:lang w:eastAsia="en-IN"/>
+        </w:rPr>
+        <w:t>charset</w:t>
+      </w:r>
+      <w:r>
+        <w:rPr>
+          <w:rFonts w:ascii="Consolas" w:eastAsia="Times New Roman" w:hAnsi="Consolas" w:cs="Times New Roman"/>
+          <w:color w:val="000000"/>
+          <w:sz w:val="33"/>
+          <w:szCs w:val="33"/>
+          <w:lang w:eastAsia="en-IN"/>
+        </w:rPr>
+        <w:t>=</w:t>
+      </w:r>
+      <w:r>
+        <w:rPr>
+          <w:rFonts w:ascii="Consolas" w:eastAsia="Times New Roman" w:hAnsi="Consolas" w:cs="Times New Roman"/>
+          <w:color w:val="0000FF"/>
+          <w:sz w:val="33"/>
+          <w:szCs w:val="33"/>
+          <w:lang w:eastAsia="en-IN"/>
+        </w:rPr>
+        <w:t>"UTF-8"</w:t>
+      </w:r>
+      <w:r>
+        <w:rPr>
+          <w:rFonts w:ascii="Consolas" w:eastAsia="Times New Roman" w:hAnsi="Consolas" w:cs="Times New Roman"/>
+          <w:color w:val="800000"/>
+          <w:sz w:val="33"/>
+          <w:szCs w:val="33"/>
+          <w:lang w:eastAsia="en-IN"/>
+        </w:rPr>
+        <w:t>&gt;</w:t>
+      </w:r>
+    </w:p>
+    <w:p>
+      <w:pPr>
+        <w:shd w:val="clear" w:color="auto" w:fill="FFFFFF"/>
+        <w:spacing w:after="0" w:line="450" w:lineRule="atLeast"/>
+        <w:rPr>
+          <w:rFonts w:ascii="Consolas" w:eastAsia="Times New Roman" w:hAnsi="Consolas" w:cs="Times New Roman"/>
+          <w:color w:val="000000"/>
+          <w:sz w:val="33"/>
+          <w:szCs w:val="33"/>
+          <w:lang w:eastAsia="en-IN"/>
+        </w:rPr>
+      </w:pPr>
+      <w:r>
+        <w:rPr>
+          <w:rFonts w:ascii="Consolas" w:eastAsia="Times New Roman" w:hAnsi="Consolas" w:cs="Times New Roman"/>
+          <w:color w:val="000000"/>
+          <w:sz w:val="33"/>
+          <w:szCs w:val="33"/>
+          <w:lang w:eastAsia="en-IN"/>
+        </w:rPr>
+        <w:t xml:space="preserve">    </w:t>
+      </w:r>
+      <w:r>
+        <w:rPr>
+          <w:rFonts w:ascii="Consolas" w:eastAsia="Times New Roman" w:hAnsi="Consolas" w:cs="Times New Roman"/>
+          <w:color w:val="800000"/>
+          <w:sz w:val="33"/>
+          <w:szCs w:val="33"/>
+          <w:lang w:eastAsia="en-IN"/>
+        </w:rPr>
+        <w:t>&lt;meta</w:t>
+      </w:r>
+      <w:r>
+        <w:rPr>
+          <w:rFonts w:ascii="Consolas" w:eastAsia="Times New Roman" w:hAnsi="Consolas" w:cs="Times New Roman"/>
+          <w:color w:val="000000"/>
+          <w:sz w:val="33"/>
+          <w:szCs w:val="33"/>
+          <w:lang w:eastAsia="en-IN"/>
+        </w:rPr>
+        <w:t xml:space="preserve"> </w:t>
+      </w:r>
+      <w:r>
+        <w:rPr>
+          <w:rFonts w:ascii="Consolas" w:eastAsia="Times New Roman" w:hAnsi="Consolas" w:cs="Times New Roman"/>
+          <w:color w:val="E50000"/>
+          <w:sz w:val="33"/>
+          <w:szCs w:val="33"/>
+          <w:lang w:eastAsia="en-IN"/>
+        </w:rPr>
+        <w:t>http-equiv</w:t>
+      </w:r>
+      <w:r>
+        <w:rPr>
+          <w:rFonts w:ascii="Consolas" w:eastAsia="Times New Roman" w:hAnsi="Consolas" w:cs="Times New Roman"/>
+          <w:color w:val="000000"/>
+          <w:sz w:val="33"/>
+          <w:szCs w:val="33"/>
+          <w:lang w:eastAsia="en-IN"/>
+        </w:rPr>
+        <w:t>=</w:t>
+      </w:r>
+      <w:r>
+        <w:rPr>
+          <w:rFonts w:ascii="Consolas" w:eastAsia="Times New Roman" w:hAnsi="Consolas" w:cs="Times New Roman"/>
+          <w:color w:val="0000FF"/>
+          <w:sz w:val="33"/>
+          <w:szCs w:val="33"/>
+          <w:lang w:eastAsia="en-IN"/>
+        </w:rPr>
+        <w:t>"X-UA-Compatible"</w:t>
+      </w:r>
+      <w:r>
+        <w:rPr>
+          <w:rFonts w:ascii="Consolas" w:eastAsia="Times New Roman" w:hAnsi="Consolas" w:cs="Times New Roman"/>
+          <w:color w:val="000000"/>
+          <w:sz w:val="33"/>
+          <w:szCs w:val="33"/>
+          <w:lang w:eastAsia="en-IN"/>
+        </w:rPr>
+        <w:t xml:space="preserve"> </w:t>
+      </w:r>
+      <w:r>
+        <w:rPr>
+          <w:rFonts w:ascii="Consolas" w:eastAsia="Times New Roman" w:hAnsi="Consolas" w:cs="Times New Roman"/>
+          <w:color w:val="E50000"/>
+          <w:sz w:val="33"/>
+          <w:szCs w:val="33"/>
+          <w:lang w:eastAsia="en-IN"/>
+        </w:rPr>
+        <w:t>content</w:t>
+      </w:r>
+      <w:r>
+        <w:rPr>
+          <w:rFonts w:ascii="Consolas" w:eastAsia="Times New Roman" w:hAnsi="Consolas" w:cs="Times New Roman"/>
+          <w:color w:val="000000"/>
+          <w:sz w:val="33"/>
+          <w:szCs w:val="33"/>
+          <w:lang w:eastAsia="en-IN"/>
+        </w:rPr>
+        <w:t>=</w:t>
+      </w:r>
+      <w:r>
+        <w:rPr>
+          <w:rFonts w:ascii="Consolas" w:eastAsia="Times New Roman" w:hAnsi="Consolas" w:cs="Times New Roman"/>
+          <w:color w:val="0000FF"/>
+          <w:sz w:val="33"/>
+          <w:szCs w:val="33"/>
+          <w:lang w:eastAsia="en-IN"/>
+        </w:rPr>
+        <w:t>"IE=edge"</w:t>
+      </w:r>
+      <w:r>
+        <w:rPr>
+          <w:rFonts w:ascii="Consolas" w:eastAsia="Times New Roman" w:hAnsi="Consolas" w:cs="Times New Roman"/>
+          <w:color w:val="800000"/>
+          <w:sz w:val="33"/>
+          <w:szCs w:val="33"/>
+          <w:lang w:eastAsia="en-IN"/>
+        </w:rPr>
+        <w:t>&gt;</w:t>
+      </w:r>
+    </w:p>
+    <w:p>
+      <w:pPr>
+        <w:shd w:val="clear" w:color="auto" w:fill="FFFFFF"/>
+        <w:spacing w:after="0" w:line="450" w:lineRule="atLeast"/>
+        <w:rPr>
+          <w:rFonts w:ascii="Consolas" w:eastAsia="Times New Roman" w:hAnsi="Consolas" w:cs="Times New Roman"/>
+          <w:color w:val="000000"/>
+          <w:sz w:val="33"/>
+          <w:szCs w:val="33"/>
+          <w:lang w:eastAsia="en-IN"/>
+        </w:rPr>
+      </w:pPr>
+      <w:r>
+        <w:rPr>
+          <w:rFonts w:ascii="Consolas" w:eastAsia="Times New Roman" w:hAnsi="Consolas" w:cs="Times New Roman"/>
+          <w:color w:val="000000"/>
+          <w:sz w:val="33"/>
+          <w:szCs w:val="33"/>
+          <w:lang w:eastAsia="en-IN"/>
+        </w:rPr>
+        <w:t xml:space="preserve">    </w:t>
+      </w:r>
+      <w:r>
+        <w:rPr>
+          <w:rFonts w:ascii="Consolas" w:eastAsia="Times New Roman" w:hAnsi="Consolas" w:cs="Times New Roman"/>
+          <w:color w:val="800000"/>
+          <w:sz w:val="33"/>
+          <w:szCs w:val="33"/>
+          <w:lang w:eastAsia="en-IN"/>
+        </w:rPr>
+        <w:t>&lt;meta</w:t>
+      </w:r>
+      <w:r>
+        <w:rPr>
+          <w:rFonts w:ascii="Consolas" w:eastAsia="Times New Roman" w:hAnsi="Consolas" w:cs="Times New Roman"/>
+          <w:color w:val="000000"/>
+          <w:sz w:val="33"/>
+          <w:szCs w:val="33"/>
+          <w:lang w:eastAsia="en-IN"/>
+        </w:rPr>
+        <w:t xml:space="preserve"> </w:t>
+      </w:r>
+      <w:r>
+        <w:rPr>
+          <w:rFonts w:ascii="Consolas" w:eastAsia="Times New Roman" w:hAnsi="Consolas" w:cs="Times New Roman"/>
+          <w:color w:val="E50000"/>
+          <w:sz w:val="33"/>
+          <w:szCs w:val="33"/>
+          <w:lang w:eastAsia="en-IN"/>
+        </w:rPr>
+        <w:t>name</w:t>
+      </w:r>
+      <w:r>
+        <w:rPr>
+          <w:rFonts w:ascii="Consolas" w:eastAsia="Times New Roman" w:hAnsi="Consolas" w:cs="Times New Roman"/>
+          <w:color w:val="000000"/>
+          <w:sz w:val="33"/>
+          <w:szCs w:val="33"/>
+          <w:lang w:eastAsia="en-IN"/>
+        </w:rPr>
+        <w:t>=</w:t>
+      </w:r>
+      <w:r>
+        <w:rPr>
+          <w:rFonts w:ascii="Consolas" w:eastAsia="Times New Roman" w:hAnsi="Consolas" w:cs="Times New Roman"/>
+          <w:color w:val="0000FF"/>
+          <w:sz w:val="33"/>
+          <w:szCs w:val="33"/>
+          <w:lang w:eastAsia="en-IN"/>
+        </w:rPr>
+        <w:t>"viewport"</w:t>
+      </w:r>
+      <w:r>
+        <w:rPr>
+          <w:rFonts w:ascii="Consolas" w:eastAsia="Times New Roman" w:hAnsi="Consolas" w:cs="Times New Roman"/>
+          <w:color w:val="000000"/>
+          <w:sz w:val="33"/>
+          <w:szCs w:val="33"/>
+          <w:lang w:eastAsia="en-IN"/>
+        </w:rPr>
+        <w:t xml:space="preserve"> </w:t>
+      </w:r>
+      <w:r>
+        <w:rPr>
+          <w:rFonts w:ascii="Consolas" w:eastAsia="Times New Roman" w:hAnsi="Consolas" w:cs="Times New Roman"/>
+          <w:color w:val="E50000"/>
+          <w:sz w:val="33"/>
+          <w:szCs w:val="33"/>
+          <w:lang w:eastAsia="en-IN"/>
+        </w:rPr>
+        <w:t>content</w:t>
+      </w:r>
+      <w:r>
+        <w:rPr>
+          <w:rFonts w:ascii="Consolas" w:eastAsia="Times New Roman" w:hAnsi="Consolas" w:cs="Times New Roman"/>
+          <w:color w:val="000000"/>
+          <w:sz w:val="33"/>
+          <w:szCs w:val="33"/>
+          <w:lang w:eastAsia="en-IN"/>
+        </w:rPr>
+        <w:t>=</w:t>
+      </w:r>
+      <w:r>
+        <w:rPr>
+          <w:rFonts w:ascii="Consolas" w:eastAsia="Times New Roman" w:hAnsi="Consolas" w:cs="Times New Roman"/>
+          <w:color w:val="0000FF"/>
+          <w:sz w:val="33"/>
+          <w:szCs w:val="33"/>
+          <w:lang w:eastAsia="en-IN"/>
+        </w:rPr>
+        <w:t>"width=device-width, initial-scale=1.0"</w:t>
+      </w:r>
+      <w:r>
+        <w:rPr>
+          <w:rFonts w:ascii="Consolas" w:eastAsia="Times New Roman" w:hAnsi="Consolas" w:cs="Times New Roman"/>
+          <w:color w:val="800000"/>
+          <w:sz w:val="33"/>
+          <w:szCs w:val="33"/>
+          <w:lang w:eastAsia="en-IN"/>
+        </w:rPr>
+        <w:t>&gt;</w:t>
+      </w:r>
+    </w:p>
+    <w:p>
+      <w:pPr>
+        <w:shd w:val="clear" w:color="auto" w:fill="FFFFFF"/>
+        <w:spacing w:after="0" w:line="450" w:lineRule="atLeast"/>
+        <w:rPr>
+          <w:rFonts w:ascii="Consolas" w:eastAsia="Times New Roman" w:hAnsi="Consolas" w:cs="Times New Roman"/>
+          <w:color w:val="000000"/>
+          <w:sz w:val="33"/>
+          <w:szCs w:val="33"/>
+          <w:lang w:eastAsia="en-IN"/>
+        </w:rPr>
+      </w:pPr>
+      <w:r>
+        <w:rPr>
+          <w:rFonts w:ascii="Consolas" w:eastAsia="Times New Roman" w:hAnsi="Consolas" w:cs="Times New Roman"/>
+          <w:color w:val="000000"/>
+          <w:sz w:val="33"/>
+          <w:szCs w:val="33"/>
+          <w:lang w:eastAsia="en-IN"/>
+        </w:rPr>
+        <w:t xml:space="preserve">    </w:t>
+      </w:r>
+      <w:r>
+        <w:rPr>
+          <w:rFonts w:ascii="Consolas" w:eastAsia="Times New Roman" w:hAnsi="Consolas" w:cs="Times New Roman"/>
+          <w:color w:val="800000"/>
+          <w:sz w:val="33"/>
+          <w:szCs w:val="33"/>
+          <w:lang w:eastAsia="en-IN"/>
+        </w:rPr>
+        <w:t>&lt;title&gt;</w:t>
+      </w:r>
+      <w:r>
+        <w:rPr>
+          <w:rFonts w:ascii="Consolas" w:eastAsia="Times New Roman" w:hAnsi="Consolas" w:cs="Times New Roman"/>
+          <w:color w:val="000000"/>
+          <w:sz w:val="33"/>
+          <w:szCs w:val="33"/>
+          <w:lang w:eastAsia="en-IN"/>
+        </w:rPr>
+        <w:t>Document</w:t>
+      </w:r>
+      <w:r>
+        <w:rPr>
+          <w:rFonts w:ascii="Consolas" w:eastAsia="Times New Roman" w:hAnsi="Consolas" w:cs="Times New Roman"/>
+          <w:color w:val="800000"/>
+          <w:sz w:val="33"/>
+          <w:szCs w:val="33"/>
+          <w:lang w:eastAsia="en-IN"/>
+        </w:rPr>
+        <w:t>&lt;/title&gt;</w:t>
+      </w:r>
+    </w:p>
+    <w:p>
+      <w:pPr>
+        <w:shd w:val="clear" w:color="auto" w:fill="FFFFFF"/>
+        <w:spacing w:after="0" w:line="450" w:lineRule="atLeast"/>
+        <w:rPr>
+          <w:rFonts w:ascii="Consolas" w:eastAsia="Times New Roman" w:hAnsi="Consolas" w:cs="Times New Roman"/>
+          <w:color w:val="000000"/>
+          <w:sz w:val="33"/>
+          <w:szCs w:val="33"/>
+          <w:lang w:eastAsia="en-IN"/>
+        </w:rPr>
+      </w:pPr>
+      <w:r>
+        <w:rPr>
+          <w:rFonts w:ascii="Consolas" w:eastAsia="Times New Roman" w:hAnsi="Consolas" w:cs="Times New Roman"/>
+          <w:color w:val="000000"/>
+          <w:sz w:val="33"/>
+          <w:szCs w:val="33"/>
+          <w:lang w:eastAsia="en-IN"/>
+        </w:rPr>
+        <w:t xml:space="preserve">    </w:t>
+      </w:r>
+      <w:r>
+        <w:rPr>
+          <w:rFonts w:ascii="Consolas" w:eastAsia="Times New Roman" w:hAnsi="Consolas" w:cs="Times New Roman"/>
+          <w:color w:val="800000"/>
+          <w:sz w:val="33"/>
+          <w:szCs w:val="33"/>
+          <w:lang w:eastAsia="en-IN"/>
+        </w:rPr>
+        <w:t>&lt;script</w:t>
+      </w:r>
+      <w:r>
+        <w:rPr>
+          <w:rFonts w:ascii="Consolas" w:eastAsia="Times New Roman" w:hAnsi="Consolas" w:cs="Times New Roman"/>
+          <w:color w:val="000000"/>
+          <w:sz w:val="33"/>
+          <w:szCs w:val="33"/>
+          <w:lang w:eastAsia="en-IN"/>
+        </w:rPr>
+        <w:t xml:space="preserve"> </w:t>
+      </w:r>
+      <w:r>
+        <w:rPr>
+          <w:rFonts w:ascii="Consolas" w:eastAsia="Times New Roman" w:hAnsi="Consolas" w:cs="Times New Roman"/>
+          <w:color w:val="E50000"/>
+          <w:sz w:val="33"/>
+          <w:szCs w:val="33"/>
+          <w:lang w:eastAsia="en-IN"/>
+        </w:rPr>
+        <w:t>src</w:t>
+      </w:r>
+      <w:r>
+        <w:rPr>
+          <w:rFonts w:ascii="Consolas" w:eastAsia="Times New Roman" w:hAnsi="Consolas" w:cs="Times New Roman"/>
+          <w:color w:val="000000"/>
+          <w:sz w:val="33"/>
+          <w:szCs w:val="33"/>
+          <w:lang w:eastAsia="en-IN"/>
+        </w:rPr>
+        <w:t>=</w:t>
+      </w:r>
+      <w:r>
+        <w:rPr>
+          <w:rFonts w:ascii="Consolas" w:eastAsia="Times New Roman" w:hAnsi="Consolas" w:cs="Times New Roman"/>
+          <w:color w:val="0000FF"/>
+          <w:sz w:val="33"/>
+          <w:szCs w:val="33"/>
+          <w:lang w:eastAsia="en-IN"/>
+        </w:rPr>
+        <w:t>"https://code.jquery.com/jquery-3.7.0.js"</w:t>
+      </w:r>
+      <w:r>
+        <w:rPr>
+          <w:rFonts w:ascii="Consolas" w:eastAsia="Times New Roman" w:hAnsi="Consolas" w:cs="Times New Roman"/>
+          <w:color w:val="800000"/>
+          <w:sz w:val="33"/>
+          <w:szCs w:val="33"/>
+          <w:lang w:eastAsia="en-IN"/>
+        </w:rPr>
+        <w:t>&gt;</w:t>
+      </w:r>
+    </w:p>
+    <w:p>
+      <w:pPr>
+        <w:shd w:val="clear" w:color="auto" w:fill="FFFFFF"/>
+        <w:spacing w:after="0" w:line="450" w:lineRule="atLeast"/>
+        <w:rPr>
+          <w:rFonts w:ascii="Consolas" w:eastAsia="Times New Roman" w:hAnsi="Consolas" w:cs="Times New Roman"/>
+          <w:color w:val="000000"/>
+          <w:sz w:val="33"/>
+          <w:szCs w:val="33"/>
+          <w:lang w:eastAsia="en-IN"/>
+        </w:rPr>
+      </w:pPr>
+      <w:r>
+        <w:rPr>
+          <w:rFonts w:ascii="Consolas" w:eastAsia="Times New Roman" w:hAnsi="Consolas" w:cs="Times New Roman"/>
+          <w:color w:val="000000"/>
+          <w:sz w:val="33"/>
+          <w:szCs w:val="33"/>
+          <w:lang w:eastAsia="en-IN"/>
+        </w:rPr>
+        <w:t xml:space="preserve">        </w:t>
+      </w:r>
+      <w:r>
+        <w:rPr>
+          <w:rFonts w:ascii="Consolas" w:eastAsia="Times New Roman" w:hAnsi="Consolas" w:cs="Times New Roman"/>
+          <w:color w:val="008000"/>
+          <w:sz w:val="33"/>
+          <w:szCs w:val="33"/>
+          <w:lang w:eastAsia="en-IN"/>
+        </w:rPr>
+        <w:t>/* do not write anything here*/</w:t>
+      </w:r>
+    </w:p>
+    <w:p>
+      <w:pPr>
+        <w:shd w:val="clear" w:color="auto" w:fill="FFFFFF"/>
+        <w:spacing w:after="0" w:line="450" w:lineRule="atLeast"/>
+        <w:rPr>
+          <w:rFonts w:ascii="Consolas" w:eastAsia="Times New Roman" w:hAnsi="Consolas" w:cs="Times New Roman"/>
+          <w:color w:val="000000"/>
+          <w:sz w:val="33"/>
+          <w:szCs w:val="33"/>
+          <w:lang w:eastAsia="en-IN"/>
+        </w:rPr>
+      </w:pPr>
+      <w:r>
+        <w:rPr>
+          <w:rFonts w:ascii="Consolas" w:eastAsia="Times New Roman" w:hAnsi="Consolas" w:cs="Times New Roman"/>
+          <w:color w:val="000000"/>
+          <w:sz w:val="33"/>
+          <w:szCs w:val="33"/>
+          <w:lang w:eastAsia="en-IN"/>
+        </w:rPr>
+        <w:t xml:space="preserve">    </w:t>
+      </w:r>
+      <w:r>
+        <w:rPr>
+          <w:rFonts w:ascii="Consolas" w:eastAsia="Times New Roman" w:hAnsi="Consolas" w:cs="Times New Roman"/>
+          <w:color w:val="800000"/>
+          <w:sz w:val="33"/>
+          <w:szCs w:val="33"/>
+          <w:lang w:eastAsia="en-IN"/>
+        </w:rPr>
+        <w:t>&lt;/script&gt;</w:t>
+      </w:r>
+    </w:p>
+    <w:p>
+      <w:pPr>
+        <w:shd w:val="clear" w:color="auto" w:fill="FFFFFF"/>
+        <w:spacing w:after="0" w:line="450" w:lineRule="atLeast"/>
+        <w:rPr>
+          <w:rFonts w:ascii="Consolas" w:eastAsia="Times New Roman" w:hAnsi="Consolas" w:cs="Times New Roman"/>
+          <w:color w:val="000000"/>
+          <w:sz w:val="33"/>
+          <w:szCs w:val="33"/>
+          <w:lang w:eastAsia="en-IN"/>
+        </w:rPr>
+      </w:pPr>
+      <w:r>
+        <w:rPr>
+          <w:rFonts w:ascii="Consolas" w:eastAsia="Times New Roman" w:hAnsi="Consolas" w:cs="Times New Roman"/>
+          <w:color w:val="000000"/>
+          <w:sz w:val="33"/>
+          <w:szCs w:val="33"/>
+          <w:lang w:eastAsia="en-IN"/>
+        </w:rPr>
+        <w:lastRenderedPageBreak/>
+        <w:t xml:space="preserve">    </w:t>
+      </w:r>
+      <w:r>
+        <w:rPr>
+          <w:rFonts w:ascii="Consolas" w:eastAsia="Times New Roman" w:hAnsi="Consolas" w:cs="Times New Roman"/>
+          <w:color w:val="800000"/>
+          <w:sz w:val="33"/>
+          <w:szCs w:val="33"/>
+          <w:lang w:eastAsia="en-IN"/>
+        </w:rPr>
+        <w:t>&lt;script&gt;</w:t>
+      </w:r>
+    </w:p>
+    <w:p>
+      <w:pPr>
+        <w:shd w:val="clear" w:color="auto" w:fill="FFFFFF"/>
+        <w:spacing w:after="0" w:line="450" w:lineRule="atLeast"/>
+        <w:rPr>
+          <w:rFonts w:ascii="Consolas" w:eastAsia="Times New Roman" w:hAnsi="Consolas" w:cs="Times New Roman"/>
+          <w:color w:val="000000"/>
+          <w:sz w:val="33"/>
+          <w:szCs w:val="33"/>
+          <w:lang w:eastAsia="en-IN"/>
+        </w:rPr>
+      </w:pPr>
+      <w:r>
+        <w:rPr>
+          <w:rFonts w:ascii="Consolas" w:eastAsia="Times New Roman" w:hAnsi="Consolas" w:cs="Times New Roman"/>
+          <w:color w:val="000000"/>
+          <w:sz w:val="33"/>
+          <w:szCs w:val="33"/>
+          <w:lang w:eastAsia="en-IN"/>
+        </w:rPr>
+        <w:t xml:space="preserve">        </w:t>
+      </w:r>
+      <w:r>
+        <w:rPr>
+          <w:rFonts w:ascii="Consolas" w:eastAsia="Times New Roman" w:hAnsi="Consolas" w:cs="Times New Roman"/>
+          <w:color w:val="0000FF"/>
+          <w:sz w:val="33"/>
+          <w:szCs w:val="33"/>
+          <w:lang w:eastAsia="en-IN"/>
+        </w:rPr>
+        <w:t>function</w:t>
+      </w:r>
+      <w:r>
+        <w:rPr>
+          <w:rFonts w:ascii="Consolas" w:eastAsia="Times New Roman" w:hAnsi="Consolas" w:cs="Times New Roman"/>
+          <w:color w:val="000000"/>
+          <w:sz w:val="33"/>
+          <w:szCs w:val="33"/>
+          <w:lang w:eastAsia="en-IN"/>
+        </w:rPr>
+        <w:t xml:space="preserve"> fn2()</w:t>
+      </w:r>
+    </w:p>
+    <w:p>
+      <w:pPr>
+        <w:shd w:val="clear" w:color="auto" w:fill="FFFFFF"/>
+        <w:spacing w:after="0" w:line="450" w:lineRule="atLeast"/>
+        <w:rPr>
+          <w:rFonts w:ascii="Consolas" w:eastAsia="Times New Roman" w:hAnsi="Consolas" w:cs="Times New Roman"/>
+          <w:color w:val="000000"/>
+          <w:sz w:val="33"/>
+          <w:szCs w:val="33"/>
+          <w:lang w:eastAsia="en-IN"/>
+        </w:rPr>
+      </w:pPr>
+      <w:r>
+        <w:rPr>
+          <w:rFonts w:ascii="Consolas" w:eastAsia="Times New Roman" w:hAnsi="Consolas" w:cs="Times New Roman"/>
+          <w:color w:val="000000"/>
+          <w:sz w:val="33"/>
+          <w:szCs w:val="33"/>
+          <w:lang w:eastAsia="en-IN"/>
+        </w:rPr>
+        <w:t>        {</w:t>
+      </w:r>
+    </w:p>
+    <w:p>
+      <w:pPr>
+        <w:shd w:val="clear" w:color="auto" w:fill="FFFFFF"/>
+        <w:spacing w:after="0" w:line="450" w:lineRule="atLeast"/>
+        <w:rPr>
+          <w:rFonts w:ascii="Consolas" w:eastAsia="Times New Roman" w:hAnsi="Consolas" w:cs="Times New Roman"/>
+          <w:color w:val="000000"/>
+          <w:sz w:val="33"/>
+          <w:szCs w:val="33"/>
+          <w:lang w:eastAsia="en-IN"/>
+        </w:rPr>
+      </w:pPr>
+      <w:r>
+        <w:rPr>
+          <w:rFonts w:ascii="Consolas" w:eastAsia="Times New Roman" w:hAnsi="Consolas" w:cs="Times New Roman"/>
+          <w:color w:val="000000"/>
+          <w:sz w:val="33"/>
+          <w:szCs w:val="33"/>
+          <w:lang w:eastAsia="en-IN"/>
+        </w:rPr>
+        <w:t xml:space="preserve">            </w:t>
+      </w:r>
+      <w:r>
+        <w:rPr>
+          <w:rFonts w:ascii="Consolas" w:eastAsia="Times New Roman" w:hAnsi="Consolas" w:cs="Times New Roman"/>
+          <w:color w:val="0000FF"/>
+          <w:sz w:val="33"/>
+          <w:szCs w:val="33"/>
+          <w:lang w:eastAsia="en-IN"/>
+        </w:rPr>
+        <w:t>var</w:t>
+      </w:r>
+      <w:r>
+        <w:rPr>
+          <w:rFonts w:ascii="Consolas" w:eastAsia="Times New Roman" w:hAnsi="Consolas" w:cs="Times New Roman"/>
+          <w:color w:val="000000"/>
+          <w:sz w:val="33"/>
+          <w:szCs w:val="33"/>
+          <w:lang w:eastAsia="en-IN"/>
+        </w:rPr>
+        <w:t xml:space="preserve"> x=parseInt($(</w:t>
+      </w:r>
+      <w:r>
+        <w:rPr>
+          <w:rFonts w:ascii="Consolas" w:eastAsia="Times New Roman" w:hAnsi="Consolas" w:cs="Times New Roman"/>
+          <w:color w:val="A31515"/>
+          <w:sz w:val="33"/>
+          <w:szCs w:val="33"/>
+          <w:lang w:eastAsia="en-IN"/>
+        </w:rPr>
+        <w:t>"#no1"</w:t>
+      </w:r>
+      <w:r>
+        <w:rPr>
+          <w:rFonts w:ascii="Consolas" w:eastAsia="Times New Roman" w:hAnsi="Consolas" w:cs="Times New Roman"/>
+          <w:color w:val="000000"/>
+          <w:sz w:val="33"/>
+          <w:szCs w:val="33"/>
+          <w:lang w:eastAsia="en-IN"/>
+        </w:rPr>
+        <w:t>).val());</w:t>
+      </w:r>
+    </w:p>
+    <w:p>
+      <w:pPr>
+        <w:shd w:val="clear" w:color="auto" w:fill="FFFFFF"/>
+        <w:spacing w:after="0" w:line="450" w:lineRule="atLeast"/>
+        <w:rPr>
+          <w:rFonts w:ascii="Consolas" w:eastAsia="Times New Roman" w:hAnsi="Consolas" w:cs="Times New Roman"/>
+          <w:color w:val="000000"/>
+          <w:sz w:val="33"/>
+          <w:szCs w:val="33"/>
+          <w:lang w:eastAsia="en-IN"/>
+        </w:rPr>
+      </w:pPr>
+      <w:r>
+        <w:rPr>
+          <w:rFonts w:ascii="Consolas" w:eastAsia="Times New Roman" w:hAnsi="Consolas" w:cs="Times New Roman"/>
+          <w:color w:val="000000"/>
+          <w:sz w:val="33"/>
+          <w:szCs w:val="33"/>
+          <w:lang w:eastAsia="en-IN"/>
+        </w:rPr>
+        <w:t xml:space="preserve">                </w:t>
+      </w:r>
+      <w:r>
+        <w:rPr>
+          <w:rFonts w:ascii="Consolas" w:eastAsia="Times New Roman" w:hAnsi="Consolas" w:cs="Times New Roman"/>
+          <w:color w:val="0000FF"/>
+          <w:sz w:val="33"/>
+          <w:szCs w:val="33"/>
+          <w:lang w:eastAsia="en-IN"/>
+        </w:rPr>
+        <w:t>var</w:t>
+      </w:r>
+      <w:r>
+        <w:rPr>
+          <w:rFonts w:ascii="Consolas" w:eastAsia="Times New Roman" w:hAnsi="Consolas" w:cs="Times New Roman"/>
+          <w:color w:val="000000"/>
+          <w:sz w:val="33"/>
+          <w:szCs w:val="33"/>
+          <w:lang w:eastAsia="en-IN"/>
+        </w:rPr>
+        <w:t xml:space="preserve"> y=parseInt($(</w:t>
+      </w:r>
+      <w:r>
+        <w:rPr>
+          <w:rFonts w:ascii="Consolas" w:eastAsia="Times New Roman" w:hAnsi="Consolas" w:cs="Times New Roman"/>
+          <w:color w:val="A31515"/>
+          <w:sz w:val="33"/>
+          <w:szCs w:val="33"/>
+          <w:lang w:eastAsia="en-IN"/>
+        </w:rPr>
+        <w:t>"#no2"</w:t>
+      </w:r>
+      <w:r>
+        <w:rPr>
+          <w:rFonts w:ascii="Consolas" w:eastAsia="Times New Roman" w:hAnsi="Consolas" w:cs="Times New Roman"/>
+          <w:color w:val="000000"/>
+          <w:sz w:val="33"/>
+          <w:szCs w:val="33"/>
+          <w:lang w:eastAsia="en-IN"/>
+        </w:rPr>
+        <w:t>).val());</w:t>
+      </w:r>
+    </w:p>
+    <w:p>
+      <w:pPr>
+        <w:shd w:val="clear" w:color="auto" w:fill="FFFFFF"/>
+        <w:spacing w:after="0" w:line="450" w:lineRule="atLeast"/>
+        <w:rPr>
+          <w:rFonts w:ascii="Consolas" w:eastAsia="Times New Roman" w:hAnsi="Consolas" w:cs="Times New Roman"/>
+          <w:color w:val="000000"/>
+          <w:sz w:val="33"/>
+          <w:szCs w:val="33"/>
+          <w:lang w:eastAsia="en-IN"/>
+        </w:rPr>
+      </w:pPr>
+      <w:r>
+        <w:rPr>
+          <w:rFonts w:ascii="Consolas" w:eastAsia="Times New Roman" w:hAnsi="Consolas" w:cs="Times New Roman"/>
+          <w:color w:val="000000"/>
+          <w:sz w:val="33"/>
+          <w:szCs w:val="33"/>
+          <w:lang w:eastAsia="en-IN"/>
+        </w:rPr>
+        <w:t>                $(</w:t>
+      </w:r>
+      <w:r>
+        <w:rPr>
+          <w:rFonts w:ascii="Consolas" w:eastAsia="Times New Roman" w:hAnsi="Consolas" w:cs="Times New Roman"/>
+          <w:color w:val="A31515"/>
+          <w:sz w:val="33"/>
+          <w:szCs w:val="33"/>
+          <w:lang w:eastAsia="en-IN"/>
+        </w:rPr>
+        <w:t>"#divResult"</w:t>
+      </w:r>
+      <w:r>
+        <w:rPr>
+          <w:rFonts w:ascii="Consolas" w:eastAsia="Times New Roman" w:hAnsi="Consolas" w:cs="Times New Roman"/>
+          <w:color w:val="000000"/>
+          <w:sz w:val="33"/>
+          <w:szCs w:val="33"/>
+          <w:lang w:eastAsia="en-IN"/>
+        </w:rPr>
+        <w:t>).html(x+y)</w:t>
+      </w:r>
+    </w:p>
+    <w:p>
+      <w:pPr>
+        <w:shd w:val="clear" w:color="auto" w:fill="FFFFFF"/>
+        <w:spacing w:after="0" w:line="450" w:lineRule="atLeast"/>
+        <w:rPr>
+          <w:rFonts w:ascii="Consolas" w:eastAsia="Times New Roman" w:hAnsi="Consolas" w:cs="Times New Roman"/>
+          <w:color w:val="000000"/>
+          <w:sz w:val="33"/>
+          <w:szCs w:val="33"/>
+          <w:lang w:eastAsia="en-IN"/>
+        </w:rPr>
+      </w:pPr>
+      <w:r>
+        <w:rPr>
+          <w:rFonts w:ascii="Consolas" w:eastAsia="Times New Roman" w:hAnsi="Consolas" w:cs="Times New Roman"/>
+          <w:color w:val="000000"/>
+          <w:sz w:val="33"/>
+          <w:szCs w:val="33"/>
+          <w:lang w:eastAsia="en-IN"/>
+        </w:rPr>
+        <w:t>                $(</w:t>
+      </w:r>
+      <w:r>
+        <w:rPr>
+          <w:rFonts w:ascii="Consolas" w:eastAsia="Times New Roman" w:hAnsi="Consolas" w:cs="Times New Roman"/>
+          <w:color w:val="A31515"/>
+          <w:sz w:val="33"/>
+          <w:szCs w:val="33"/>
+          <w:lang w:eastAsia="en-IN"/>
+        </w:rPr>
+        <w:t>".para"</w:t>
+      </w:r>
+      <w:r>
+        <w:rPr>
+          <w:rFonts w:ascii="Consolas" w:eastAsia="Times New Roman" w:hAnsi="Consolas" w:cs="Times New Roman"/>
+          <w:color w:val="000000"/>
+          <w:sz w:val="33"/>
+          <w:szCs w:val="33"/>
+          <w:lang w:eastAsia="en-IN"/>
+        </w:rPr>
+        <w:t>).css(</w:t>
+      </w:r>
+      <w:r>
+        <w:rPr>
+          <w:rFonts w:ascii="Consolas" w:eastAsia="Times New Roman" w:hAnsi="Consolas" w:cs="Times New Roman"/>
+          <w:color w:val="A31515"/>
+          <w:sz w:val="33"/>
+          <w:szCs w:val="33"/>
+          <w:lang w:eastAsia="en-IN"/>
+        </w:rPr>
+        <w:t>"color"</w:t>
+      </w:r>
+      <w:r>
+        <w:rPr>
+          <w:rFonts w:ascii="Consolas" w:eastAsia="Times New Roman" w:hAnsi="Consolas" w:cs="Times New Roman"/>
+          <w:color w:val="000000"/>
+          <w:sz w:val="33"/>
+          <w:szCs w:val="33"/>
+          <w:lang w:eastAsia="en-IN"/>
+        </w:rPr>
+        <w:t>,</w:t>
+      </w:r>
+      <w:r>
+        <w:rPr>
+          <w:rFonts w:ascii="Consolas" w:eastAsia="Times New Roman" w:hAnsi="Consolas" w:cs="Times New Roman"/>
+          <w:color w:val="A31515"/>
+          <w:sz w:val="33"/>
+          <w:szCs w:val="33"/>
+          <w:lang w:eastAsia="en-IN"/>
+        </w:rPr>
+        <w:t>"red"</w:t>
+      </w:r>
+      <w:r>
+        <w:rPr>
+          <w:rFonts w:ascii="Consolas" w:eastAsia="Times New Roman" w:hAnsi="Consolas" w:cs="Times New Roman"/>
+          <w:color w:val="000000"/>
+          <w:sz w:val="33"/>
+          <w:szCs w:val="33"/>
+          <w:lang w:eastAsia="en-IN"/>
+        </w:rPr>
+        <w:t>);</w:t>
+      </w:r>
+    </w:p>
+    <w:p>
+      <w:pPr>
+        <w:shd w:val="clear" w:color="auto" w:fill="FFFFFF"/>
+        <w:spacing w:after="0" w:line="450" w:lineRule="atLeast"/>
+        <w:rPr>
+          <w:rFonts w:ascii="Consolas" w:eastAsia="Times New Roman" w:hAnsi="Consolas" w:cs="Times New Roman"/>
+          <w:color w:val="000000"/>
+          <w:sz w:val="33"/>
+          <w:szCs w:val="33"/>
+          <w:lang w:eastAsia="en-IN"/>
+        </w:rPr>
+      </w:pPr>
+      <w:r>
+        <w:rPr>
+          <w:rFonts w:ascii="Consolas" w:eastAsia="Times New Roman" w:hAnsi="Consolas" w:cs="Times New Roman"/>
+          <w:color w:val="000000"/>
+          <w:sz w:val="33"/>
+          <w:szCs w:val="33"/>
+          <w:lang w:eastAsia="en-IN"/>
+        </w:rPr>
+        <w:t>        }</w:t>
+      </w:r>
+    </w:p>
+    <w:p>
+      <w:pPr>
+        <w:shd w:val="clear" w:color="auto" w:fill="FFFFFF"/>
+        <w:spacing w:after="0" w:line="450" w:lineRule="atLeast"/>
+        <w:rPr>
+          <w:rFonts w:ascii="Consolas" w:eastAsia="Times New Roman" w:hAnsi="Consolas" w:cs="Times New Roman"/>
+          <w:color w:val="000000"/>
+          <w:sz w:val="33"/>
+          <w:szCs w:val="33"/>
+          <w:lang w:eastAsia="en-IN"/>
+        </w:rPr>
+      </w:pPr>
+    </w:p>
+    <w:p>
+      <w:pPr>
+        <w:shd w:val="clear" w:color="auto" w:fill="FFFFFF"/>
+        <w:spacing w:after="0" w:line="450" w:lineRule="atLeast"/>
+        <w:rPr>
+          <w:rFonts w:ascii="Consolas" w:eastAsia="Times New Roman" w:hAnsi="Consolas" w:cs="Times New Roman"/>
+          <w:color w:val="000000"/>
+          <w:sz w:val="33"/>
+          <w:szCs w:val="33"/>
+          <w:lang w:eastAsia="en-IN"/>
+        </w:rPr>
+      </w:pPr>
+      <w:r>
+        <w:rPr>
+          <w:rFonts w:ascii="Consolas" w:eastAsia="Times New Roman" w:hAnsi="Consolas" w:cs="Times New Roman"/>
+          <w:color w:val="000000"/>
+          <w:sz w:val="33"/>
+          <w:szCs w:val="33"/>
+          <w:lang w:eastAsia="en-IN"/>
+        </w:rPr>
+        <w:t>        $(document).ready(</w:t>
+      </w:r>
+      <w:r>
+        <w:rPr>
+          <w:rFonts w:ascii="Consolas" w:eastAsia="Times New Roman" w:hAnsi="Consolas" w:cs="Times New Roman"/>
+          <w:color w:val="0000FF"/>
+          <w:sz w:val="33"/>
+          <w:szCs w:val="33"/>
+          <w:lang w:eastAsia="en-IN"/>
+        </w:rPr>
+        <w:t>function</w:t>
+      </w:r>
+      <w:r>
+        <w:rPr>
+          <w:rFonts w:ascii="Consolas" w:eastAsia="Times New Roman" w:hAnsi="Consolas" w:cs="Times New Roman"/>
+          <w:color w:val="000000"/>
+          <w:sz w:val="33"/>
+          <w:szCs w:val="33"/>
+          <w:lang w:eastAsia="en-IN"/>
+        </w:rPr>
+        <w:t>(){</w:t>
+      </w:r>
+    </w:p>
+    <w:p>
+      <w:pPr>
+        <w:shd w:val="clear" w:color="auto" w:fill="FFFFFF"/>
+        <w:spacing w:after="0" w:line="450" w:lineRule="atLeast"/>
+        <w:rPr>
+          <w:rFonts w:ascii="Consolas" w:eastAsia="Times New Roman" w:hAnsi="Consolas" w:cs="Times New Roman"/>
+          <w:color w:val="000000"/>
+          <w:sz w:val="33"/>
+          <w:szCs w:val="33"/>
+          <w:lang w:eastAsia="en-IN"/>
+        </w:rPr>
+      </w:pPr>
+      <w:r>
+        <w:rPr>
+          <w:rFonts w:ascii="Consolas" w:eastAsia="Times New Roman" w:hAnsi="Consolas" w:cs="Times New Roman"/>
+          <w:color w:val="000000"/>
+          <w:sz w:val="33"/>
+          <w:szCs w:val="33"/>
+          <w:lang w:eastAsia="en-IN"/>
+        </w:rPr>
+        <w:t>            $(</w:t>
+      </w:r>
+      <w:r>
+        <w:rPr>
+          <w:rFonts w:ascii="Consolas" w:eastAsia="Times New Roman" w:hAnsi="Consolas" w:cs="Times New Roman"/>
+          <w:color w:val="A31515"/>
+          <w:sz w:val="33"/>
+          <w:szCs w:val="33"/>
+          <w:lang w:eastAsia="en-IN"/>
+        </w:rPr>
+        <w:t>"input[type=text]"</w:t>
+      </w:r>
+      <w:r>
+        <w:rPr>
+          <w:rFonts w:ascii="Consolas" w:eastAsia="Times New Roman" w:hAnsi="Consolas" w:cs="Times New Roman"/>
+          <w:color w:val="000000"/>
+          <w:sz w:val="33"/>
+          <w:szCs w:val="33"/>
+          <w:lang w:eastAsia="en-IN"/>
+        </w:rPr>
+        <w:t>).focus(</w:t>
+      </w:r>
+      <w:r>
+        <w:rPr>
+          <w:rFonts w:ascii="Consolas" w:eastAsia="Times New Roman" w:hAnsi="Consolas" w:cs="Times New Roman"/>
+          <w:color w:val="0000FF"/>
+          <w:sz w:val="33"/>
+          <w:szCs w:val="33"/>
+          <w:lang w:eastAsia="en-IN"/>
+        </w:rPr>
+        <w:t>function</w:t>
+      </w:r>
+      <w:r>
+        <w:rPr>
+          <w:rFonts w:ascii="Consolas" w:eastAsia="Times New Roman" w:hAnsi="Consolas" w:cs="Times New Roman"/>
+          <w:color w:val="000000"/>
+          <w:sz w:val="33"/>
+          <w:szCs w:val="33"/>
+          <w:lang w:eastAsia="en-IN"/>
+        </w:rPr>
+        <w:t>(){</w:t>
+      </w:r>
+    </w:p>
+    <w:p>
+      <w:pPr>
+        <w:shd w:val="clear" w:color="auto" w:fill="FFFFFF"/>
+        <w:spacing w:after="0" w:line="450" w:lineRule="atLeast"/>
+        <w:rPr>
+          <w:rFonts w:ascii="Consolas" w:eastAsia="Times New Roman" w:hAnsi="Consolas" w:cs="Times New Roman"/>
+          <w:color w:val="000000"/>
+          <w:sz w:val="33"/>
+          <w:szCs w:val="33"/>
+          <w:lang w:eastAsia="en-IN"/>
+        </w:rPr>
+      </w:pPr>
+      <w:r>
+        <w:rPr>
+          <w:rFonts w:ascii="Consolas" w:eastAsia="Times New Roman" w:hAnsi="Consolas" w:cs="Times New Roman"/>
+          <w:color w:val="000000"/>
+          <w:sz w:val="33"/>
+          <w:szCs w:val="33"/>
+          <w:lang w:eastAsia="en-IN"/>
+        </w:rPr>
+        <w:t>                $(</w:t>
+      </w:r>
+      <w:r>
+        <w:rPr>
+          <w:rFonts w:ascii="Consolas" w:eastAsia="Times New Roman" w:hAnsi="Consolas" w:cs="Times New Roman"/>
+          <w:color w:val="0000FF"/>
+          <w:sz w:val="33"/>
+          <w:szCs w:val="33"/>
+          <w:lang w:eastAsia="en-IN"/>
+        </w:rPr>
+        <w:t>this</w:t>
+      </w:r>
+      <w:r>
+        <w:rPr>
+          <w:rFonts w:ascii="Consolas" w:eastAsia="Times New Roman" w:hAnsi="Consolas" w:cs="Times New Roman"/>
+          <w:color w:val="000000"/>
+          <w:sz w:val="33"/>
+          <w:szCs w:val="33"/>
+          <w:lang w:eastAsia="en-IN"/>
+        </w:rPr>
+        <w:t>).css(</w:t>
+      </w:r>
+      <w:r>
+        <w:rPr>
+          <w:rFonts w:ascii="Consolas" w:eastAsia="Times New Roman" w:hAnsi="Consolas" w:cs="Times New Roman"/>
+          <w:color w:val="A31515"/>
+          <w:sz w:val="33"/>
+          <w:szCs w:val="33"/>
+          <w:lang w:eastAsia="en-IN"/>
+        </w:rPr>
+        <w:t>"background-color"</w:t>
+      </w:r>
+      <w:r>
+        <w:rPr>
+          <w:rFonts w:ascii="Consolas" w:eastAsia="Times New Roman" w:hAnsi="Consolas" w:cs="Times New Roman"/>
+          <w:color w:val="000000"/>
+          <w:sz w:val="33"/>
+          <w:szCs w:val="33"/>
+          <w:lang w:eastAsia="en-IN"/>
+        </w:rPr>
+        <w:t>,</w:t>
+      </w:r>
+      <w:r>
+        <w:rPr>
+          <w:rFonts w:ascii="Consolas" w:eastAsia="Times New Roman" w:hAnsi="Consolas" w:cs="Times New Roman"/>
+          <w:color w:val="A31515"/>
+          <w:sz w:val="33"/>
+          <w:szCs w:val="33"/>
+          <w:lang w:eastAsia="en-IN"/>
+        </w:rPr>
+        <w:t>"yellow"</w:t>
+      </w:r>
+      <w:r>
+        <w:rPr>
+          <w:rFonts w:ascii="Consolas" w:eastAsia="Times New Roman" w:hAnsi="Consolas" w:cs="Times New Roman"/>
+          <w:color w:val="000000"/>
+          <w:sz w:val="33"/>
+          <w:szCs w:val="33"/>
+          <w:lang w:eastAsia="en-IN"/>
+        </w:rPr>
+        <w:t>);</w:t>
+      </w:r>
+    </w:p>
+    <w:p>
+      <w:pPr>
+        <w:shd w:val="clear" w:color="auto" w:fill="FFFFFF"/>
+        <w:spacing w:after="0" w:line="450" w:lineRule="atLeast"/>
+        <w:rPr>
+          <w:rFonts w:ascii="Consolas" w:eastAsia="Times New Roman" w:hAnsi="Consolas" w:cs="Times New Roman"/>
+          <w:color w:val="000000"/>
+          <w:sz w:val="33"/>
+          <w:szCs w:val="33"/>
+          <w:lang w:eastAsia="en-IN"/>
+        </w:rPr>
+      </w:pPr>
+      <w:r>
+        <w:rPr>
+          <w:rFonts w:ascii="Consolas" w:eastAsia="Times New Roman" w:hAnsi="Consolas" w:cs="Times New Roman"/>
+          <w:color w:val="000000"/>
+          <w:sz w:val="33"/>
+          <w:szCs w:val="33"/>
+          <w:lang w:eastAsia="en-IN"/>
+        </w:rPr>
+        <w:t>            });</w:t>
+      </w:r>
+    </w:p>
+    <w:p>
+      <w:pPr>
+        <w:shd w:val="clear" w:color="auto" w:fill="FFFFFF"/>
+        <w:spacing w:after="0" w:line="450" w:lineRule="atLeast"/>
+        <w:rPr>
+          <w:rFonts w:ascii="Consolas" w:eastAsia="Times New Roman" w:hAnsi="Consolas" w:cs="Times New Roman"/>
+          <w:color w:val="000000"/>
+          <w:sz w:val="33"/>
+          <w:szCs w:val="33"/>
+          <w:lang w:eastAsia="en-IN"/>
+        </w:rPr>
+      </w:pPr>
+    </w:p>
+    <w:p>
+      <w:pPr>
+        <w:shd w:val="clear" w:color="auto" w:fill="FFFFFF"/>
+        <w:spacing w:after="0" w:line="450" w:lineRule="atLeast"/>
+        <w:rPr>
+          <w:rFonts w:ascii="Consolas" w:eastAsia="Times New Roman" w:hAnsi="Consolas" w:cs="Times New Roman"/>
+          <w:color w:val="000000"/>
+          <w:sz w:val="33"/>
+          <w:szCs w:val="33"/>
+          <w:lang w:eastAsia="en-IN"/>
+        </w:rPr>
+      </w:pPr>
+      <w:r>
+        <w:rPr>
+          <w:rFonts w:ascii="Consolas" w:eastAsia="Times New Roman" w:hAnsi="Consolas" w:cs="Times New Roman"/>
+          <w:color w:val="000000"/>
+          <w:sz w:val="33"/>
+          <w:szCs w:val="33"/>
+          <w:lang w:eastAsia="en-IN"/>
+        </w:rPr>
+        <w:t>            $(</w:t>
+      </w:r>
+      <w:r>
+        <w:rPr>
+          <w:rFonts w:ascii="Consolas" w:eastAsia="Times New Roman" w:hAnsi="Consolas" w:cs="Times New Roman"/>
+          <w:color w:val="A31515"/>
+          <w:sz w:val="33"/>
+          <w:szCs w:val="33"/>
+          <w:lang w:eastAsia="en-IN"/>
+        </w:rPr>
+        <w:t>"input[type=text]"</w:t>
+      </w:r>
+      <w:r>
+        <w:rPr>
+          <w:rFonts w:ascii="Consolas" w:eastAsia="Times New Roman" w:hAnsi="Consolas" w:cs="Times New Roman"/>
+          <w:color w:val="000000"/>
+          <w:sz w:val="33"/>
+          <w:szCs w:val="33"/>
+          <w:lang w:eastAsia="en-IN"/>
+        </w:rPr>
+        <w:t>).blur(</w:t>
+      </w:r>
+      <w:r>
+        <w:rPr>
+          <w:rFonts w:ascii="Consolas" w:eastAsia="Times New Roman" w:hAnsi="Consolas" w:cs="Times New Roman"/>
+          <w:color w:val="0000FF"/>
+          <w:sz w:val="33"/>
+          <w:szCs w:val="33"/>
+          <w:lang w:eastAsia="en-IN"/>
+        </w:rPr>
+        <w:t>function</w:t>
+      </w:r>
+      <w:r>
+        <w:rPr>
+          <w:rFonts w:ascii="Consolas" w:eastAsia="Times New Roman" w:hAnsi="Consolas" w:cs="Times New Roman"/>
+          <w:color w:val="000000"/>
+          <w:sz w:val="33"/>
+          <w:szCs w:val="33"/>
+          <w:lang w:eastAsia="en-IN"/>
+        </w:rPr>
+        <w:t>(){</w:t>
+      </w:r>
+    </w:p>
+    <w:p>
+      <w:pPr>
+        <w:shd w:val="clear" w:color="auto" w:fill="FFFFFF"/>
+        <w:spacing w:after="0" w:line="450" w:lineRule="atLeast"/>
+        <w:rPr>
+          <w:rFonts w:ascii="Consolas" w:eastAsia="Times New Roman" w:hAnsi="Consolas" w:cs="Times New Roman"/>
+          <w:color w:val="000000"/>
+          <w:sz w:val="33"/>
+          <w:szCs w:val="33"/>
+          <w:lang w:eastAsia="en-IN"/>
+        </w:rPr>
+      </w:pPr>
+      <w:r>
+        <w:rPr>
+          <w:rFonts w:ascii="Consolas" w:eastAsia="Times New Roman" w:hAnsi="Consolas" w:cs="Times New Roman"/>
+          <w:color w:val="000000"/>
+          <w:sz w:val="33"/>
+          <w:szCs w:val="33"/>
+          <w:lang w:eastAsia="en-IN"/>
+        </w:rPr>
+        <w:t>                $(</w:t>
+      </w:r>
+      <w:r>
+        <w:rPr>
+          <w:rFonts w:ascii="Consolas" w:eastAsia="Times New Roman" w:hAnsi="Consolas" w:cs="Times New Roman"/>
+          <w:color w:val="0000FF"/>
+          <w:sz w:val="33"/>
+          <w:szCs w:val="33"/>
+          <w:lang w:eastAsia="en-IN"/>
+        </w:rPr>
+        <w:t>this</w:t>
+      </w:r>
+      <w:r>
+        <w:rPr>
+          <w:rFonts w:ascii="Consolas" w:eastAsia="Times New Roman" w:hAnsi="Consolas" w:cs="Times New Roman"/>
+          <w:color w:val="000000"/>
+          <w:sz w:val="33"/>
+          <w:szCs w:val="33"/>
+          <w:lang w:eastAsia="en-IN"/>
+        </w:rPr>
+        <w:t>).css(</w:t>
+      </w:r>
+      <w:r>
+        <w:rPr>
+          <w:rFonts w:ascii="Consolas" w:eastAsia="Times New Roman" w:hAnsi="Consolas" w:cs="Times New Roman"/>
+          <w:color w:val="A31515"/>
+          <w:sz w:val="33"/>
+          <w:szCs w:val="33"/>
+          <w:lang w:eastAsia="en-IN"/>
+        </w:rPr>
+        <w:t>"background-color"</w:t>
+      </w:r>
+      <w:r>
+        <w:rPr>
+          <w:rFonts w:ascii="Consolas" w:eastAsia="Times New Roman" w:hAnsi="Consolas" w:cs="Times New Roman"/>
+          <w:color w:val="000000"/>
+          <w:sz w:val="33"/>
+          <w:szCs w:val="33"/>
+          <w:lang w:eastAsia="en-IN"/>
+        </w:rPr>
+        <w:t>,</w:t>
+      </w:r>
+      <w:r>
+        <w:rPr>
+          <w:rFonts w:ascii="Consolas" w:eastAsia="Times New Roman" w:hAnsi="Consolas" w:cs="Times New Roman"/>
+          <w:color w:val="A31515"/>
+          <w:sz w:val="33"/>
+          <w:szCs w:val="33"/>
+          <w:lang w:eastAsia="en-IN"/>
+        </w:rPr>
+        <w:t>"white"</w:t>
+      </w:r>
+      <w:r>
+        <w:rPr>
+          <w:rFonts w:ascii="Consolas" w:eastAsia="Times New Roman" w:hAnsi="Consolas" w:cs="Times New Roman"/>
+          <w:color w:val="000000"/>
+          <w:sz w:val="33"/>
+          <w:szCs w:val="33"/>
+          <w:lang w:eastAsia="en-IN"/>
+        </w:rPr>
+        <w:t>);</w:t>
+      </w:r>
+    </w:p>
+    <w:p>
+      <w:pPr>
+        <w:shd w:val="clear" w:color="auto" w:fill="FFFFFF"/>
+        <w:spacing w:after="0" w:line="450" w:lineRule="atLeast"/>
+        <w:rPr>
+          <w:rFonts w:ascii="Consolas" w:eastAsia="Times New Roman" w:hAnsi="Consolas" w:cs="Times New Roman"/>
+          <w:color w:val="000000"/>
+          <w:sz w:val="33"/>
+          <w:szCs w:val="33"/>
+          <w:lang w:eastAsia="en-IN"/>
+        </w:rPr>
+      </w:pPr>
+      <w:r>
+        <w:rPr>
+          <w:rFonts w:ascii="Consolas" w:eastAsia="Times New Roman" w:hAnsi="Consolas" w:cs="Times New Roman"/>
+          <w:color w:val="000000"/>
+          <w:sz w:val="33"/>
+          <w:szCs w:val="33"/>
+          <w:lang w:eastAsia="en-IN"/>
+        </w:rPr>
+        <w:t>            });</w:t>
+      </w:r>
+    </w:p>
+    <w:p>
+      <w:pPr>
+        <w:shd w:val="clear" w:color="auto" w:fill="FFFFFF"/>
+        <w:spacing w:after="0" w:line="450" w:lineRule="atLeast"/>
+        <w:rPr>
+          <w:rFonts w:ascii="Consolas" w:eastAsia="Times New Roman" w:hAnsi="Consolas" w:cs="Times New Roman"/>
+          <w:color w:val="000000"/>
+          <w:sz w:val="33"/>
+          <w:szCs w:val="33"/>
+          <w:lang w:eastAsia="en-IN"/>
+        </w:rPr>
+      </w:pPr>
+    </w:p>
+    <w:p>
+      <w:pPr>
+        <w:shd w:val="clear" w:color="auto" w:fill="FFFFFF"/>
+        <w:spacing w:after="0" w:line="450" w:lineRule="atLeast"/>
+        <w:rPr>
+          <w:rFonts w:ascii="Consolas" w:eastAsia="Times New Roman" w:hAnsi="Consolas" w:cs="Times New Roman"/>
+          <w:color w:val="000000"/>
+          <w:sz w:val="33"/>
+          <w:szCs w:val="33"/>
+          <w:lang w:eastAsia="en-IN"/>
+        </w:rPr>
+      </w:pPr>
+      <w:r>
+        <w:rPr>
+          <w:rFonts w:ascii="Consolas" w:eastAsia="Times New Roman" w:hAnsi="Consolas" w:cs="Times New Roman"/>
+          <w:color w:val="000000"/>
+          <w:sz w:val="33"/>
+          <w:szCs w:val="33"/>
+          <w:lang w:eastAsia="en-IN"/>
+        </w:rPr>
+        <w:t>            $(</w:t>
+      </w:r>
+      <w:r>
+        <w:rPr>
+          <w:rFonts w:ascii="Consolas" w:eastAsia="Times New Roman" w:hAnsi="Consolas" w:cs="Times New Roman"/>
+          <w:color w:val="A31515"/>
+          <w:sz w:val="33"/>
+          <w:szCs w:val="33"/>
+          <w:lang w:eastAsia="en-IN"/>
+        </w:rPr>
+        <w:t>"#no1"</w:t>
+      </w:r>
+      <w:r>
+        <w:rPr>
+          <w:rFonts w:ascii="Consolas" w:eastAsia="Times New Roman" w:hAnsi="Consolas" w:cs="Times New Roman"/>
+          <w:color w:val="000000"/>
+          <w:sz w:val="33"/>
+          <w:szCs w:val="33"/>
+          <w:lang w:eastAsia="en-IN"/>
+        </w:rPr>
+        <w:t>).keyup(</w:t>
+      </w:r>
+      <w:r>
+        <w:rPr>
+          <w:rFonts w:ascii="Consolas" w:eastAsia="Times New Roman" w:hAnsi="Consolas" w:cs="Times New Roman"/>
+          <w:color w:val="0000FF"/>
+          <w:sz w:val="33"/>
+          <w:szCs w:val="33"/>
+          <w:lang w:eastAsia="en-IN"/>
+        </w:rPr>
+        <w:t>function</w:t>
+      </w:r>
+      <w:r>
+        <w:rPr>
+          <w:rFonts w:ascii="Consolas" w:eastAsia="Times New Roman" w:hAnsi="Consolas" w:cs="Times New Roman"/>
+          <w:color w:val="000000"/>
+          <w:sz w:val="33"/>
+          <w:szCs w:val="33"/>
+          <w:lang w:eastAsia="en-IN"/>
+        </w:rPr>
+        <w:t>(){</w:t>
+      </w:r>
+    </w:p>
+    <w:p>
+      <w:pPr>
+        <w:shd w:val="clear" w:color="auto" w:fill="FFFFFF"/>
+        <w:spacing w:after="0" w:line="450" w:lineRule="atLeast"/>
+        <w:rPr>
+          <w:rFonts w:ascii="Consolas" w:eastAsia="Times New Roman" w:hAnsi="Consolas" w:cs="Times New Roman"/>
+          <w:color w:val="000000"/>
+          <w:sz w:val="33"/>
+          <w:szCs w:val="33"/>
+          <w:lang w:eastAsia="en-IN"/>
+        </w:rPr>
+      </w:pPr>
+      <w:r>
+        <w:rPr>
+          <w:rFonts w:ascii="Consolas" w:eastAsia="Times New Roman" w:hAnsi="Consolas" w:cs="Times New Roman"/>
+          <w:color w:val="000000"/>
+          <w:sz w:val="33"/>
+          <w:szCs w:val="33"/>
+          <w:lang w:eastAsia="en-IN"/>
+        </w:rPr>
+        <w:t>                fn2();</w:t>
+      </w:r>
+    </w:p>
+    <w:p>
+      <w:pPr>
+        <w:shd w:val="clear" w:color="auto" w:fill="FFFFFF"/>
+        <w:spacing w:after="0" w:line="450" w:lineRule="atLeast"/>
+        <w:rPr>
+          <w:rFonts w:ascii="Consolas" w:eastAsia="Times New Roman" w:hAnsi="Consolas" w:cs="Times New Roman"/>
+          <w:color w:val="000000"/>
+          <w:sz w:val="33"/>
+          <w:szCs w:val="33"/>
+          <w:lang w:eastAsia="en-IN"/>
+        </w:rPr>
+      </w:pPr>
+      <w:r>
+        <w:rPr>
+          <w:rFonts w:ascii="Consolas" w:eastAsia="Times New Roman" w:hAnsi="Consolas" w:cs="Times New Roman"/>
+          <w:color w:val="000000"/>
+          <w:sz w:val="33"/>
+          <w:szCs w:val="33"/>
+          <w:lang w:eastAsia="en-IN"/>
+        </w:rPr>
+        <w:t>            });</w:t>
+      </w:r>
+    </w:p>
+    <w:p>
+      <w:pPr>
+        <w:shd w:val="clear" w:color="auto" w:fill="FFFFFF"/>
+        <w:spacing w:after="0" w:line="450" w:lineRule="atLeast"/>
+        <w:rPr>
+          <w:rFonts w:ascii="Consolas" w:eastAsia="Times New Roman" w:hAnsi="Consolas" w:cs="Times New Roman"/>
+          <w:color w:val="000000"/>
+          <w:sz w:val="33"/>
+          <w:szCs w:val="33"/>
+          <w:lang w:eastAsia="en-IN"/>
+        </w:rPr>
+      </w:pPr>
+    </w:p>
+    <w:p>
+      <w:pPr>
+        <w:shd w:val="clear" w:color="auto" w:fill="FFFFFF"/>
+        <w:spacing w:after="0" w:line="450" w:lineRule="atLeast"/>
+        <w:rPr>
+          <w:rFonts w:ascii="Consolas" w:eastAsia="Times New Roman" w:hAnsi="Consolas" w:cs="Times New Roman"/>
+          <w:color w:val="000000"/>
+          <w:sz w:val="33"/>
+          <w:szCs w:val="33"/>
+          <w:lang w:eastAsia="en-IN"/>
+        </w:rPr>
+      </w:pPr>
+      <w:r>
+        <w:rPr>
+          <w:rFonts w:ascii="Consolas" w:eastAsia="Times New Roman" w:hAnsi="Consolas" w:cs="Times New Roman"/>
+          <w:color w:val="000000"/>
+          <w:sz w:val="33"/>
+          <w:szCs w:val="33"/>
+          <w:lang w:eastAsia="en-IN"/>
+        </w:rPr>
+        <w:t>            $(</w:t>
+      </w:r>
+      <w:r>
+        <w:rPr>
+          <w:rFonts w:ascii="Consolas" w:eastAsia="Times New Roman" w:hAnsi="Consolas" w:cs="Times New Roman"/>
+          <w:color w:val="A31515"/>
+          <w:sz w:val="33"/>
+          <w:szCs w:val="33"/>
+          <w:lang w:eastAsia="en-IN"/>
+        </w:rPr>
+        <w:t>"#no2"</w:t>
+      </w:r>
+      <w:r>
+        <w:rPr>
+          <w:rFonts w:ascii="Consolas" w:eastAsia="Times New Roman" w:hAnsi="Consolas" w:cs="Times New Roman"/>
+          <w:color w:val="000000"/>
+          <w:sz w:val="33"/>
+          <w:szCs w:val="33"/>
+          <w:lang w:eastAsia="en-IN"/>
+        </w:rPr>
+        <w:t>).keyup(</w:t>
+      </w:r>
+      <w:r>
+        <w:rPr>
+          <w:rFonts w:ascii="Consolas" w:eastAsia="Times New Roman" w:hAnsi="Consolas" w:cs="Times New Roman"/>
+          <w:color w:val="0000FF"/>
+          <w:sz w:val="33"/>
+          <w:szCs w:val="33"/>
+          <w:lang w:eastAsia="en-IN"/>
+        </w:rPr>
+        <w:t>function</w:t>
+      </w:r>
+      <w:r>
+        <w:rPr>
+          <w:rFonts w:ascii="Consolas" w:eastAsia="Times New Roman" w:hAnsi="Consolas" w:cs="Times New Roman"/>
+          <w:color w:val="000000"/>
+          <w:sz w:val="33"/>
+          <w:szCs w:val="33"/>
+          <w:lang w:eastAsia="en-IN"/>
+        </w:rPr>
+        <w:t>(){</w:t>
+      </w:r>
+    </w:p>
+    <w:p>
+      <w:pPr>
+        <w:shd w:val="clear" w:color="auto" w:fill="FFFFFF"/>
+        <w:spacing w:after="0" w:line="450" w:lineRule="atLeast"/>
+        <w:rPr>
+          <w:rFonts w:ascii="Consolas" w:eastAsia="Times New Roman" w:hAnsi="Consolas" w:cs="Times New Roman"/>
+          <w:color w:val="000000"/>
+          <w:sz w:val="33"/>
+          <w:szCs w:val="33"/>
+          <w:lang w:eastAsia="en-IN"/>
+        </w:rPr>
+      </w:pPr>
+      <w:r>
+        <w:rPr>
+          <w:rFonts w:ascii="Consolas" w:eastAsia="Times New Roman" w:hAnsi="Consolas" w:cs="Times New Roman"/>
+          <w:color w:val="000000"/>
+          <w:sz w:val="33"/>
+          <w:szCs w:val="33"/>
+          <w:lang w:eastAsia="en-IN"/>
+        </w:rPr>
+        <w:t>                fn2();</w:t>
+      </w:r>
+    </w:p>
+    <w:p>
+      <w:pPr>
+        <w:shd w:val="clear" w:color="auto" w:fill="FFFFFF"/>
+        <w:spacing w:after="0" w:line="450" w:lineRule="atLeast"/>
+        <w:rPr>
+          <w:rFonts w:ascii="Consolas" w:eastAsia="Times New Roman" w:hAnsi="Consolas" w:cs="Times New Roman"/>
+          <w:color w:val="000000"/>
+          <w:sz w:val="33"/>
+          <w:szCs w:val="33"/>
+          <w:lang w:eastAsia="en-IN"/>
+        </w:rPr>
+      </w:pPr>
+      <w:r>
+        <w:rPr>
+          <w:rFonts w:ascii="Consolas" w:eastAsia="Times New Roman" w:hAnsi="Consolas" w:cs="Times New Roman"/>
+          <w:color w:val="000000"/>
+          <w:sz w:val="33"/>
+          <w:szCs w:val="33"/>
+          <w:lang w:eastAsia="en-IN"/>
+        </w:rPr>
+        <w:t>            });</w:t>
+      </w:r>
+    </w:p>
+    <w:p>
+      <w:pPr>
+        <w:shd w:val="clear" w:color="auto" w:fill="FFFFFF"/>
+        <w:spacing w:after="0" w:line="450" w:lineRule="atLeast"/>
+        <w:rPr>
+          <w:rFonts w:ascii="Consolas" w:eastAsia="Times New Roman" w:hAnsi="Consolas" w:cs="Times New Roman"/>
+          <w:color w:val="000000"/>
+          <w:sz w:val="33"/>
+          <w:szCs w:val="33"/>
+          <w:lang w:eastAsia="en-IN"/>
+        </w:rPr>
+      </w:pPr>
+      <w:r>
+        <w:rPr>
+          <w:rFonts w:ascii="Consolas" w:eastAsia="Times New Roman" w:hAnsi="Consolas" w:cs="Times New Roman"/>
+          <w:color w:val="000000"/>
+          <w:sz w:val="33"/>
+          <w:szCs w:val="33"/>
+          <w:lang w:eastAsia="en-IN"/>
+        </w:rPr>
+        <w:t>            $(</w:t>
+      </w:r>
+      <w:r>
+        <w:rPr>
+          <w:rFonts w:ascii="Consolas" w:eastAsia="Times New Roman" w:hAnsi="Consolas" w:cs="Times New Roman"/>
+          <w:color w:val="A31515"/>
+          <w:sz w:val="33"/>
+          <w:szCs w:val="33"/>
+          <w:lang w:eastAsia="en-IN"/>
+        </w:rPr>
+        <w:t>"#btnAdd"</w:t>
+      </w:r>
+      <w:r>
+        <w:rPr>
+          <w:rFonts w:ascii="Consolas" w:eastAsia="Times New Roman" w:hAnsi="Consolas" w:cs="Times New Roman"/>
+          <w:color w:val="000000"/>
+          <w:sz w:val="33"/>
+          <w:szCs w:val="33"/>
+          <w:lang w:eastAsia="en-IN"/>
+        </w:rPr>
+        <w:t>).click(</w:t>
+      </w:r>
+      <w:r>
+        <w:rPr>
+          <w:rFonts w:ascii="Consolas" w:eastAsia="Times New Roman" w:hAnsi="Consolas" w:cs="Times New Roman"/>
+          <w:color w:val="0000FF"/>
+          <w:sz w:val="33"/>
+          <w:szCs w:val="33"/>
+          <w:lang w:eastAsia="en-IN"/>
+        </w:rPr>
+        <w:t>function</w:t>
+      </w:r>
+      <w:r>
+        <w:rPr>
+          <w:rFonts w:ascii="Consolas" w:eastAsia="Times New Roman" w:hAnsi="Consolas" w:cs="Times New Roman"/>
+          <w:color w:val="000000"/>
+          <w:sz w:val="33"/>
+          <w:szCs w:val="33"/>
+          <w:lang w:eastAsia="en-IN"/>
+        </w:rPr>
+        <w:t>(){</w:t>
+      </w:r>
+    </w:p>
+    <w:p>
+      <w:pPr>
+        <w:shd w:val="clear" w:color="auto" w:fill="FFFFFF"/>
+        <w:spacing w:after="0" w:line="450" w:lineRule="atLeast"/>
+        <w:rPr>
+          <w:rFonts w:ascii="Consolas" w:eastAsia="Times New Roman" w:hAnsi="Consolas" w:cs="Times New Roman"/>
+          <w:color w:val="000000"/>
+          <w:sz w:val="33"/>
+          <w:szCs w:val="33"/>
+          <w:lang w:eastAsia="en-IN"/>
+        </w:rPr>
+      </w:pPr>
+      <w:r>
+        <w:rPr>
+          <w:rFonts w:ascii="Consolas" w:eastAsia="Times New Roman" w:hAnsi="Consolas" w:cs="Times New Roman"/>
+          <w:color w:val="000000"/>
+          <w:sz w:val="33"/>
+          <w:szCs w:val="33"/>
+          <w:lang w:eastAsia="en-IN"/>
+        </w:rPr>
+        <w:t>               fn2();</w:t>
+      </w:r>
+    </w:p>
+    <w:p>
+      <w:pPr>
+        <w:shd w:val="clear" w:color="auto" w:fill="FFFFFF"/>
+        <w:spacing w:after="0" w:line="450" w:lineRule="atLeast"/>
+        <w:rPr>
+          <w:rFonts w:ascii="Consolas" w:eastAsia="Times New Roman" w:hAnsi="Consolas" w:cs="Times New Roman"/>
+          <w:color w:val="000000"/>
+          <w:sz w:val="33"/>
+          <w:szCs w:val="33"/>
+          <w:lang w:eastAsia="en-IN"/>
+        </w:rPr>
+      </w:pPr>
+      <w:r>
+        <w:rPr>
+          <w:rFonts w:ascii="Consolas" w:eastAsia="Times New Roman" w:hAnsi="Consolas" w:cs="Times New Roman"/>
+          <w:color w:val="000000"/>
+          <w:sz w:val="33"/>
+          <w:szCs w:val="33"/>
+          <w:lang w:eastAsia="en-IN"/>
+        </w:rPr>
+        <w:lastRenderedPageBreak/>
+        <w:t>            });</w:t>
+      </w:r>
+    </w:p>
+    <w:p>
+      <w:pPr>
+        <w:shd w:val="clear" w:color="auto" w:fill="FFFFFF"/>
+        <w:spacing w:after="0" w:line="450" w:lineRule="atLeast"/>
+        <w:rPr>
+          <w:rFonts w:ascii="Consolas" w:eastAsia="Times New Roman" w:hAnsi="Consolas" w:cs="Times New Roman"/>
+          <w:color w:val="000000"/>
+          <w:sz w:val="33"/>
+          <w:szCs w:val="33"/>
+          <w:lang w:eastAsia="en-IN"/>
+        </w:rPr>
+      </w:pPr>
+      <w:r>
+        <w:rPr>
+          <w:rFonts w:ascii="Consolas" w:eastAsia="Times New Roman" w:hAnsi="Consolas" w:cs="Times New Roman"/>
+          <w:color w:val="000000"/>
+          <w:sz w:val="33"/>
+          <w:szCs w:val="33"/>
+          <w:lang w:eastAsia="en-IN"/>
+        </w:rPr>
+        <w:t>        });</w:t>
+      </w:r>
+    </w:p>
+    <w:p>
+      <w:pPr>
+        <w:shd w:val="clear" w:color="auto" w:fill="FFFFFF"/>
+        <w:spacing w:after="0" w:line="450" w:lineRule="atLeast"/>
+        <w:rPr>
+          <w:rFonts w:ascii="Consolas" w:eastAsia="Times New Roman" w:hAnsi="Consolas" w:cs="Times New Roman"/>
+          <w:color w:val="000000"/>
+          <w:sz w:val="33"/>
+          <w:szCs w:val="33"/>
+          <w:lang w:eastAsia="en-IN"/>
+        </w:rPr>
+      </w:pPr>
+      <w:r>
+        <w:rPr>
+          <w:rFonts w:ascii="Consolas" w:eastAsia="Times New Roman" w:hAnsi="Consolas" w:cs="Times New Roman"/>
+          <w:color w:val="000000"/>
+          <w:sz w:val="33"/>
+          <w:szCs w:val="33"/>
+          <w:lang w:eastAsia="en-IN"/>
+        </w:rPr>
+        <w:t xml:space="preserve">    </w:t>
+      </w:r>
+      <w:r>
+        <w:rPr>
+          <w:rFonts w:ascii="Consolas" w:eastAsia="Times New Roman" w:hAnsi="Consolas" w:cs="Times New Roman"/>
+          <w:color w:val="800000"/>
+          <w:sz w:val="33"/>
+          <w:szCs w:val="33"/>
+          <w:lang w:eastAsia="en-IN"/>
+        </w:rPr>
+        <w:t>&lt;/script&gt;</w:t>
+      </w:r>
+    </w:p>
+    <w:p>
+      <w:pPr>
+        <w:shd w:val="clear" w:color="auto" w:fill="FFFFFF"/>
+        <w:spacing w:after="0" w:line="450" w:lineRule="atLeast"/>
+        <w:rPr>
+          <w:rFonts w:ascii="Consolas" w:eastAsia="Times New Roman" w:hAnsi="Consolas" w:cs="Times New Roman"/>
+          <w:color w:val="000000"/>
+          <w:sz w:val="33"/>
+          <w:szCs w:val="33"/>
+          <w:lang w:eastAsia="en-IN"/>
+        </w:rPr>
+      </w:pPr>
+      <w:r>
+        <w:rPr>
+          <w:rFonts w:ascii="Consolas" w:eastAsia="Times New Roman" w:hAnsi="Consolas" w:cs="Times New Roman"/>
+          <w:color w:val="800000"/>
+          <w:sz w:val="33"/>
+          <w:szCs w:val="33"/>
+          <w:lang w:eastAsia="en-IN"/>
+        </w:rPr>
+        <w:t>&lt;/head&gt;</w:t>
+      </w:r>
+    </w:p>
+    <w:p>
+      <w:pPr>
+        <w:shd w:val="clear" w:color="auto" w:fill="FFFFFF"/>
+        <w:spacing w:after="0" w:line="450" w:lineRule="atLeast"/>
+        <w:rPr>
+          <w:rFonts w:ascii="Consolas" w:eastAsia="Times New Roman" w:hAnsi="Consolas" w:cs="Times New Roman"/>
+          <w:color w:val="000000"/>
+          <w:sz w:val="33"/>
+          <w:szCs w:val="33"/>
+          <w:lang w:eastAsia="en-IN"/>
+        </w:rPr>
+      </w:pPr>
+      <w:r>
+        <w:rPr>
+          <w:rFonts w:ascii="Consolas" w:eastAsia="Times New Roman" w:hAnsi="Consolas" w:cs="Times New Roman"/>
+          <w:color w:val="800000"/>
+          <w:sz w:val="33"/>
+          <w:szCs w:val="33"/>
+          <w:lang w:eastAsia="en-IN"/>
+        </w:rPr>
+        <w:t>&lt;body&gt;</w:t>
+      </w:r>
+    </w:p>
+    <w:p>
+      <w:pPr>
+        <w:shd w:val="clear" w:color="auto" w:fill="FFFFFF"/>
+        <w:spacing w:after="0" w:line="450" w:lineRule="atLeast"/>
+        <w:rPr>
+          <w:rFonts w:ascii="Consolas" w:eastAsia="Times New Roman" w:hAnsi="Consolas" w:cs="Times New Roman"/>
+          <w:color w:val="000000"/>
+          <w:sz w:val="33"/>
+          <w:szCs w:val="33"/>
+          <w:lang w:eastAsia="en-IN"/>
+        </w:rPr>
+      </w:pPr>
+      <w:r>
+        <w:rPr>
+          <w:rFonts w:ascii="Consolas" w:eastAsia="Times New Roman" w:hAnsi="Consolas" w:cs="Times New Roman"/>
+          <w:color w:val="000000"/>
+          <w:sz w:val="33"/>
+          <w:szCs w:val="33"/>
+          <w:lang w:eastAsia="en-IN"/>
+        </w:rPr>
+        <w:t xml:space="preserve">    Number 1: </w:t>
+      </w:r>
+      <w:r>
+        <w:rPr>
+          <w:rFonts w:ascii="Consolas" w:eastAsia="Times New Roman" w:hAnsi="Consolas" w:cs="Times New Roman"/>
+          <w:color w:val="800000"/>
+          <w:sz w:val="33"/>
+          <w:szCs w:val="33"/>
+          <w:lang w:eastAsia="en-IN"/>
+        </w:rPr>
+        <w:t>&lt;input</w:t>
+      </w:r>
+      <w:r>
+        <w:rPr>
+          <w:rFonts w:ascii="Consolas" w:eastAsia="Times New Roman" w:hAnsi="Consolas" w:cs="Times New Roman"/>
+          <w:color w:val="000000"/>
+          <w:sz w:val="33"/>
+          <w:szCs w:val="33"/>
+          <w:lang w:eastAsia="en-IN"/>
+        </w:rPr>
+        <w:t xml:space="preserve"> </w:t>
+      </w:r>
+      <w:r>
+        <w:rPr>
+          <w:rFonts w:ascii="Consolas" w:eastAsia="Times New Roman" w:hAnsi="Consolas" w:cs="Times New Roman"/>
+          <w:color w:val="E50000"/>
+          <w:sz w:val="33"/>
+          <w:szCs w:val="33"/>
+          <w:lang w:eastAsia="en-IN"/>
+        </w:rPr>
+        <w:t>type</w:t>
+      </w:r>
+      <w:r>
+        <w:rPr>
+          <w:rFonts w:ascii="Consolas" w:eastAsia="Times New Roman" w:hAnsi="Consolas" w:cs="Times New Roman"/>
+          <w:color w:val="000000"/>
+          <w:sz w:val="33"/>
+          <w:szCs w:val="33"/>
+          <w:lang w:eastAsia="en-IN"/>
+        </w:rPr>
+        <w:t>=</w:t>
+      </w:r>
+      <w:r>
+        <w:rPr>
+          <w:rFonts w:ascii="Consolas" w:eastAsia="Times New Roman" w:hAnsi="Consolas" w:cs="Times New Roman"/>
+          <w:color w:val="0000FF"/>
+          <w:sz w:val="33"/>
+          <w:szCs w:val="33"/>
+          <w:lang w:eastAsia="en-IN"/>
+        </w:rPr>
+        <w:t>"number"</w:t>
+      </w:r>
+      <w:r>
+        <w:rPr>
+          <w:rFonts w:ascii="Consolas" w:eastAsia="Times New Roman" w:hAnsi="Consolas" w:cs="Times New Roman"/>
+          <w:color w:val="000000"/>
+          <w:sz w:val="33"/>
+          <w:szCs w:val="33"/>
+          <w:lang w:eastAsia="en-IN"/>
+        </w:rPr>
+        <w:t xml:space="preserve"> </w:t>
+      </w:r>
+      <w:r>
+        <w:rPr>
+          <w:rFonts w:ascii="Consolas" w:eastAsia="Times New Roman" w:hAnsi="Consolas" w:cs="Times New Roman"/>
+          <w:color w:val="E50000"/>
+          <w:sz w:val="33"/>
+          <w:szCs w:val="33"/>
+          <w:lang w:eastAsia="en-IN"/>
+        </w:rPr>
+        <w:t>name</w:t>
+      </w:r>
+      <w:r>
+        <w:rPr>
+          <w:rFonts w:ascii="Consolas" w:eastAsia="Times New Roman" w:hAnsi="Consolas" w:cs="Times New Roman"/>
+          <w:color w:val="000000"/>
+          <w:sz w:val="33"/>
+          <w:szCs w:val="33"/>
+          <w:lang w:eastAsia="en-IN"/>
+        </w:rPr>
+        <w:t>=</w:t>
+      </w:r>
+      <w:r>
+        <w:rPr>
+          <w:rFonts w:ascii="Consolas" w:eastAsia="Times New Roman" w:hAnsi="Consolas" w:cs="Times New Roman"/>
+          <w:color w:val="0000FF"/>
+          <w:sz w:val="33"/>
+          <w:szCs w:val="33"/>
+          <w:lang w:eastAsia="en-IN"/>
+        </w:rPr>
+        <w:t>""</w:t>
+      </w:r>
+      <w:r>
+        <w:rPr>
+          <w:rFonts w:ascii="Consolas" w:eastAsia="Times New Roman" w:hAnsi="Consolas" w:cs="Times New Roman"/>
+          <w:color w:val="000000"/>
+          <w:sz w:val="33"/>
+          <w:szCs w:val="33"/>
+          <w:lang w:eastAsia="en-IN"/>
+        </w:rPr>
+        <w:t xml:space="preserve"> </w:t>
+      </w:r>
+      <w:r>
+        <w:rPr>
+          <w:rFonts w:ascii="Consolas" w:eastAsia="Times New Roman" w:hAnsi="Consolas" w:cs="Times New Roman"/>
+          <w:color w:val="E50000"/>
+          <w:sz w:val="33"/>
+          <w:szCs w:val="33"/>
+          <w:lang w:eastAsia="en-IN"/>
+        </w:rPr>
+        <w:t>id</w:t>
+      </w:r>
+      <w:r>
+        <w:rPr>
+          <w:rFonts w:ascii="Consolas" w:eastAsia="Times New Roman" w:hAnsi="Consolas" w:cs="Times New Roman"/>
+          <w:color w:val="000000"/>
+          <w:sz w:val="33"/>
+          <w:szCs w:val="33"/>
+          <w:lang w:eastAsia="en-IN"/>
+        </w:rPr>
+        <w:t>=</w:t>
+      </w:r>
+      <w:r>
+        <w:rPr>
+          <w:rFonts w:ascii="Consolas" w:eastAsia="Times New Roman" w:hAnsi="Consolas" w:cs="Times New Roman"/>
+          <w:color w:val="0000FF"/>
+          <w:sz w:val="33"/>
+          <w:szCs w:val="33"/>
+          <w:lang w:eastAsia="en-IN"/>
+        </w:rPr>
+        <w:t>"no1"</w:t>
+      </w:r>
+      <w:r>
+        <w:rPr>
+          <w:rFonts w:ascii="Consolas" w:eastAsia="Times New Roman" w:hAnsi="Consolas" w:cs="Times New Roman"/>
+          <w:color w:val="800000"/>
+          <w:sz w:val="33"/>
+          <w:szCs w:val="33"/>
+          <w:lang w:eastAsia="en-IN"/>
+        </w:rPr>
+        <w:t>&gt;&lt;br&gt;</w:t>
+      </w:r>
+    </w:p>
+    <w:p>
+      <w:pPr>
+        <w:shd w:val="clear" w:color="auto" w:fill="FFFFFF"/>
+        <w:spacing w:after="0" w:line="450" w:lineRule="atLeast"/>
+        <w:rPr>
+          <w:rFonts w:ascii="Consolas" w:eastAsia="Times New Roman" w:hAnsi="Consolas" w:cs="Times New Roman"/>
+          <w:color w:val="000000"/>
+          <w:sz w:val="33"/>
+          <w:szCs w:val="33"/>
+          <w:lang w:eastAsia="en-IN"/>
+        </w:rPr>
+      </w:pPr>
+      <w:r>
+        <w:rPr>
+          <w:rFonts w:ascii="Consolas" w:eastAsia="Times New Roman" w:hAnsi="Consolas" w:cs="Times New Roman"/>
+          <w:color w:val="000000"/>
+          <w:sz w:val="33"/>
+          <w:szCs w:val="33"/>
+          <w:lang w:eastAsia="en-IN"/>
+        </w:rPr>
+        <w:t xml:space="preserve">    Number 2: </w:t>
+      </w:r>
+      <w:r>
+        <w:rPr>
+          <w:rFonts w:ascii="Consolas" w:eastAsia="Times New Roman" w:hAnsi="Consolas" w:cs="Times New Roman"/>
+          <w:color w:val="800000"/>
+          <w:sz w:val="33"/>
+          <w:szCs w:val="33"/>
+          <w:lang w:eastAsia="en-IN"/>
+        </w:rPr>
+        <w:t>&lt;input</w:t>
+      </w:r>
+      <w:r>
+        <w:rPr>
+          <w:rFonts w:ascii="Consolas" w:eastAsia="Times New Roman" w:hAnsi="Consolas" w:cs="Times New Roman"/>
+          <w:color w:val="000000"/>
+          <w:sz w:val="33"/>
+          <w:szCs w:val="33"/>
+          <w:lang w:eastAsia="en-IN"/>
+        </w:rPr>
+        <w:t xml:space="preserve"> </w:t>
+      </w:r>
+      <w:r>
+        <w:rPr>
+          <w:rFonts w:ascii="Consolas" w:eastAsia="Times New Roman" w:hAnsi="Consolas" w:cs="Times New Roman"/>
+          <w:color w:val="E50000"/>
+          <w:sz w:val="33"/>
+          <w:szCs w:val="33"/>
+          <w:lang w:eastAsia="en-IN"/>
+        </w:rPr>
+        <w:t>type</w:t>
+      </w:r>
+      <w:r>
+        <w:rPr>
+          <w:rFonts w:ascii="Consolas" w:eastAsia="Times New Roman" w:hAnsi="Consolas" w:cs="Times New Roman"/>
+          <w:color w:val="000000"/>
+          <w:sz w:val="33"/>
+          <w:szCs w:val="33"/>
+          <w:lang w:eastAsia="en-IN"/>
+        </w:rPr>
+        <w:t>=</w:t>
+      </w:r>
+      <w:r>
+        <w:rPr>
+          <w:rFonts w:ascii="Consolas" w:eastAsia="Times New Roman" w:hAnsi="Consolas" w:cs="Times New Roman"/>
+          <w:color w:val="0000FF"/>
+          <w:sz w:val="33"/>
+          <w:szCs w:val="33"/>
+          <w:lang w:eastAsia="en-IN"/>
+        </w:rPr>
+        <w:t>"number"</w:t>
+      </w:r>
+      <w:r>
+        <w:rPr>
+          <w:rFonts w:ascii="Consolas" w:eastAsia="Times New Roman" w:hAnsi="Consolas" w:cs="Times New Roman"/>
+          <w:color w:val="000000"/>
+          <w:sz w:val="33"/>
+          <w:szCs w:val="33"/>
+          <w:lang w:eastAsia="en-IN"/>
+        </w:rPr>
+        <w:t xml:space="preserve"> </w:t>
+      </w:r>
+      <w:r>
+        <w:rPr>
+          <w:rFonts w:ascii="Consolas" w:eastAsia="Times New Roman" w:hAnsi="Consolas" w:cs="Times New Roman"/>
+          <w:color w:val="E50000"/>
+          <w:sz w:val="33"/>
+          <w:szCs w:val="33"/>
+          <w:lang w:eastAsia="en-IN"/>
+        </w:rPr>
+        <w:t>name</w:t>
+      </w:r>
+      <w:r>
+        <w:rPr>
+          <w:rFonts w:ascii="Consolas" w:eastAsia="Times New Roman" w:hAnsi="Consolas" w:cs="Times New Roman"/>
+          <w:color w:val="000000"/>
+          <w:sz w:val="33"/>
+          <w:szCs w:val="33"/>
+          <w:lang w:eastAsia="en-IN"/>
+        </w:rPr>
+        <w:t>=</w:t>
+      </w:r>
+      <w:r>
+        <w:rPr>
+          <w:rFonts w:ascii="Consolas" w:eastAsia="Times New Roman" w:hAnsi="Consolas" w:cs="Times New Roman"/>
+          <w:color w:val="0000FF"/>
+          <w:sz w:val="33"/>
+          <w:szCs w:val="33"/>
+          <w:lang w:eastAsia="en-IN"/>
+        </w:rPr>
+        <w:t>""</w:t>
+      </w:r>
+      <w:r>
+        <w:rPr>
+          <w:rFonts w:ascii="Consolas" w:eastAsia="Times New Roman" w:hAnsi="Consolas" w:cs="Times New Roman"/>
+          <w:color w:val="000000"/>
+          <w:sz w:val="33"/>
+          <w:szCs w:val="33"/>
+          <w:lang w:eastAsia="en-IN"/>
+        </w:rPr>
+        <w:t xml:space="preserve"> </w:t>
+      </w:r>
+      <w:r>
+        <w:rPr>
+          <w:rFonts w:ascii="Consolas" w:eastAsia="Times New Roman" w:hAnsi="Consolas" w:cs="Times New Roman"/>
+          <w:color w:val="E50000"/>
+          <w:sz w:val="33"/>
+          <w:szCs w:val="33"/>
+          <w:lang w:eastAsia="en-IN"/>
+        </w:rPr>
+        <w:t>id</w:t>
+      </w:r>
+      <w:r>
+        <w:rPr>
+          <w:rFonts w:ascii="Consolas" w:eastAsia="Times New Roman" w:hAnsi="Consolas" w:cs="Times New Roman"/>
+          <w:color w:val="000000"/>
+          <w:sz w:val="33"/>
+          <w:szCs w:val="33"/>
+          <w:lang w:eastAsia="en-IN"/>
+        </w:rPr>
+        <w:t>=</w:t>
+      </w:r>
+      <w:r>
+        <w:rPr>
+          <w:rFonts w:ascii="Consolas" w:eastAsia="Times New Roman" w:hAnsi="Consolas" w:cs="Times New Roman"/>
+          <w:color w:val="0000FF"/>
+          <w:sz w:val="33"/>
+          <w:szCs w:val="33"/>
+          <w:lang w:eastAsia="en-IN"/>
+        </w:rPr>
+        <w:t>"no2"</w:t>
+      </w:r>
+      <w:r>
+        <w:rPr>
+          <w:rFonts w:ascii="Consolas" w:eastAsia="Times New Roman" w:hAnsi="Consolas" w:cs="Times New Roman"/>
+          <w:color w:val="800000"/>
+          <w:sz w:val="33"/>
+          <w:szCs w:val="33"/>
+          <w:lang w:eastAsia="en-IN"/>
+        </w:rPr>
+        <w:t>&gt;&lt;br&gt;</w:t>
+      </w:r>
+    </w:p>
+    <w:p>
+      <w:pPr>
+        <w:shd w:val="clear" w:color="auto" w:fill="FFFFFF"/>
+        <w:spacing w:after="0" w:line="450" w:lineRule="atLeast"/>
+        <w:rPr>
+          <w:rFonts w:ascii="Consolas" w:eastAsia="Times New Roman" w:hAnsi="Consolas" w:cs="Times New Roman"/>
+          <w:color w:val="000000"/>
+          <w:sz w:val="33"/>
+          <w:szCs w:val="33"/>
+          <w:lang w:eastAsia="en-IN"/>
+        </w:rPr>
+      </w:pPr>
+      <w:r>
+        <w:rPr>
+          <w:rFonts w:ascii="Consolas" w:eastAsia="Times New Roman" w:hAnsi="Consolas" w:cs="Times New Roman"/>
+          <w:color w:val="000000"/>
+          <w:sz w:val="33"/>
+          <w:szCs w:val="33"/>
+          <w:lang w:eastAsia="en-IN"/>
+        </w:rPr>
+        <w:t xml:space="preserve">    </w:t>
+      </w:r>
+      <w:r>
+        <w:rPr>
+          <w:rFonts w:ascii="Consolas" w:eastAsia="Times New Roman" w:hAnsi="Consolas" w:cs="Times New Roman"/>
+          <w:color w:val="800000"/>
+          <w:sz w:val="33"/>
+          <w:szCs w:val="33"/>
+          <w:lang w:eastAsia="en-IN"/>
+        </w:rPr>
+        <w:t>&lt;input</w:t>
+      </w:r>
+      <w:r>
+        <w:rPr>
+          <w:rFonts w:ascii="Consolas" w:eastAsia="Times New Roman" w:hAnsi="Consolas" w:cs="Times New Roman"/>
+          <w:color w:val="000000"/>
+          <w:sz w:val="33"/>
+          <w:szCs w:val="33"/>
+          <w:lang w:eastAsia="en-IN"/>
+        </w:rPr>
+        <w:t xml:space="preserve"> </w:t>
+      </w:r>
+      <w:r>
+        <w:rPr>
+          <w:rFonts w:ascii="Consolas" w:eastAsia="Times New Roman" w:hAnsi="Consolas" w:cs="Times New Roman"/>
+          <w:color w:val="E50000"/>
+          <w:sz w:val="33"/>
+          <w:szCs w:val="33"/>
+          <w:lang w:eastAsia="en-IN"/>
+        </w:rPr>
+        <w:t>type</w:t>
+      </w:r>
+      <w:r>
+        <w:rPr>
+          <w:rFonts w:ascii="Consolas" w:eastAsia="Times New Roman" w:hAnsi="Consolas" w:cs="Times New Roman"/>
+          <w:color w:val="000000"/>
+          <w:sz w:val="33"/>
+          <w:szCs w:val="33"/>
+          <w:lang w:eastAsia="en-IN"/>
+        </w:rPr>
+        <w:t>=</w:t>
+      </w:r>
+      <w:r>
+        <w:rPr>
+          <w:rFonts w:ascii="Consolas" w:eastAsia="Times New Roman" w:hAnsi="Consolas" w:cs="Times New Roman"/>
+          <w:color w:val="0000FF"/>
+          <w:sz w:val="33"/>
+          <w:szCs w:val="33"/>
+          <w:lang w:eastAsia="en-IN"/>
+        </w:rPr>
+        <w:t>"button"</w:t>
+      </w:r>
+      <w:r>
+        <w:rPr>
+          <w:rFonts w:ascii="Consolas" w:eastAsia="Times New Roman" w:hAnsi="Consolas" w:cs="Times New Roman"/>
+          <w:color w:val="000000"/>
+          <w:sz w:val="33"/>
+          <w:szCs w:val="33"/>
+          <w:lang w:eastAsia="en-IN"/>
+        </w:rPr>
+        <w:t xml:space="preserve"> </w:t>
+      </w:r>
+      <w:r>
+        <w:rPr>
+          <w:rFonts w:ascii="Consolas" w:eastAsia="Times New Roman" w:hAnsi="Consolas" w:cs="Times New Roman"/>
+          <w:color w:val="E50000"/>
+          <w:sz w:val="33"/>
+          <w:szCs w:val="33"/>
+          <w:lang w:eastAsia="en-IN"/>
+        </w:rPr>
+        <w:t>value</w:t>
+      </w:r>
+      <w:r>
+        <w:rPr>
+          <w:rFonts w:ascii="Consolas" w:eastAsia="Times New Roman" w:hAnsi="Consolas" w:cs="Times New Roman"/>
+          <w:color w:val="000000"/>
+          <w:sz w:val="33"/>
+          <w:szCs w:val="33"/>
+          <w:lang w:eastAsia="en-IN"/>
+        </w:rPr>
+        <w:t>=</w:t>
+      </w:r>
+      <w:r>
+        <w:rPr>
+          <w:rFonts w:ascii="Consolas" w:eastAsia="Times New Roman" w:hAnsi="Consolas" w:cs="Times New Roman"/>
+          <w:color w:val="0000FF"/>
+          <w:sz w:val="33"/>
+          <w:szCs w:val="33"/>
+          <w:lang w:eastAsia="en-IN"/>
+        </w:rPr>
+        <w:t>"Add"</w:t>
+      </w:r>
+      <w:r>
+        <w:rPr>
+          <w:rFonts w:ascii="Consolas" w:eastAsia="Times New Roman" w:hAnsi="Consolas" w:cs="Times New Roman"/>
+          <w:color w:val="000000"/>
+          <w:sz w:val="33"/>
+          <w:szCs w:val="33"/>
+          <w:lang w:eastAsia="en-IN"/>
+        </w:rPr>
+        <w:t xml:space="preserve"> </w:t>
+      </w:r>
+      <w:r>
+        <w:rPr>
+          <w:rFonts w:ascii="Consolas" w:eastAsia="Times New Roman" w:hAnsi="Consolas" w:cs="Times New Roman"/>
+          <w:color w:val="E50000"/>
+          <w:sz w:val="33"/>
+          <w:szCs w:val="33"/>
+          <w:lang w:eastAsia="en-IN"/>
+        </w:rPr>
+        <w:t>id</w:t>
+      </w:r>
+      <w:r>
+        <w:rPr>
+          <w:rFonts w:ascii="Consolas" w:eastAsia="Times New Roman" w:hAnsi="Consolas" w:cs="Times New Roman"/>
+          <w:color w:val="000000"/>
+          <w:sz w:val="33"/>
+          <w:szCs w:val="33"/>
+          <w:lang w:eastAsia="en-IN"/>
+        </w:rPr>
+        <w:t>=</w:t>
+      </w:r>
+      <w:r>
+        <w:rPr>
+          <w:rFonts w:ascii="Consolas" w:eastAsia="Times New Roman" w:hAnsi="Consolas" w:cs="Times New Roman"/>
+          <w:color w:val="0000FF"/>
+          <w:sz w:val="33"/>
+          <w:szCs w:val="33"/>
+          <w:lang w:eastAsia="en-IN"/>
+        </w:rPr>
+        <w:t>"btnAdd"</w:t>
+      </w:r>
+      <w:r>
+        <w:rPr>
+          <w:rFonts w:ascii="Consolas" w:eastAsia="Times New Roman" w:hAnsi="Consolas" w:cs="Times New Roman"/>
+          <w:color w:val="800000"/>
+          <w:sz w:val="33"/>
+          <w:szCs w:val="33"/>
+          <w:lang w:eastAsia="en-IN"/>
+        </w:rPr>
+        <w:t>&gt;</w:t>
+      </w:r>
+    </w:p>
+    <w:p>
+      <w:pPr>
+        <w:shd w:val="clear" w:color="auto" w:fill="FFFFFF"/>
+        <w:spacing w:after="0" w:line="450" w:lineRule="atLeast"/>
+        <w:rPr>
+          <w:rFonts w:ascii="Consolas" w:eastAsia="Times New Roman" w:hAnsi="Consolas" w:cs="Times New Roman"/>
+          <w:color w:val="000000"/>
+          <w:sz w:val="33"/>
+          <w:szCs w:val="33"/>
+          <w:lang w:eastAsia="en-IN"/>
+        </w:rPr>
+      </w:pPr>
+      <w:r>
+        <w:rPr>
+          <w:rFonts w:ascii="Consolas" w:eastAsia="Times New Roman" w:hAnsi="Consolas" w:cs="Times New Roman"/>
+          <w:color w:val="000000"/>
+          <w:sz w:val="33"/>
+          <w:szCs w:val="33"/>
+          <w:lang w:eastAsia="en-IN"/>
+        </w:rPr>
+        <w:t xml:space="preserve">    </w:t>
+      </w:r>
+      <w:r>
+        <w:rPr>
+          <w:rFonts w:ascii="Consolas" w:eastAsia="Times New Roman" w:hAnsi="Consolas" w:cs="Times New Roman"/>
+          <w:color w:val="800000"/>
+          <w:sz w:val="33"/>
+          <w:szCs w:val="33"/>
+          <w:lang w:eastAsia="en-IN"/>
+        </w:rPr>
+        <w:t>&lt;div</w:t>
+      </w:r>
+      <w:r>
+        <w:rPr>
+          <w:rFonts w:ascii="Consolas" w:eastAsia="Times New Roman" w:hAnsi="Consolas" w:cs="Times New Roman"/>
+          <w:color w:val="000000"/>
+          <w:sz w:val="33"/>
+          <w:szCs w:val="33"/>
+          <w:lang w:eastAsia="en-IN"/>
+        </w:rPr>
+        <w:t xml:space="preserve"> </w:t>
+      </w:r>
+      <w:r>
+        <w:rPr>
+          <w:rFonts w:ascii="Consolas" w:eastAsia="Times New Roman" w:hAnsi="Consolas" w:cs="Times New Roman"/>
+          <w:color w:val="E50000"/>
+          <w:sz w:val="33"/>
+          <w:szCs w:val="33"/>
+          <w:lang w:eastAsia="en-IN"/>
+        </w:rPr>
+        <w:t>id</w:t>
+      </w:r>
+      <w:r>
+        <w:rPr>
+          <w:rFonts w:ascii="Consolas" w:eastAsia="Times New Roman" w:hAnsi="Consolas" w:cs="Times New Roman"/>
+          <w:color w:val="000000"/>
+          <w:sz w:val="33"/>
+          <w:szCs w:val="33"/>
+          <w:lang w:eastAsia="en-IN"/>
+        </w:rPr>
+        <w:t>=</w:t>
+      </w:r>
+      <w:r>
+        <w:rPr>
+          <w:rFonts w:ascii="Consolas" w:eastAsia="Times New Roman" w:hAnsi="Consolas" w:cs="Times New Roman"/>
+          <w:color w:val="0000FF"/>
+          <w:sz w:val="33"/>
+          <w:szCs w:val="33"/>
+          <w:lang w:eastAsia="en-IN"/>
+        </w:rPr>
+        <w:t>"divResult"</w:t>
+      </w:r>
+      <w:r>
+        <w:rPr>
+          <w:rFonts w:ascii="Consolas" w:eastAsia="Times New Roman" w:hAnsi="Consolas" w:cs="Times New Roman"/>
+          <w:color w:val="800000"/>
+          <w:sz w:val="33"/>
+          <w:szCs w:val="33"/>
+          <w:lang w:eastAsia="en-IN"/>
+        </w:rPr>
+        <w:t>&gt;&lt;/div&gt;</w:t>
+      </w:r>
+    </w:p>
+    <w:p>
+      <w:pPr>
+        <w:shd w:val="clear" w:color="auto" w:fill="FFFFFF"/>
+        <w:spacing w:after="0" w:line="450" w:lineRule="atLeast"/>
+        <w:rPr>
+          <w:rFonts w:ascii="Consolas" w:eastAsia="Times New Roman" w:hAnsi="Consolas" w:cs="Times New Roman"/>
+          <w:color w:val="000000"/>
+          <w:sz w:val="33"/>
+          <w:szCs w:val="33"/>
+          <w:lang w:eastAsia="en-IN"/>
+        </w:rPr>
+      </w:pPr>
+    </w:p>
+    <w:p>
+      <w:pPr>
+        <w:shd w:val="clear" w:color="auto" w:fill="FFFFFF"/>
+        <w:spacing w:after="0" w:line="450" w:lineRule="atLeast"/>
+        <w:rPr>
+          <w:rFonts w:ascii="Consolas" w:eastAsia="Times New Roman" w:hAnsi="Consolas" w:cs="Times New Roman"/>
+          <w:color w:val="000000"/>
+          <w:sz w:val="33"/>
+          <w:szCs w:val="33"/>
+          <w:lang w:eastAsia="en-IN"/>
+        </w:rPr>
+      </w:pPr>
+      <w:r>
+        <w:rPr>
+          <w:rFonts w:ascii="Consolas" w:eastAsia="Times New Roman" w:hAnsi="Consolas" w:cs="Times New Roman"/>
+          <w:color w:val="000000"/>
+          <w:sz w:val="33"/>
+          <w:szCs w:val="33"/>
+          <w:lang w:eastAsia="en-IN"/>
+        </w:rPr>
+        <w:t xml:space="preserve">    </w:t>
+      </w:r>
+      <w:r>
+        <w:rPr>
+          <w:rFonts w:ascii="Consolas" w:eastAsia="Times New Roman" w:hAnsi="Consolas" w:cs="Times New Roman"/>
+          <w:color w:val="800000"/>
+          <w:sz w:val="33"/>
+          <w:szCs w:val="33"/>
+          <w:lang w:eastAsia="en-IN"/>
+        </w:rPr>
+        <w:t>&lt;p&gt;</w:t>
+      </w:r>
+      <w:r>
+        <w:rPr>
+          <w:rFonts w:ascii="Consolas" w:eastAsia="Times New Roman" w:hAnsi="Consolas" w:cs="Times New Roman"/>
+          <w:color w:val="000000"/>
+          <w:sz w:val="33"/>
+          <w:szCs w:val="33"/>
+          <w:lang w:eastAsia="en-IN"/>
+        </w:rPr>
+        <w:t>This is para 1</w:t>
+      </w:r>
+      <w:r>
+        <w:rPr>
+          <w:rFonts w:ascii="Consolas" w:eastAsia="Times New Roman" w:hAnsi="Consolas" w:cs="Times New Roman"/>
+          <w:color w:val="800000"/>
+          <w:sz w:val="33"/>
+          <w:szCs w:val="33"/>
+          <w:lang w:eastAsia="en-IN"/>
+        </w:rPr>
+        <w:t>&lt;/p&gt;</w:t>
+      </w:r>
+    </w:p>
+    <w:p>
+      <w:pPr>
+        <w:shd w:val="clear" w:color="auto" w:fill="FFFFFF"/>
+        <w:spacing w:after="0" w:line="450" w:lineRule="atLeast"/>
+        <w:rPr>
+          <w:rFonts w:ascii="Consolas" w:eastAsia="Times New Roman" w:hAnsi="Consolas" w:cs="Times New Roman"/>
+          <w:color w:val="000000"/>
+          <w:sz w:val="33"/>
+          <w:szCs w:val="33"/>
+          <w:lang w:eastAsia="en-IN"/>
+        </w:rPr>
+      </w:pPr>
+      <w:r>
+        <w:rPr>
+          <w:rFonts w:ascii="Consolas" w:eastAsia="Times New Roman" w:hAnsi="Consolas" w:cs="Times New Roman"/>
+          <w:color w:val="000000"/>
+          <w:sz w:val="33"/>
+          <w:szCs w:val="33"/>
+          <w:lang w:eastAsia="en-IN"/>
+        </w:rPr>
+        <w:t xml:space="preserve">    </w:t>
+      </w:r>
+      <w:r>
+        <w:rPr>
+          <w:rFonts w:ascii="Consolas" w:eastAsia="Times New Roman" w:hAnsi="Consolas" w:cs="Times New Roman"/>
+          <w:color w:val="800000"/>
+          <w:sz w:val="33"/>
+          <w:szCs w:val="33"/>
+          <w:lang w:eastAsia="en-IN"/>
+        </w:rPr>
+        <w:t>&lt;p</w:t>
+      </w:r>
+      <w:r>
+        <w:rPr>
+          <w:rFonts w:ascii="Consolas" w:eastAsia="Times New Roman" w:hAnsi="Consolas" w:cs="Times New Roman"/>
+          <w:color w:val="000000"/>
+          <w:sz w:val="33"/>
+          <w:szCs w:val="33"/>
+          <w:lang w:eastAsia="en-IN"/>
+        </w:rPr>
+        <w:t xml:space="preserve"> </w:t>
+      </w:r>
+      <w:r>
+        <w:rPr>
+          <w:rFonts w:ascii="Consolas" w:eastAsia="Times New Roman" w:hAnsi="Consolas" w:cs="Times New Roman"/>
+          <w:color w:val="E50000"/>
+          <w:sz w:val="33"/>
+          <w:szCs w:val="33"/>
+          <w:lang w:eastAsia="en-IN"/>
+        </w:rPr>
+        <w:t>class</w:t>
+      </w:r>
+      <w:r>
+        <w:rPr>
+          <w:rFonts w:ascii="Consolas" w:eastAsia="Times New Roman" w:hAnsi="Consolas" w:cs="Times New Roman"/>
+          <w:color w:val="000000"/>
+          <w:sz w:val="33"/>
+          <w:szCs w:val="33"/>
+          <w:lang w:eastAsia="en-IN"/>
+        </w:rPr>
+        <w:t>=</w:t>
+      </w:r>
+      <w:r>
+        <w:rPr>
+          <w:rFonts w:ascii="Consolas" w:eastAsia="Times New Roman" w:hAnsi="Consolas" w:cs="Times New Roman"/>
+          <w:color w:val="0000FF"/>
+          <w:sz w:val="33"/>
+          <w:szCs w:val="33"/>
+          <w:lang w:eastAsia="en-IN"/>
+        </w:rPr>
+        <w:t>"para"</w:t>
+      </w:r>
+      <w:r>
+        <w:rPr>
+          <w:rFonts w:ascii="Consolas" w:eastAsia="Times New Roman" w:hAnsi="Consolas" w:cs="Times New Roman"/>
+          <w:color w:val="800000"/>
+          <w:sz w:val="33"/>
+          <w:szCs w:val="33"/>
+          <w:lang w:eastAsia="en-IN"/>
+        </w:rPr>
+        <w:t>&gt;</w:t>
+      </w:r>
+      <w:r>
+        <w:rPr>
+          <w:rFonts w:ascii="Consolas" w:eastAsia="Times New Roman" w:hAnsi="Consolas" w:cs="Times New Roman"/>
+          <w:color w:val="000000"/>
+          <w:sz w:val="33"/>
+          <w:szCs w:val="33"/>
+          <w:lang w:eastAsia="en-IN"/>
+        </w:rPr>
+        <w:t>This is para 2</w:t>
+      </w:r>
+      <w:r>
+        <w:rPr>
+          <w:rFonts w:ascii="Consolas" w:eastAsia="Times New Roman" w:hAnsi="Consolas" w:cs="Times New Roman"/>
+          <w:color w:val="800000"/>
+          <w:sz w:val="33"/>
+          <w:szCs w:val="33"/>
+          <w:lang w:eastAsia="en-IN"/>
+        </w:rPr>
+        <w:t>&lt;/p&gt;</w:t>
+      </w:r>
+    </w:p>
+    <w:p>
+      <w:pPr>
+        <w:shd w:val="clear" w:color="auto" w:fill="FFFFFF"/>
+        <w:spacing w:after="0" w:line="450" w:lineRule="atLeast"/>
+        <w:rPr>
+          <w:rFonts w:ascii="Consolas" w:eastAsia="Times New Roman" w:hAnsi="Consolas" w:cs="Times New Roman"/>
+          <w:color w:val="000000"/>
+          <w:sz w:val="33"/>
+          <w:szCs w:val="33"/>
+          <w:lang w:eastAsia="en-IN"/>
+        </w:rPr>
+      </w:pPr>
+      <w:r>
+        <w:rPr>
+          <w:rFonts w:ascii="Consolas" w:eastAsia="Times New Roman" w:hAnsi="Consolas" w:cs="Times New Roman"/>
+          <w:color w:val="000000"/>
+          <w:sz w:val="33"/>
+          <w:szCs w:val="33"/>
+          <w:lang w:eastAsia="en-IN"/>
+        </w:rPr>
+        <w:t xml:space="preserve">    </w:t>
+      </w:r>
+      <w:r>
+        <w:rPr>
+          <w:rFonts w:ascii="Consolas" w:eastAsia="Times New Roman" w:hAnsi="Consolas" w:cs="Times New Roman"/>
+          <w:color w:val="800000"/>
+          <w:sz w:val="33"/>
+          <w:szCs w:val="33"/>
+          <w:lang w:eastAsia="en-IN"/>
+        </w:rPr>
+        <w:t>&lt;p&gt;</w:t>
+      </w:r>
+      <w:r>
+        <w:rPr>
+          <w:rFonts w:ascii="Consolas" w:eastAsia="Times New Roman" w:hAnsi="Consolas" w:cs="Times New Roman"/>
+          <w:color w:val="000000"/>
+          <w:sz w:val="33"/>
+          <w:szCs w:val="33"/>
+          <w:lang w:eastAsia="en-IN"/>
+        </w:rPr>
+        <w:t>This is para 3</w:t>
+      </w:r>
+      <w:r>
+        <w:rPr>
+          <w:rFonts w:ascii="Consolas" w:eastAsia="Times New Roman" w:hAnsi="Consolas" w:cs="Times New Roman"/>
+          <w:color w:val="800000"/>
+          <w:sz w:val="33"/>
+          <w:szCs w:val="33"/>
+          <w:lang w:eastAsia="en-IN"/>
+        </w:rPr>
+        <w:t>&lt;/p&gt;</w:t>
+      </w:r>
+    </w:p>
+    <w:p>
+      <w:pPr>
+        <w:shd w:val="clear" w:color="auto" w:fill="FFFFFF"/>
+        <w:spacing w:after="0" w:line="450" w:lineRule="atLeast"/>
+        <w:rPr>
+          <w:rFonts w:ascii="Consolas" w:eastAsia="Times New Roman" w:hAnsi="Consolas" w:cs="Times New Roman"/>
+          <w:color w:val="000000"/>
+          <w:sz w:val="33"/>
+          <w:szCs w:val="33"/>
+          <w:lang w:eastAsia="en-IN"/>
+        </w:rPr>
+      </w:pPr>
+      <w:r>
+        <w:rPr>
+          <w:rFonts w:ascii="Consolas" w:eastAsia="Times New Roman" w:hAnsi="Consolas" w:cs="Times New Roman"/>
+          <w:color w:val="000000"/>
+          <w:sz w:val="33"/>
+          <w:szCs w:val="33"/>
+          <w:lang w:eastAsia="en-IN"/>
+        </w:rPr>
+        <w:t xml:space="preserve">    </w:t>
+      </w:r>
+      <w:r>
+        <w:rPr>
+          <w:rFonts w:ascii="Consolas" w:eastAsia="Times New Roman" w:hAnsi="Consolas" w:cs="Times New Roman"/>
+          <w:color w:val="800000"/>
+          <w:sz w:val="33"/>
+          <w:szCs w:val="33"/>
+          <w:lang w:eastAsia="en-IN"/>
+        </w:rPr>
+        <w:t>&lt;p</w:t>
+      </w:r>
+      <w:r>
+        <w:rPr>
+          <w:rFonts w:ascii="Consolas" w:eastAsia="Times New Roman" w:hAnsi="Consolas" w:cs="Times New Roman"/>
+          <w:color w:val="000000"/>
+          <w:sz w:val="33"/>
+          <w:szCs w:val="33"/>
+          <w:lang w:eastAsia="en-IN"/>
+        </w:rPr>
+        <w:t xml:space="preserve"> </w:t>
+      </w:r>
+      <w:r>
+        <w:rPr>
+          <w:rFonts w:ascii="Consolas" w:eastAsia="Times New Roman" w:hAnsi="Consolas" w:cs="Times New Roman"/>
+          <w:color w:val="E50000"/>
+          <w:sz w:val="33"/>
+          <w:szCs w:val="33"/>
+          <w:lang w:eastAsia="en-IN"/>
+        </w:rPr>
+        <w:t>class</w:t>
+      </w:r>
+      <w:r>
+        <w:rPr>
+          <w:rFonts w:ascii="Consolas" w:eastAsia="Times New Roman" w:hAnsi="Consolas" w:cs="Times New Roman"/>
+          <w:color w:val="000000"/>
+          <w:sz w:val="33"/>
+          <w:szCs w:val="33"/>
+          <w:lang w:eastAsia="en-IN"/>
+        </w:rPr>
+        <w:t>=</w:t>
+      </w:r>
+      <w:r>
+        <w:rPr>
+          <w:rFonts w:ascii="Consolas" w:eastAsia="Times New Roman" w:hAnsi="Consolas" w:cs="Times New Roman"/>
+          <w:color w:val="0000FF"/>
+          <w:sz w:val="33"/>
+          <w:szCs w:val="33"/>
+          <w:lang w:eastAsia="en-IN"/>
+        </w:rPr>
+        <w:t>"para"</w:t>
+      </w:r>
+      <w:r>
+        <w:rPr>
+          <w:rFonts w:ascii="Consolas" w:eastAsia="Times New Roman" w:hAnsi="Consolas" w:cs="Times New Roman"/>
+          <w:color w:val="800000"/>
+          <w:sz w:val="33"/>
+          <w:szCs w:val="33"/>
+          <w:lang w:eastAsia="en-IN"/>
+        </w:rPr>
+        <w:t>&gt;</w:t>
+      </w:r>
+      <w:r>
+        <w:rPr>
+          <w:rFonts w:ascii="Consolas" w:eastAsia="Times New Roman" w:hAnsi="Consolas" w:cs="Times New Roman"/>
+          <w:color w:val="000000"/>
+          <w:sz w:val="33"/>
+          <w:szCs w:val="33"/>
+          <w:lang w:eastAsia="en-IN"/>
+        </w:rPr>
+        <w:t>This is para 4</w:t>
+      </w:r>
+      <w:r>
+        <w:rPr>
+          <w:rFonts w:ascii="Consolas" w:eastAsia="Times New Roman" w:hAnsi="Consolas" w:cs="Times New Roman"/>
+          <w:color w:val="800000"/>
+          <w:sz w:val="33"/>
+          <w:szCs w:val="33"/>
+          <w:lang w:eastAsia="en-IN"/>
+        </w:rPr>
+        <w:t>&lt;/p&gt;</w:t>
+      </w:r>
+    </w:p>
+    <w:p>
+      <w:pPr>
+        <w:shd w:val="clear" w:color="auto" w:fill="FFFFFF"/>
+        <w:spacing w:after="0" w:line="450" w:lineRule="atLeast"/>
+        <w:rPr>
+          <w:rFonts w:ascii="Consolas" w:eastAsia="Times New Roman" w:hAnsi="Consolas" w:cs="Times New Roman"/>
+          <w:color w:val="000000"/>
+          <w:sz w:val="33"/>
+          <w:szCs w:val="33"/>
+          <w:lang w:eastAsia="en-IN"/>
+        </w:rPr>
+      </w:pPr>
+      <w:r>
+        <w:rPr>
+          <w:rFonts w:ascii="Consolas" w:eastAsia="Times New Roman" w:hAnsi="Consolas" w:cs="Times New Roman"/>
+          <w:color w:val="000000"/>
+          <w:sz w:val="33"/>
+          <w:szCs w:val="33"/>
+          <w:lang w:eastAsia="en-IN"/>
+        </w:rPr>
+        <w:t xml:space="preserve">    </w:t>
+      </w:r>
+      <w:r>
+        <w:rPr>
+          <w:rFonts w:ascii="Consolas" w:eastAsia="Times New Roman" w:hAnsi="Consolas" w:cs="Times New Roman"/>
+          <w:color w:val="800000"/>
+          <w:sz w:val="33"/>
+          <w:szCs w:val="33"/>
+          <w:lang w:eastAsia="en-IN"/>
+        </w:rPr>
+        <w:t>&lt;p&gt;</w:t>
+      </w:r>
+      <w:r>
+        <w:rPr>
+          <w:rFonts w:ascii="Consolas" w:eastAsia="Times New Roman" w:hAnsi="Consolas" w:cs="Times New Roman"/>
+          <w:color w:val="000000"/>
+          <w:sz w:val="33"/>
+          <w:szCs w:val="33"/>
+          <w:lang w:eastAsia="en-IN"/>
+        </w:rPr>
+        <w:t>This is para 5</w:t>
+      </w:r>
+      <w:r>
+        <w:rPr>
+          <w:rFonts w:ascii="Consolas" w:eastAsia="Times New Roman" w:hAnsi="Consolas" w:cs="Times New Roman"/>
+          <w:color w:val="800000"/>
+          <w:sz w:val="33"/>
+          <w:szCs w:val="33"/>
+          <w:lang w:eastAsia="en-IN"/>
+        </w:rPr>
+        <w:t>&lt;/p&gt;</w:t>
+      </w:r>
+    </w:p>
+    <w:p>
+      <w:pPr>
+        <w:shd w:val="clear" w:color="auto" w:fill="FFFFFF"/>
+        <w:spacing w:after="0" w:line="450" w:lineRule="atLeast"/>
+        <w:rPr>
+          <w:rFonts w:ascii="Consolas" w:eastAsia="Times New Roman" w:hAnsi="Consolas" w:cs="Times New Roman"/>
+          <w:color w:val="000000"/>
+          <w:sz w:val="33"/>
+          <w:szCs w:val="33"/>
+          <w:lang w:eastAsia="en-IN"/>
+        </w:rPr>
+      </w:pPr>
+      <w:r>
+        <w:rPr>
+          <w:rFonts w:ascii="Consolas" w:eastAsia="Times New Roman" w:hAnsi="Consolas" w:cs="Times New Roman"/>
+          <w:color w:val="000000"/>
+          <w:sz w:val="33"/>
+          <w:szCs w:val="33"/>
+          <w:lang w:eastAsia="en-IN"/>
+        </w:rPr>
+        <w:t xml:space="preserve">    </w:t>
+      </w:r>
+      <w:r>
+        <w:rPr>
+          <w:rFonts w:ascii="Consolas" w:eastAsia="Times New Roman" w:hAnsi="Consolas" w:cs="Times New Roman"/>
+          <w:color w:val="800000"/>
+          <w:sz w:val="33"/>
+          <w:szCs w:val="33"/>
+          <w:lang w:eastAsia="en-IN"/>
+        </w:rPr>
+        <w:t>&lt;p</w:t>
+      </w:r>
+      <w:r>
+        <w:rPr>
+          <w:rFonts w:ascii="Consolas" w:eastAsia="Times New Roman" w:hAnsi="Consolas" w:cs="Times New Roman"/>
+          <w:color w:val="000000"/>
+          <w:sz w:val="33"/>
+          <w:szCs w:val="33"/>
+          <w:lang w:eastAsia="en-IN"/>
+        </w:rPr>
+        <w:t xml:space="preserve"> </w:t>
+      </w:r>
+      <w:r>
+        <w:rPr>
+          <w:rFonts w:ascii="Consolas" w:eastAsia="Times New Roman" w:hAnsi="Consolas" w:cs="Times New Roman"/>
+          <w:color w:val="E50000"/>
+          <w:sz w:val="33"/>
+          <w:szCs w:val="33"/>
+          <w:lang w:eastAsia="en-IN"/>
+        </w:rPr>
+        <w:t>class</w:t>
+      </w:r>
+      <w:r>
+        <w:rPr>
+          <w:rFonts w:ascii="Consolas" w:eastAsia="Times New Roman" w:hAnsi="Consolas" w:cs="Times New Roman"/>
+          <w:color w:val="000000"/>
+          <w:sz w:val="33"/>
+          <w:szCs w:val="33"/>
+          <w:lang w:eastAsia="en-IN"/>
+        </w:rPr>
+        <w:t>=</w:t>
+      </w:r>
+      <w:r>
+        <w:rPr>
+          <w:rFonts w:ascii="Consolas" w:eastAsia="Times New Roman" w:hAnsi="Consolas" w:cs="Times New Roman"/>
+          <w:color w:val="0000FF"/>
+          <w:sz w:val="33"/>
+          <w:szCs w:val="33"/>
+          <w:lang w:eastAsia="en-IN"/>
+        </w:rPr>
+        <w:t>"para"</w:t>
+      </w:r>
+      <w:r>
+        <w:rPr>
+          <w:rFonts w:ascii="Consolas" w:eastAsia="Times New Roman" w:hAnsi="Consolas" w:cs="Times New Roman"/>
+          <w:color w:val="800000"/>
+          <w:sz w:val="33"/>
+          <w:szCs w:val="33"/>
+          <w:lang w:eastAsia="en-IN"/>
+        </w:rPr>
+        <w:t>&gt;</w:t>
+      </w:r>
+      <w:r>
+        <w:rPr>
+          <w:rFonts w:ascii="Consolas" w:eastAsia="Times New Roman" w:hAnsi="Consolas" w:cs="Times New Roman"/>
+          <w:color w:val="000000"/>
+          <w:sz w:val="33"/>
+          <w:szCs w:val="33"/>
+          <w:lang w:eastAsia="en-IN"/>
+        </w:rPr>
+        <w:t>This is para 6</w:t>
+      </w:r>
+      <w:r>
+        <w:rPr>
+          <w:rFonts w:ascii="Consolas" w:eastAsia="Times New Roman" w:hAnsi="Consolas" w:cs="Times New Roman"/>
+          <w:color w:val="800000"/>
+          <w:sz w:val="33"/>
+          <w:szCs w:val="33"/>
+          <w:lang w:eastAsia="en-IN"/>
+        </w:rPr>
+        <w:t>&lt;/p&gt;</w:t>
+      </w:r>
+    </w:p>
+    <w:p>
+      <w:pPr>
+        <w:shd w:val="clear" w:color="auto" w:fill="FFFFFF"/>
+        <w:spacing w:after="0" w:line="450" w:lineRule="atLeast"/>
+        <w:rPr>
+          <w:rFonts w:ascii="Consolas" w:eastAsia="Times New Roman" w:hAnsi="Consolas" w:cs="Times New Roman"/>
+          <w:color w:val="000000"/>
+          <w:sz w:val="33"/>
+          <w:szCs w:val="33"/>
+          <w:lang w:eastAsia="en-IN"/>
+        </w:rPr>
+      </w:pPr>
+      <w:r>
+        <w:rPr>
+          <w:rFonts w:ascii="Consolas" w:eastAsia="Times New Roman" w:hAnsi="Consolas" w:cs="Times New Roman"/>
+          <w:color w:val="000000"/>
+          <w:sz w:val="33"/>
+          <w:szCs w:val="33"/>
+          <w:lang w:eastAsia="en-IN"/>
+        </w:rPr>
+        <w:t xml:space="preserve">    </w:t>
+      </w:r>
+      <w:r>
+        <w:rPr>
+          <w:rFonts w:ascii="Consolas" w:eastAsia="Times New Roman" w:hAnsi="Consolas" w:cs="Times New Roman"/>
+          <w:color w:val="800000"/>
+          <w:sz w:val="33"/>
+          <w:szCs w:val="33"/>
+          <w:lang w:eastAsia="en-IN"/>
+        </w:rPr>
+        <w:t>&lt;p&gt;</w:t>
+      </w:r>
+      <w:r>
+        <w:rPr>
+          <w:rFonts w:ascii="Consolas" w:eastAsia="Times New Roman" w:hAnsi="Consolas" w:cs="Times New Roman"/>
+          <w:color w:val="000000"/>
+          <w:sz w:val="33"/>
+          <w:szCs w:val="33"/>
+          <w:lang w:eastAsia="en-IN"/>
+        </w:rPr>
+        <w:t>This is para 7</w:t>
+      </w:r>
+      <w:r>
+        <w:rPr>
+          <w:rFonts w:ascii="Consolas" w:eastAsia="Times New Roman" w:hAnsi="Consolas" w:cs="Times New Roman"/>
+          <w:color w:val="800000"/>
+          <w:sz w:val="33"/>
+          <w:szCs w:val="33"/>
+          <w:lang w:eastAsia="en-IN"/>
+        </w:rPr>
+        <w:t>&lt;/p&gt;</w:t>
+      </w:r>
+    </w:p>
+    <w:p>
+      <w:pPr>
+        <w:shd w:val="clear" w:color="auto" w:fill="FFFFFF"/>
+        <w:spacing w:after="0" w:line="450" w:lineRule="atLeast"/>
+        <w:rPr>
+          <w:rFonts w:ascii="Consolas" w:eastAsia="Times New Roman" w:hAnsi="Consolas" w:cs="Times New Roman"/>
+          <w:color w:val="000000"/>
+          <w:sz w:val="33"/>
+          <w:szCs w:val="33"/>
+          <w:lang w:eastAsia="en-IN"/>
+        </w:rPr>
+      </w:pPr>
+      <w:r>
+        <w:rPr>
+          <w:rFonts w:ascii="Consolas" w:eastAsia="Times New Roman" w:hAnsi="Consolas" w:cs="Times New Roman"/>
+          <w:color w:val="000000"/>
+          <w:sz w:val="33"/>
+          <w:szCs w:val="33"/>
+          <w:lang w:eastAsia="en-IN"/>
+        </w:rPr>
+        <w:t xml:space="preserve">    </w:t>
+      </w:r>
+      <w:r>
+        <w:rPr>
+          <w:rFonts w:ascii="Consolas" w:eastAsia="Times New Roman" w:hAnsi="Consolas" w:cs="Times New Roman"/>
+          <w:color w:val="800000"/>
+          <w:sz w:val="33"/>
+          <w:szCs w:val="33"/>
+          <w:lang w:eastAsia="en-IN"/>
+        </w:rPr>
+        <w:t>&lt;p</w:t>
+      </w:r>
+      <w:r>
+        <w:rPr>
+          <w:rFonts w:ascii="Consolas" w:eastAsia="Times New Roman" w:hAnsi="Consolas" w:cs="Times New Roman"/>
+          <w:color w:val="000000"/>
+          <w:sz w:val="33"/>
+          <w:szCs w:val="33"/>
+          <w:lang w:eastAsia="en-IN"/>
+        </w:rPr>
+        <w:t xml:space="preserve"> </w:t>
+      </w:r>
+      <w:r>
+        <w:rPr>
+          <w:rFonts w:ascii="Consolas" w:eastAsia="Times New Roman" w:hAnsi="Consolas" w:cs="Times New Roman"/>
+          <w:color w:val="E50000"/>
+          <w:sz w:val="33"/>
+          <w:szCs w:val="33"/>
+          <w:lang w:eastAsia="en-IN"/>
+        </w:rPr>
+        <w:t>class</w:t>
+      </w:r>
+      <w:r>
+        <w:rPr>
+          <w:rFonts w:ascii="Consolas" w:eastAsia="Times New Roman" w:hAnsi="Consolas" w:cs="Times New Roman"/>
+          <w:color w:val="000000"/>
+          <w:sz w:val="33"/>
+          <w:szCs w:val="33"/>
+          <w:lang w:eastAsia="en-IN"/>
+        </w:rPr>
+        <w:t>=</w:t>
+      </w:r>
+      <w:r>
+        <w:rPr>
+          <w:rFonts w:ascii="Consolas" w:eastAsia="Times New Roman" w:hAnsi="Consolas" w:cs="Times New Roman"/>
+          <w:color w:val="0000FF"/>
+          <w:sz w:val="33"/>
+          <w:szCs w:val="33"/>
+          <w:lang w:eastAsia="en-IN"/>
+        </w:rPr>
+        <w:t>"para"</w:t>
+      </w:r>
+      <w:r>
+        <w:rPr>
+          <w:rFonts w:ascii="Consolas" w:eastAsia="Times New Roman" w:hAnsi="Consolas" w:cs="Times New Roman"/>
+          <w:color w:val="800000"/>
+          <w:sz w:val="33"/>
+          <w:szCs w:val="33"/>
+          <w:lang w:eastAsia="en-IN"/>
+        </w:rPr>
+        <w:t>&gt;</w:t>
+      </w:r>
+      <w:r>
+        <w:rPr>
+          <w:rFonts w:ascii="Consolas" w:eastAsia="Times New Roman" w:hAnsi="Consolas" w:cs="Times New Roman"/>
+          <w:color w:val="000000"/>
+          <w:sz w:val="33"/>
+          <w:szCs w:val="33"/>
+          <w:lang w:eastAsia="en-IN"/>
+        </w:rPr>
+        <w:t>This is para 8</w:t>
+      </w:r>
+      <w:r>
+        <w:rPr>
+          <w:rFonts w:ascii="Consolas" w:eastAsia="Times New Roman" w:hAnsi="Consolas" w:cs="Times New Roman"/>
+          <w:color w:val="800000"/>
+          <w:sz w:val="33"/>
+          <w:szCs w:val="33"/>
+          <w:lang w:eastAsia="en-IN"/>
+        </w:rPr>
+        <w:t>&lt;/p&gt;</w:t>
+      </w:r>
+    </w:p>
+    <w:p>
+      <w:pPr>
+        <w:shd w:val="clear" w:color="auto" w:fill="FFFFFF"/>
+        <w:spacing w:after="0" w:line="450" w:lineRule="atLeast"/>
+        <w:rPr>
+          <w:rFonts w:ascii="Consolas" w:eastAsia="Times New Roman" w:hAnsi="Consolas" w:cs="Times New Roman"/>
+          <w:color w:val="000000"/>
+          <w:sz w:val="33"/>
+          <w:szCs w:val="33"/>
+          <w:lang w:eastAsia="en-IN"/>
+        </w:rPr>
+      </w:pPr>
+      <w:r>
+        <w:rPr>
+          <w:rFonts w:ascii="Consolas" w:eastAsia="Times New Roman" w:hAnsi="Consolas" w:cs="Times New Roman"/>
+          <w:color w:val="000000"/>
+          <w:sz w:val="33"/>
+          <w:szCs w:val="33"/>
+          <w:lang w:eastAsia="en-IN"/>
+        </w:rPr>
+        <w:t xml:space="preserve">    </w:t>
+      </w:r>
+      <w:r>
+        <w:rPr>
+          <w:rFonts w:ascii="Consolas" w:eastAsia="Times New Roman" w:hAnsi="Consolas" w:cs="Times New Roman"/>
+          <w:color w:val="800000"/>
+          <w:sz w:val="33"/>
+          <w:szCs w:val="33"/>
+          <w:lang w:eastAsia="en-IN"/>
+        </w:rPr>
+        <w:t>&lt;p&gt;</w:t>
+      </w:r>
+      <w:r>
+        <w:rPr>
+          <w:rFonts w:ascii="Consolas" w:eastAsia="Times New Roman" w:hAnsi="Consolas" w:cs="Times New Roman"/>
+          <w:color w:val="000000"/>
+          <w:sz w:val="33"/>
+          <w:szCs w:val="33"/>
+          <w:lang w:eastAsia="en-IN"/>
+        </w:rPr>
+        <w:t>This is para 9</w:t>
+      </w:r>
+      <w:r>
+        <w:rPr>
+          <w:rFonts w:ascii="Consolas" w:eastAsia="Times New Roman" w:hAnsi="Consolas" w:cs="Times New Roman"/>
+          <w:color w:val="800000"/>
+          <w:sz w:val="33"/>
+          <w:szCs w:val="33"/>
+          <w:lang w:eastAsia="en-IN"/>
+        </w:rPr>
+        <w:t>&lt;/p&gt;</w:t>
+      </w:r>
+    </w:p>
+    <w:p>
+      <w:pPr>
+        <w:shd w:val="clear" w:color="auto" w:fill="FFFFFF"/>
+        <w:spacing w:after="0" w:line="450" w:lineRule="atLeast"/>
+        <w:rPr>
+          <w:rFonts w:ascii="Consolas" w:eastAsia="Times New Roman" w:hAnsi="Consolas" w:cs="Times New Roman"/>
+          <w:color w:val="000000"/>
+          <w:sz w:val="33"/>
+          <w:szCs w:val="33"/>
+          <w:lang w:eastAsia="en-IN"/>
+        </w:rPr>
+      </w:pPr>
+    </w:p>
+    <w:p>
+      <w:pPr>
+        <w:shd w:val="clear" w:color="auto" w:fill="FFFFFF"/>
+        <w:spacing w:after="0" w:line="450" w:lineRule="atLeast"/>
+        <w:rPr>
+          <w:rFonts w:ascii="Consolas" w:eastAsia="Times New Roman" w:hAnsi="Consolas" w:cs="Times New Roman"/>
+          <w:color w:val="000000"/>
+          <w:sz w:val="33"/>
+          <w:szCs w:val="33"/>
+          <w:lang w:eastAsia="en-IN"/>
+        </w:rPr>
+      </w:pPr>
+      <w:r>
+        <w:rPr>
+          <w:rFonts w:ascii="Consolas" w:eastAsia="Times New Roman" w:hAnsi="Consolas" w:cs="Times New Roman"/>
+          <w:color w:val="000000"/>
+          <w:sz w:val="33"/>
+          <w:szCs w:val="33"/>
+          <w:lang w:eastAsia="en-IN"/>
+        </w:rPr>
+        <w:t xml:space="preserve">    </w:t>
+      </w:r>
+      <w:r>
+        <w:rPr>
+          <w:rFonts w:ascii="Consolas" w:eastAsia="Times New Roman" w:hAnsi="Consolas" w:cs="Times New Roman"/>
+          <w:color w:val="800000"/>
+          <w:sz w:val="33"/>
+          <w:szCs w:val="33"/>
+          <w:lang w:eastAsia="en-IN"/>
+        </w:rPr>
+        <w:t>&lt;input</w:t>
+      </w:r>
+      <w:r>
+        <w:rPr>
+          <w:rFonts w:ascii="Consolas" w:eastAsia="Times New Roman" w:hAnsi="Consolas" w:cs="Times New Roman"/>
+          <w:color w:val="000000"/>
+          <w:sz w:val="33"/>
+          <w:szCs w:val="33"/>
+          <w:lang w:eastAsia="en-IN"/>
+        </w:rPr>
+        <w:t xml:space="preserve"> </w:t>
+      </w:r>
+      <w:r>
+        <w:rPr>
+          <w:rFonts w:ascii="Consolas" w:eastAsia="Times New Roman" w:hAnsi="Consolas" w:cs="Times New Roman"/>
+          <w:color w:val="E50000"/>
+          <w:sz w:val="33"/>
+          <w:szCs w:val="33"/>
+          <w:lang w:eastAsia="en-IN"/>
+        </w:rPr>
+        <w:t>type</w:t>
+      </w:r>
+      <w:r>
+        <w:rPr>
+          <w:rFonts w:ascii="Consolas" w:eastAsia="Times New Roman" w:hAnsi="Consolas" w:cs="Times New Roman"/>
+          <w:color w:val="000000"/>
+          <w:sz w:val="33"/>
+          <w:szCs w:val="33"/>
+          <w:lang w:eastAsia="en-IN"/>
+        </w:rPr>
+        <w:t>=</w:t>
+      </w:r>
+      <w:r>
+        <w:rPr>
+          <w:rFonts w:ascii="Consolas" w:eastAsia="Times New Roman" w:hAnsi="Consolas" w:cs="Times New Roman"/>
+          <w:color w:val="0000FF"/>
+          <w:sz w:val="33"/>
+          <w:szCs w:val="33"/>
+          <w:lang w:eastAsia="en-IN"/>
+        </w:rPr>
+        <w:t>"text"</w:t>
+      </w:r>
+      <w:r>
+        <w:rPr>
+          <w:rFonts w:ascii="Consolas" w:eastAsia="Times New Roman" w:hAnsi="Consolas" w:cs="Times New Roman"/>
+          <w:color w:val="000000"/>
+          <w:sz w:val="33"/>
+          <w:szCs w:val="33"/>
+          <w:lang w:eastAsia="en-IN"/>
+        </w:rPr>
+        <w:t xml:space="preserve"> </w:t>
+      </w:r>
+      <w:r>
+        <w:rPr>
+          <w:rFonts w:ascii="Consolas" w:eastAsia="Times New Roman" w:hAnsi="Consolas" w:cs="Times New Roman"/>
+          <w:color w:val="E50000"/>
+          <w:sz w:val="33"/>
+          <w:szCs w:val="33"/>
+          <w:lang w:eastAsia="en-IN"/>
+        </w:rPr>
+        <w:t>name</w:t>
+      </w:r>
+      <w:r>
+        <w:rPr>
+          <w:rFonts w:ascii="Consolas" w:eastAsia="Times New Roman" w:hAnsi="Consolas" w:cs="Times New Roman"/>
+          <w:color w:val="000000"/>
+          <w:sz w:val="33"/>
+          <w:szCs w:val="33"/>
+          <w:lang w:eastAsia="en-IN"/>
+        </w:rPr>
+        <w:t>=</w:t>
+      </w:r>
+      <w:r>
+        <w:rPr>
+          <w:rFonts w:ascii="Consolas" w:eastAsia="Times New Roman" w:hAnsi="Consolas" w:cs="Times New Roman"/>
+          <w:color w:val="0000FF"/>
+          <w:sz w:val="33"/>
+          <w:szCs w:val="33"/>
+          <w:lang w:eastAsia="en-IN"/>
+        </w:rPr>
+        <w:t>""</w:t>
+      </w:r>
+      <w:r>
+        <w:rPr>
+          <w:rFonts w:ascii="Consolas" w:eastAsia="Times New Roman" w:hAnsi="Consolas" w:cs="Times New Roman"/>
+          <w:color w:val="000000"/>
+          <w:sz w:val="33"/>
+          <w:szCs w:val="33"/>
+          <w:lang w:eastAsia="en-IN"/>
+        </w:rPr>
+        <w:t xml:space="preserve"> </w:t>
+      </w:r>
+      <w:r>
+        <w:rPr>
+          <w:rFonts w:ascii="Consolas" w:eastAsia="Times New Roman" w:hAnsi="Consolas" w:cs="Times New Roman"/>
+          <w:color w:val="E50000"/>
+          <w:sz w:val="33"/>
+          <w:szCs w:val="33"/>
+          <w:lang w:eastAsia="en-IN"/>
+        </w:rPr>
+        <w:t>id</w:t>
+      </w:r>
+      <w:r>
+        <w:rPr>
+          <w:rFonts w:ascii="Consolas" w:eastAsia="Times New Roman" w:hAnsi="Consolas" w:cs="Times New Roman"/>
+          <w:color w:val="000000"/>
+          <w:sz w:val="33"/>
+          <w:szCs w:val="33"/>
+          <w:lang w:eastAsia="en-IN"/>
+        </w:rPr>
+        <w:t>=</w:t>
+      </w:r>
+      <w:r>
+        <w:rPr>
+          <w:rFonts w:ascii="Consolas" w:eastAsia="Times New Roman" w:hAnsi="Consolas" w:cs="Times New Roman"/>
+          <w:color w:val="0000FF"/>
+          <w:sz w:val="33"/>
+          <w:szCs w:val="33"/>
+          <w:lang w:eastAsia="en-IN"/>
+        </w:rPr>
+        <w:t>""</w:t>
+      </w:r>
+      <w:r>
+        <w:rPr>
+          <w:rFonts w:ascii="Consolas" w:eastAsia="Times New Roman" w:hAnsi="Consolas" w:cs="Times New Roman"/>
+          <w:color w:val="800000"/>
+          <w:sz w:val="33"/>
+          <w:szCs w:val="33"/>
+          <w:lang w:eastAsia="en-IN"/>
+        </w:rPr>
+        <w:t>&gt;</w:t>
+      </w:r>
+    </w:p>
+    <w:p>
+      <w:pPr>
+        <w:shd w:val="clear" w:color="auto" w:fill="FFFFFF"/>
+        <w:spacing w:after="0" w:line="450" w:lineRule="atLeast"/>
+        <w:rPr>
+          <w:rFonts w:ascii="Consolas" w:eastAsia="Times New Roman" w:hAnsi="Consolas" w:cs="Times New Roman"/>
+          <w:color w:val="000000"/>
+          <w:sz w:val="33"/>
+          <w:szCs w:val="33"/>
+          <w:lang w:eastAsia="en-IN"/>
+        </w:rPr>
+      </w:pPr>
+      <w:r>
+        <w:rPr>
+          <w:rFonts w:ascii="Consolas" w:eastAsia="Times New Roman" w:hAnsi="Consolas" w:cs="Times New Roman"/>
+          <w:color w:val="000000"/>
+          <w:sz w:val="33"/>
+          <w:szCs w:val="33"/>
+          <w:lang w:eastAsia="en-IN"/>
+        </w:rPr>
+        <w:t xml:space="preserve">    </w:t>
+      </w:r>
+      <w:r>
+        <w:rPr>
+          <w:rFonts w:ascii="Consolas" w:eastAsia="Times New Roman" w:hAnsi="Consolas" w:cs="Times New Roman"/>
+          <w:color w:val="800000"/>
+          <w:sz w:val="33"/>
+          <w:szCs w:val="33"/>
+          <w:lang w:eastAsia="en-IN"/>
+        </w:rPr>
+        <w:t>&lt;input</w:t>
+      </w:r>
+      <w:r>
+        <w:rPr>
+          <w:rFonts w:ascii="Consolas" w:eastAsia="Times New Roman" w:hAnsi="Consolas" w:cs="Times New Roman"/>
+          <w:color w:val="000000"/>
+          <w:sz w:val="33"/>
+          <w:szCs w:val="33"/>
+          <w:lang w:eastAsia="en-IN"/>
+        </w:rPr>
+        <w:t xml:space="preserve"> </w:t>
+      </w:r>
+      <w:r>
+        <w:rPr>
+          <w:rFonts w:ascii="Consolas" w:eastAsia="Times New Roman" w:hAnsi="Consolas" w:cs="Times New Roman"/>
+          <w:color w:val="E50000"/>
+          <w:sz w:val="33"/>
+          <w:szCs w:val="33"/>
+          <w:lang w:eastAsia="en-IN"/>
+        </w:rPr>
+        <w:t>type</w:t>
+      </w:r>
+      <w:r>
+        <w:rPr>
+          <w:rFonts w:ascii="Consolas" w:eastAsia="Times New Roman" w:hAnsi="Consolas" w:cs="Times New Roman"/>
+          <w:color w:val="000000"/>
+          <w:sz w:val="33"/>
+          <w:szCs w:val="33"/>
+          <w:lang w:eastAsia="en-IN"/>
+        </w:rPr>
+        <w:t>=</w:t>
+      </w:r>
+      <w:r>
+        <w:rPr>
+          <w:rFonts w:ascii="Consolas" w:eastAsia="Times New Roman" w:hAnsi="Consolas" w:cs="Times New Roman"/>
+          <w:color w:val="0000FF"/>
+          <w:sz w:val="33"/>
+          <w:szCs w:val="33"/>
+          <w:lang w:eastAsia="en-IN"/>
+        </w:rPr>
+        <w:t>"text"</w:t>
+      </w:r>
+      <w:r>
+        <w:rPr>
+          <w:rFonts w:ascii="Consolas" w:eastAsia="Times New Roman" w:hAnsi="Consolas" w:cs="Times New Roman"/>
+          <w:color w:val="000000"/>
+          <w:sz w:val="33"/>
+          <w:szCs w:val="33"/>
+          <w:lang w:eastAsia="en-IN"/>
+        </w:rPr>
+        <w:t xml:space="preserve"> </w:t>
+      </w:r>
+      <w:r>
+        <w:rPr>
+          <w:rFonts w:ascii="Consolas" w:eastAsia="Times New Roman" w:hAnsi="Consolas" w:cs="Times New Roman"/>
+          <w:color w:val="E50000"/>
+          <w:sz w:val="33"/>
+          <w:szCs w:val="33"/>
+          <w:lang w:eastAsia="en-IN"/>
+        </w:rPr>
+        <w:t>name</w:t>
+      </w:r>
+      <w:r>
+        <w:rPr>
+          <w:rFonts w:ascii="Consolas" w:eastAsia="Times New Roman" w:hAnsi="Consolas" w:cs="Times New Roman"/>
+          <w:color w:val="000000"/>
+          <w:sz w:val="33"/>
+          <w:szCs w:val="33"/>
+          <w:lang w:eastAsia="en-IN"/>
+        </w:rPr>
+        <w:t>=</w:t>
+      </w:r>
+      <w:r>
+        <w:rPr>
+          <w:rFonts w:ascii="Consolas" w:eastAsia="Times New Roman" w:hAnsi="Consolas" w:cs="Times New Roman"/>
+          <w:color w:val="0000FF"/>
+          <w:sz w:val="33"/>
+          <w:szCs w:val="33"/>
+          <w:lang w:eastAsia="en-IN"/>
+        </w:rPr>
+        <w:t>""</w:t>
+      </w:r>
+      <w:r>
+        <w:rPr>
+          <w:rFonts w:ascii="Consolas" w:eastAsia="Times New Roman" w:hAnsi="Consolas" w:cs="Times New Roman"/>
+          <w:color w:val="000000"/>
+          <w:sz w:val="33"/>
+          <w:szCs w:val="33"/>
+          <w:lang w:eastAsia="en-IN"/>
+        </w:rPr>
+        <w:t xml:space="preserve"> </w:t>
+      </w:r>
+      <w:r>
+        <w:rPr>
+          <w:rFonts w:ascii="Consolas" w:eastAsia="Times New Roman" w:hAnsi="Consolas" w:cs="Times New Roman"/>
+          <w:color w:val="E50000"/>
+          <w:sz w:val="33"/>
+          <w:szCs w:val="33"/>
+          <w:lang w:eastAsia="en-IN"/>
+        </w:rPr>
+        <w:t>id</w:t>
+      </w:r>
+      <w:r>
+        <w:rPr>
+          <w:rFonts w:ascii="Consolas" w:eastAsia="Times New Roman" w:hAnsi="Consolas" w:cs="Times New Roman"/>
+          <w:color w:val="000000"/>
+          <w:sz w:val="33"/>
+          <w:szCs w:val="33"/>
+          <w:lang w:eastAsia="en-IN"/>
+        </w:rPr>
+        <w:t>=</w:t>
+      </w:r>
+      <w:r>
+        <w:rPr>
+          <w:rFonts w:ascii="Consolas" w:eastAsia="Times New Roman" w:hAnsi="Consolas" w:cs="Times New Roman"/>
+          <w:color w:val="0000FF"/>
+          <w:sz w:val="33"/>
+          <w:szCs w:val="33"/>
+          <w:lang w:eastAsia="en-IN"/>
+        </w:rPr>
+        <w:t>""</w:t>
+      </w:r>
+      <w:r>
+        <w:rPr>
+          <w:rFonts w:ascii="Consolas" w:eastAsia="Times New Roman" w:hAnsi="Consolas" w:cs="Times New Roman"/>
+          <w:color w:val="800000"/>
+          <w:sz w:val="33"/>
+          <w:szCs w:val="33"/>
+          <w:lang w:eastAsia="en-IN"/>
+        </w:rPr>
+        <w:t>&gt;</w:t>
+      </w:r>
+    </w:p>
+    <w:p>
+      <w:pPr>
+        <w:shd w:val="clear" w:color="auto" w:fill="FFFFFF"/>
+        <w:spacing w:after="0" w:line="450" w:lineRule="atLeast"/>
+        <w:rPr>
+          <w:rFonts w:ascii="Consolas" w:eastAsia="Times New Roman" w:hAnsi="Consolas" w:cs="Times New Roman"/>
+          <w:color w:val="000000"/>
+          <w:sz w:val="33"/>
+          <w:szCs w:val="33"/>
+          <w:lang w:eastAsia="en-IN"/>
+        </w:rPr>
+      </w:pPr>
+      <w:r>
+        <w:rPr>
+          <w:rFonts w:ascii="Consolas" w:eastAsia="Times New Roman" w:hAnsi="Consolas" w:cs="Times New Roman"/>
+          <w:color w:val="000000"/>
+          <w:sz w:val="33"/>
+          <w:szCs w:val="33"/>
+          <w:lang w:eastAsia="en-IN"/>
+        </w:rPr>
+        <w:t xml:space="preserve">    </w:t>
+      </w:r>
+      <w:r>
+        <w:rPr>
+          <w:rFonts w:ascii="Consolas" w:eastAsia="Times New Roman" w:hAnsi="Consolas" w:cs="Times New Roman"/>
+          <w:color w:val="800000"/>
+          <w:sz w:val="33"/>
+          <w:szCs w:val="33"/>
+          <w:lang w:eastAsia="en-IN"/>
+        </w:rPr>
+        <w:t>&lt;input</w:t>
+      </w:r>
+      <w:r>
+        <w:rPr>
+          <w:rFonts w:ascii="Consolas" w:eastAsia="Times New Roman" w:hAnsi="Consolas" w:cs="Times New Roman"/>
+          <w:color w:val="000000"/>
+          <w:sz w:val="33"/>
+          <w:szCs w:val="33"/>
+          <w:lang w:eastAsia="en-IN"/>
+        </w:rPr>
+        <w:t xml:space="preserve"> </w:t>
+      </w:r>
+      <w:r>
+        <w:rPr>
+          <w:rFonts w:ascii="Consolas" w:eastAsia="Times New Roman" w:hAnsi="Consolas" w:cs="Times New Roman"/>
+          <w:color w:val="E50000"/>
+          <w:sz w:val="33"/>
+          <w:szCs w:val="33"/>
+          <w:lang w:eastAsia="en-IN"/>
+        </w:rPr>
+        <w:t>type</w:t>
+      </w:r>
+      <w:r>
+        <w:rPr>
+          <w:rFonts w:ascii="Consolas" w:eastAsia="Times New Roman" w:hAnsi="Consolas" w:cs="Times New Roman"/>
+          <w:color w:val="000000"/>
+          <w:sz w:val="33"/>
+          <w:szCs w:val="33"/>
+          <w:lang w:eastAsia="en-IN"/>
+        </w:rPr>
+        <w:t>=</w:t>
+      </w:r>
+      <w:r>
+        <w:rPr>
+          <w:rFonts w:ascii="Consolas" w:eastAsia="Times New Roman" w:hAnsi="Consolas" w:cs="Times New Roman"/>
+          <w:color w:val="0000FF"/>
+          <w:sz w:val="33"/>
+          <w:szCs w:val="33"/>
+          <w:lang w:eastAsia="en-IN"/>
+        </w:rPr>
+        <w:t>"text"</w:t>
+      </w:r>
+      <w:r>
+        <w:rPr>
+          <w:rFonts w:ascii="Consolas" w:eastAsia="Times New Roman" w:hAnsi="Consolas" w:cs="Times New Roman"/>
+          <w:color w:val="000000"/>
+          <w:sz w:val="33"/>
+          <w:szCs w:val="33"/>
+          <w:lang w:eastAsia="en-IN"/>
+        </w:rPr>
+        <w:t xml:space="preserve"> </w:t>
+      </w:r>
+      <w:r>
+        <w:rPr>
+          <w:rFonts w:ascii="Consolas" w:eastAsia="Times New Roman" w:hAnsi="Consolas" w:cs="Times New Roman"/>
+          <w:color w:val="E50000"/>
+          <w:sz w:val="33"/>
+          <w:szCs w:val="33"/>
+          <w:lang w:eastAsia="en-IN"/>
+        </w:rPr>
+        <w:t>name</w:t>
+      </w:r>
+      <w:r>
+        <w:rPr>
+          <w:rFonts w:ascii="Consolas" w:eastAsia="Times New Roman" w:hAnsi="Consolas" w:cs="Times New Roman"/>
+          <w:color w:val="000000"/>
+          <w:sz w:val="33"/>
+          <w:szCs w:val="33"/>
+          <w:lang w:eastAsia="en-IN"/>
+        </w:rPr>
+        <w:t>=</w:t>
+      </w:r>
+      <w:r>
+        <w:rPr>
+          <w:rFonts w:ascii="Consolas" w:eastAsia="Times New Roman" w:hAnsi="Consolas" w:cs="Times New Roman"/>
+          <w:color w:val="0000FF"/>
+          <w:sz w:val="33"/>
+          <w:szCs w:val="33"/>
+          <w:lang w:eastAsia="en-IN"/>
+        </w:rPr>
+        <w:t>""</w:t>
+      </w:r>
+      <w:r>
+        <w:rPr>
+          <w:rFonts w:ascii="Consolas" w:eastAsia="Times New Roman" w:hAnsi="Consolas" w:cs="Times New Roman"/>
+          <w:color w:val="000000"/>
+          <w:sz w:val="33"/>
+          <w:szCs w:val="33"/>
+          <w:lang w:eastAsia="en-IN"/>
+        </w:rPr>
+        <w:t xml:space="preserve"> </w:t>
+      </w:r>
+      <w:r>
+        <w:rPr>
+          <w:rFonts w:ascii="Consolas" w:eastAsia="Times New Roman" w:hAnsi="Consolas" w:cs="Times New Roman"/>
+          <w:color w:val="E50000"/>
+          <w:sz w:val="33"/>
+          <w:szCs w:val="33"/>
+          <w:lang w:eastAsia="en-IN"/>
+        </w:rPr>
+        <w:t>id</w:t>
+      </w:r>
+      <w:r>
+        <w:rPr>
+          <w:rFonts w:ascii="Consolas" w:eastAsia="Times New Roman" w:hAnsi="Consolas" w:cs="Times New Roman"/>
+          <w:color w:val="000000"/>
+          <w:sz w:val="33"/>
+          <w:szCs w:val="33"/>
+          <w:lang w:eastAsia="en-IN"/>
+        </w:rPr>
+        <w:t>=</w:t>
+      </w:r>
+      <w:r>
+        <w:rPr>
+          <w:rFonts w:ascii="Consolas" w:eastAsia="Times New Roman" w:hAnsi="Consolas" w:cs="Times New Roman"/>
+          <w:color w:val="0000FF"/>
+          <w:sz w:val="33"/>
+          <w:szCs w:val="33"/>
+          <w:lang w:eastAsia="en-IN"/>
+        </w:rPr>
+        <w:t>""</w:t>
+      </w:r>
+      <w:r>
+        <w:rPr>
+          <w:rFonts w:ascii="Consolas" w:eastAsia="Times New Roman" w:hAnsi="Consolas" w:cs="Times New Roman"/>
+          <w:color w:val="800000"/>
+          <w:sz w:val="33"/>
+          <w:szCs w:val="33"/>
+          <w:lang w:eastAsia="en-IN"/>
+        </w:rPr>
+        <w:t>&gt;</w:t>
+      </w:r>
+    </w:p>
+    <w:p>
+      <w:pPr>
+        <w:shd w:val="clear" w:color="auto" w:fill="FFFFFF"/>
+        <w:spacing w:after="0" w:line="450" w:lineRule="atLeast"/>
+        <w:rPr>
+          <w:rFonts w:ascii="Consolas" w:eastAsia="Times New Roman" w:hAnsi="Consolas" w:cs="Times New Roman"/>
+          <w:color w:val="000000"/>
+          <w:sz w:val="33"/>
+          <w:szCs w:val="33"/>
+          <w:lang w:eastAsia="en-IN"/>
+        </w:rPr>
+      </w:pPr>
+      <w:r>
+        <w:rPr>
+          <w:rFonts w:ascii="Consolas" w:eastAsia="Times New Roman" w:hAnsi="Consolas" w:cs="Times New Roman"/>
+          <w:color w:val="000000"/>
+          <w:sz w:val="33"/>
+          <w:szCs w:val="33"/>
+          <w:lang w:eastAsia="en-IN"/>
+        </w:rPr>
+        <w:t xml:space="preserve">    </w:t>
+      </w:r>
+      <w:r>
+        <w:rPr>
+          <w:rFonts w:ascii="Consolas" w:eastAsia="Times New Roman" w:hAnsi="Consolas" w:cs="Times New Roman"/>
+          <w:color w:val="800000"/>
+          <w:sz w:val="33"/>
+          <w:szCs w:val="33"/>
+          <w:lang w:eastAsia="en-IN"/>
+        </w:rPr>
+        <w:t>&lt;input</w:t>
+      </w:r>
+      <w:r>
+        <w:rPr>
+          <w:rFonts w:ascii="Consolas" w:eastAsia="Times New Roman" w:hAnsi="Consolas" w:cs="Times New Roman"/>
+          <w:color w:val="000000"/>
+          <w:sz w:val="33"/>
+          <w:szCs w:val="33"/>
+          <w:lang w:eastAsia="en-IN"/>
+        </w:rPr>
+        <w:t xml:space="preserve"> </w:t>
+      </w:r>
+      <w:r>
+        <w:rPr>
+          <w:rFonts w:ascii="Consolas" w:eastAsia="Times New Roman" w:hAnsi="Consolas" w:cs="Times New Roman"/>
+          <w:color w:val="E50000"/>
+          <w:sz w:val="33"/>
+          <w:szCs w:val="33"/>
+          <w:lang w:eastAsia="en-IN"/>
+        </w:rPr>
+        <w:t>type</w:t>
+      </w:r>
+      <w:r>
+        <w:rPr>
+          <w:rFonts w:ascii="Consolas" w:eastAsia="Times New Roman" w:hAnsi="Consolas" w:cs="Times New Roman"/>
+          <w:color w:val="000000"/>
+          <w:sz w:val="33"/>
+          <w:szCs w:val="33"/>
+          <w:lang w:eastAsia="en-IN"/>
+        </w:rPr>
+        <w:t>=</w:t>
+      </w:r>
+      <w:r>
+        <w:rPr>
+          <w:rFonts w:ascii="Consolas" w:eastAsia="Times New Roman" w:hAnsi="Consolas" w:cs="Times New Roman"/>
+          <w:color w:val="0000FF"/>
+          <w:sz w:val="33"/>
+          <w:szCs w:val="33"/>
+          <w:lang w:eastAsia="en-IN"/>
+        </w:rPr>
+        <w:t>"text"</w:t>
+      </w:r>
+      <w:r>
+        <w:rPr>
+          <w:rFonts w:ascii="Consolas" w:eastAsia="Times New Roman" w:hAnsi="Consolas" w:cs="Times New Roman"/>
+          <w:color w:val="000000"/>
+          <w:sz w:val="33"/>
+          <w:szCs w:val="33"/>
+          <w:lang w:eastAsia="en-IN"/>
+        </w:rPr>
+        <w:t xml:space="preserve"> </w:t>
+      </w:r>
+      <w:r>
+        <w:rPr>
+          <w:rFonts w:ascii="Consolas" w:eastAsia="Times New Roman" w:hAnsi="Consolas" w:cs="Times New Roman"/>
+          <w:color w:val="E50000"/>
+          <w:sz w:val="33"/>
+          <w:szCs w:val="33"/>
+          <w:lang w:eastAsia="en-IN"/>
+        </w:rPr>
+        <w:t>name</w:t>
+      </w:r>
+      <w:r>
+        <w:rPr>
+          <w:rFonts w:ascii="Consolas" w:eastAsia="Times New Roman" w:hAnsi="Consolas" w:cs="Times New Roman"/>
+          <w:color w:val="000000"/>
+          <w:sz w:val="33"/>
+          <w:szCs w:val="33"/>
+          <w:lang w:eastAsia="en-IN"/>
+        </w:rPr>
+        <w:t>=</w:t>
+      </w:r>
+      <w:r>
+        <w:rPr>
+          <w:rFonts w:ascii="Consolas" w:eastAsia="Times New Roman" w:hAnsi="Consolas" w:cs="Times New Roman"/>
+          <w:color w:val="0000FF"/>
+          <w:sz w:val="33"/>
+          <w:szCs w:val="33"/>
+          <w:lang w:eastAsia="en-IN"/>
+        </w:rPr>
+        <w:t>""</w:t>
+      </w:r>
+      <w:r>
+        <w:rPr>
+          <w:rFonts w:ascii="Consolas" w:eastAsia="Times New Roman" w:hAnsi="Consolas" w:cs="Times New Roman"/>
+          <w:color w:val="000000"/>
+          <w:sz w:val="33"/>
+          <w:szCs w:val="33"/>
+          <w:lang w:eastAsia="en-IN"/>
+        </w:rPr>
+        <w:t xml:space="preserve"> </w:t>
+      </w:r>
+      <w:r>
+        <w:rPr>
+          <w:rFonts w:ascii="Consolas" w:eastAsia="Times New Roman" w:hAnsi="Consolas" w:cs="Times New Roman"/>
+          <w:color w:val="E50000"/>
+          <w:sz w:val="33"/>
+          <w:szCs w:val="33"/>
+          <w:lang w:eastAsia="en-IN"/>
+        </w:rPr>
+        <w:t>id</w:t>
+      </w:r>
+      <w:r>
+        <w:rPr>
+          <w:rFonts w:ascii="Consolas" w:eastAsia="Times New Roman" w:hAnsi="Consolas" w:cs="Times New Roman"/>
+          <w:color w:val="000000"/>
+          <w:sz w:val="33"/>
+          <w:szCs w:val="33"/>
+          <w:lang w:eastAsia="en-IN"/>
+        </w:rPr>
+        <w:t>=</w:t>
+      </w:r>
+      <w:r>
+        <w:rPr>
+          <w:rFonts w:ascii="Consolas" w:eastAsia="Times New Roman" w:hAnsi="Consolas" w:cs="Times New Roman"/>
+          <w:color w:val="0000FF"/>
+          <w:sz w:val="33"/>
+          <w:szCs w:val="33"/>
+          <w:lang w:eastAsia="en-IN"/>
+        </w:rPr>
+        <w:t>""</w:t>
+      </w:r>
+      <w:r>
+        <w:rPr>
+          <w:rFonts w:ascii="Consolas" w:eastAsia="Times New Roman" w:hAnsi="Consolas" w:cs="Times New Roman"/>
+          <w:color w:val="800000"/>
+          <w:sz w:val="33"/>
+          <w:szCs w:val="33"/>
+          <w:lang w:eastAsia="en-IN"/>
+        </w:rPr>
+        <w:t>&gt;</w:t>
+      </w:r>
+    </w:p>
+    <w:p>
+      <w:pPr>
+        <w:shd w:val="clear" w:color="auto" w:fill="FFFFFF"/>
+        <w:spacing w:after="0" w:line="450" w:lineRule="atLeast"/>
+        <w:rPr>
+          <w:rFonts w:ascii="Consolas" w:eastAsia="Times New Roman" w:hAnsi="Consolas" w:cs="Times New Roman"/>
+          <w:color w:val="000000"/>
+          <w:sz w:val="33"/>
+          <w:szCs w:val="33"/>
+          <w:lang w:eastAsia="en-IN"/>
+        </w:rPr>
+      </w:pPr>
+      <w:r>
+        <w:rPr>
+          <w:rFonts w:ascii="Consolas" w:eastAsia="Times New Roman" w:hAnsi="Consolas" w:cs="Times New Roman"/>
+          <w:color w:val="000000"/>
+          <w:sz w:val="33"/>
+          <w:szCs w:val="33"/>
+          <w:lang w:eastAsia="en-IN"/>
+        </w:rPr>
+        <w:t xml:space="preserve">    </w:t>
+      </w:r>
+      <w:r>
+        <w:rPr>
+          <w:rFonts w:ascii="Consolas" w:eastAsia="Times New Roman" w:hAnsi="Consolas" w:cs="Times New Roman"/>
+          <w:color w:val="800000"/>
+          <w:sz w:val="33"/>
+          <w:szCs w:val="33"/>
+          <w:lang w:eastAsia="en-IN"/>
+        </w:rPr>
+        <w:t>&lt;input</w:t>
+      </w:r>
+      <w:r>
+        <w:rPr>
+          <w:rFonts w:ascii="Consolas" w:eastAsia="Times New Roman" w:hAnsi="Consolas" w:cs="Times New Roman"/>
+          <w:color w:val="000000"/>
+          <w:sz w:val="33"/>
+          <w:szCs w:val="33"/>
+          <w:lang w:eastAsia="en-IN"/>
+        </w:rPr>
+        <w:t xml:space="preserve"> </w:t>
+      </w:r>
+      <w:r>
+        <w:rPr>
+          <w:rFonts w:ascii="Consolas" w:eastAsia="Times New Roman" w:hAnsi="Consolas" w:cs="Times New Roman"/>
+          <w:color w:val="E50000"/>
+          <w:sz w:val="33"/>
+          <w:szCs w:val="33"/>
+          <w:lang w:eastAsia="en-IN"/>
+        </w:rPr>
+        <w:t>type</w:t>
+      </w:r>
+      <w:r>
+        <w:rPr>
+          <w:rFonts w:ascii="Consolas" w:eastAsia="Times New Roman" w:hAnsi="Consolas" w:cs="Times New Roman"/>
+          <w:color w:val="000000"/>
+          <w:sz w:val="33"/>
+          <w:szCs w:val="33"/>
+          <w:lang w:eastAsia="en-IN"/>
+        </w:rPr>
+        <w:t>=</w:t>
+      </w:r>
+      <w:r>
+        <w:rPr>
+          <w:rFonts w:ascii="Consolas" w:eastAsia="Times New Roman" w:hAnsi="Consolas" w:cs="Times New Roman"/>
+          <w:color w:val="0000FF"/>
+          <w:sz w:val="33"/>
+          <w:szCs w:val="33"/>
+          <w:lang w:eastAsia="en-IN"/>
+        </w:rPr>
+        <w:t>"text"</w:t>
+      </w:r>
+      <w:r>
+        <w:rPr>
+          <w:rFonts w:ascii="Consolas" w:eastAsia="Times New Roman" w:hAnsi="Consolas" w:cs="Times New Roman"/>
+          <w:color w:val="000000"/>
+          <w:sz w:val="33"/>
+          <w:szCs w:val="33"/>
+          <w:lang w:eastAsia="en-IN"/>
+        </w:rPr>
+        <w:t xml:space="preserve"> </w:t>
+      </w:r>
+      <w:r>
+        <w:rPr>
+          <w:rFonts w:ascii="Consolas" w:eastAsia="Times New Roman" w:hAnsi="Consolas" w:cs="Times New Roman"/>
+          <w:color w:val="E50000"/>
+          <w:sz w:val="33"/>
+          <w:szCs w:val="33"/>
+          <w:lang w:eastAsia="en-IN"/>
+        </w:rPr>
+        <w:t>name</w:t>
+      </w:r>
+      <w:r>
+        <w:rPr>
+          <w:rFonts w:ascii="Consolas" w:eastAsia="Times New Roman" w:hAnsi="Consolas" w:cs="Times New Roman"/>
+          <w:color w:val="000000"/>
+          <w:sz w:val="33"/>
+          <w:szCs w:val="33"/>
+          <w:lang w:eastAsia="en-IN"/>
+        </w:rPr>
+        <w:t>=</w:t>
+      </w:r>
+      <w:r>
+        <w:rPr>
+          <w:rFonts w:ascii="Consolas" w:eastAsia="Times New Roman" w:hAnsi="Consolas" w:cs="Times New Roman"/>
+          <w:color w:val="0000FF"/>
+          <w:sz w:val="33"/>
+          <w:szCs w:val="33"/>
+          <w:lang w:eastAsia="en-IN"/>
+        </w:rPr>
+        <w:t>""</w:t>
+      </w:r>
+      <w:r>
+        <w:rPr>
+          <w:rFonts w:ascii="Consolas" w:eastAsia="Times New Roman" w:hAnsi="Consolas" w:cs="Times New Roman"/>
+          <w:color w:val="000000"/>
+          <w:sz w:val="33"/>
+          <w:szCs w:val="33"/>
+          <w:lang w:eastAsia="en-IN"/>
+        </w:rPr>
+        <w:t xml:space="preserve"> </w:t>
+      </w:r>
+      <w:r>
+        <w:rPr>
+          <w:rFonts w:ascii="Consolas" w:eastAsia="Times New Roman" w:hAnsi="Consolas" w:cs="Times New Roman"/>
+          <w:color w:val="E50000"/>
+          <w:sz w:val="33"/>
+          <w:szCs w:val="33"/>
+          <w:lang w:eastAsia="en-IN"/>
+        </w:rPr>
+        <w:t>id</w:t>
+      </w:r>
+      <w:r>
+        <w:rPr>
+          <w:rFonts w:ascii="Consolas" w:eastAsia="Times New Roman" w:hAnsi="Consolas" w:cs="Times New Roman"/>
+          <w:color w:val="000000"/>
+          <w:sz w:val="33"/>
+          <w:szCs w:val="33"/>
+          <w:lang w:eastAsia="en-IN"/>
+        </w:rPr>
+        <w:t>=</w:t>
+      </w:r>
+      <w:r>
+        <w:rPr>
+          <w:rFonts w:ascii="Consolas" w:eastAsia="Times New Roman" w:hAnsi="Consolas" w:cs="Times New Roman"/>
+          <w:color w:val="0000FF"/>
+          <w:sz w:val="33"/>
+          <w:szCs w:val="33"/>
+          <w:lang w:eastAsia="en-IN"/>
+        </w:rPr>
+        <w:t>""</w:t>
+      </w:r>
+      <w:r>
+        <w:rPr>
+          <w:rFonts w:ascii="Consolas" w:eastAsia="Times New Roman" w:hAnsi="Consolas" w:cs="Times New Roman"/>
+          <w:color w:val="800000"/>
+          <w:sz w:val="33"/>
+          <w:szCs w:val="33"/>
+          <w:lang w:eastAsia="en-IN"/>
+        </w:rPr>
+        <w:t>&gt;</w:t>
+      </w:r>
+    </w:p>
+    <w:p>
+      <w:pPr>
+        <w:shd w:val="clear" w:color="auto" w:fill="FFFFFF"/>
+        <w:spacing w:after="0" w:line="450" w:lineRule="atLeast"/>
+        <w:rPr>
+          <w:rFonts w:ascii="Consolas" w:eastAsia="Times New Roman" w:hAnsi="Consolas" w:cs="Times New Roman"/>
+          <w:color w:val="000000"/>
+          <w:sz w:val="33"/>
+          <w:szCs w:val="33"/>
+          <w:lang w:eastAsia="en-IN"/>
+        </w:rPr>
+      </w:pPr>
+      <w:r>
+        <w:rPr>
+          <w:rFonts w:ascii="Consolas" w:eastAsia="Times New Roman" w:hAnsi="Consolas" w:cs="Times New Roman"/>
+          <w:color w:val="000000"/>
+          <w:sz w:val="33"/>
+          <w:szCs w:val="33"/>
+          <w:lang w:eastAsia="en-IN"/>
+        </w:rPr>
+        <w:t xml:space="preserve">    </w:t>
+      </w:r>
+      <w:r>
+        <w:rPr>
+          <w:rFonts w:ascii="Consolas" w:eastAsia="Times New Roman" w:hAnsi="Consolas" w:cs="Times New Roman"/>
+          <w:color w:val="800000"/>
+          <w:sz w:val="33"/>
+          <w:szCs w:val="33"/>
+          <w:lang w:eastAsia="en-IN"/>
+        </w:rPr>
+        <w:t>&lt;input</w:t>
+      </w:r>
+      <w:r>
+        <w:rPr>
+          <w:rFonts w:ascii="Consolas" w:eastAsia="Times New Roman" w:hAnsi="Consolas" w:cs="Times New Roman"/>
+          <w:color w:val="000000"/>
+          <w:sz w:val="33"/>
+          <w:szCs w:val="33"/>
+          <w:lang w:eastAsia="en-IN"/>
+        </w:rPr>
+        <w:t xml:space="preserve"> </w:t>
+      </w:r>
+      <w:r>
+        <w:rPr>
+          <w:rFonts w:ascii="Consolas" w:eastAsia="Times New Roman" w:hAnsi="Consolas" w:cs="Times New Roman"/>
+          <w:color w:val="E50000"/>
+          <w:sz w:val="33"/>
+          <w:szCs w:val="33"/>
+          <w:lang w:eastAsia="en-IN"/>
+        </w:rPr>
+        <w:t>type</w:t>
+      </w:r>
+      <w:r>
+        <w:rPr>
+          <w:rFonts w:ascii="Consolas" w:eastAsia="Times New Roman" w:hAnsi="Consolas" w:cs="Times New Roman"/>
+          <w:color w:val="000000"/>
+          <w:sz w:val="33"/>
+          <w:szCs w:val="33"/>
+          <w:lang w:eastAsia="en-IN"/>
+        </w:rPr>
+        <w:t>=</w:t>
+      </w:r>
+      <w:r>
+        <w:rPr>
+          <w:rFonts w:ascii="Consolas" w:eastAsia="Times New Roman" w:hAnsi="Consolas" w:cs="Times New Roman"/>
+          <w:color w:val="0000FF"/>
+          <w:sz w:val="33"/>
+          <w:szCs w:val="33"/>
+          <w:lang w:eastAsia="en-IN"/>
+        </w:rPr>
+        <w:t>"text"</w:t>
+      </w:r>
+      <w:r>
+        <w:rPr>
+          <w:rFonts w:ascii="Consolas" w:eastAsia="Times New Roman" w:hAnsi="Consolas" w:cs="Times New Roman"/>
+          <w:color w:val="000000"/>
+          <w:sz w:val="33"/>
+          <w:szCs w:val="33"/>
+          <w:lang w:eastAsia="en-IN"/>
+        </w:rPr>
+        <w:t xml:space="preserve"> </w:t>
+      </w:r>
+      <w:r>
+        <w:rPr>
+          <w:rFonts w:ascii="Consolas" w:eastAsia="Times New Roman" w:hAnsi="Consolas" w:cs="Times New Roman"/>
+          <w:color w:val="E50000"/>
+          <w:sz w:val="33"/>
+          <w:szCs w:val="33"/>
+          <w:lang w:eastAsia="en-IN"/>
+        </w:rPr>
+        <w:t>name</w:t>
+      </w:r>
+      <w:r>
+        <w:rPr>
+          <w:rFonts w:ascii="Consolas" w:eastAsia="Times New Roman" w:hAnsi="Consolas" w:cs="Times New Roman"/>
+          <w:color w:val="000000"/>
+          <w:sz w:val="33"/>
+          <w:szCs w:val="33"/>
+          <w:lang w:eastAsia="en-IN"/>
+        </w:rPr>
+        <w:t>=</w:t>
+      </w:r>
+      <w:r>
+        <w:rPr>
+          <w:rFonts w:ascii="Consolas" w:eastAsia="Times New Roman" w:hAnsi="Consolas" w:cs="Times New Roman"/>
+          <w:color w:val="0000FF"/>
+          <w:sz w:val="33"/>
+          <w:szCs w:val="33"/>
+          <w:lang w:eastAsia="en-IN"/>
+        </w:rPr>
+        <w:t>""</w:t>
+      </w:r>
+      <w:r>
+        <w:rPr>
+          <w:rFonts w:ascii="Consolas" w:eastAsia="Times New Roman" w:hAnsi="Consolas" w:cs="Times New Roman"/>
+          <w:color w:val="000000"/>
+          <w:sz w:val="33"/>
+          <w:szCs w:val="33"/>
+          <w:lang w:eastAsia="en-IN"/>
+        </w:rPr>
+        <w:t xml:space="preserve"> </w:t>
+      </w:r>
+      <w:r>
+        <w:rPr>
+          <w:rFonts w:ascii="Consolas" w:eastAsia="Times New Roman" w:hAnsi="Consolas" w:cs="Times New Roman"/>
+          <w:color w:val="E50000"/>
+          <w:sz w:val="33"/>
+          <w:szCs w:val="33"/>
+          <w:lang w:eastAsia="en-IN"/>
+        </w:rPr>
+        <w:t>id</w:t>
+      </w:r>
+      <w:r>
+        <w:rPr>
+          <w:rFonts w:ascii="Consolas" w:eastAsia="Times New Roman" w:hAnsi="Consolas" w:cs="Times New Roman"/>
+          <w:color w:val="000000"/>
+          <w:sz w:val="33"/>
+          <w:szCs w:val="33"/>
+          <w:lang w:eastAsia="en-IN"/>
+        </w:rPr>
+        <w:t>=</w:t>
+      </w:r>
+      <w:r>
+        <w:rPr>
+          <w:rFonts w:ascii="Consolas" w:eastAsia="Times New Roman" w:hAnsi="Consolas" w:cs="Times New Roman"/>
+          <w:color w:val="0000FF"/>
+          <w:sz w:val="33"/>
+          <w:szCs w:val="33"/>
+          <w:lang w:eastAsia="en-IN"/>
+        </w:rPr>
+        <w:t>""</w:t>
+      </w:r>
+      <w:r>
+        <w:rPr>
+          <w:rFonts w:ascii="Consolas" w:eastAsia="Times New Roman" w:hAnsi="Consolas" w:cs="Times New Roman"/>
+          <w:color w:val="800000"/>
+          <w:sz w:val="33"/>
+          <w:szCs w:val="33"/>
+          <w:lang w:eastAsia="en-IN"/>
+        </w:rPr>
+        <w:t>&gt;</w:t>
+      </w:r>
+    </w:p>
+    <w:p>
+      <w:pPr>
+        <w:shd w:val="clear" w:color="auto" w:fill="FFFFFF"/>
+        <w:spacing w:after="0" w:line="450" w:lineRule="atLeast"/>
+        <w:rPr>
+          <w:rFonts w:ascii="Consolas" w:eastAsia="Times New Roman" w:hAnsi="Consolas" w:cs="Times New Roman"/>
+          <w:color w:val="000000"/>
+          <w:sz w:val="33"/>
+          <w:szCs w:val="33"/>
+          <w:lang w:eastAsia="en-IN"/>
+        </w:rPr>
+      </w:pPr>
+      <w:r>
+        <w:rPr>
+          <w:rFonts w:ascii="Consolas" w:eastAsia="Times New Roman" w:hAnsi="Consolas" w:cs="Times New Roman"/>
+          <w:color w:val="000000"/>
+          <w:sz w:val="33"/>
+          <w:szCs w:val="33"/>
+          <w:lang w:eastAsia="en-IN"/>
+        </w:rPr>
+        <w:t xml:space="preserve">    </w:t>
+      </w:r>
+      <w:r>
+        <w:rPr>
+          <w:rFonts w:ascii="Consolas" w:eastAsia="Times New Roman" w:hAnsi="Consolas" w:cs="Times New Roman"/>
+          <w:color w:val="800000"/>
+          <w:sz w:val="33"/>
+          <w:szCs w:val="33"/>
+          <w:lang w:eastAsia="en-IN"/>
+        </w:rPr>
+        <w:t>&lt;input</w:t>
+      </w:r>
+      <w:r>
+        <w:rPr>
+          <w:rFonts w:ascii="Consolas" w:eastAsia="Times New Roman" w:hAnsi="Consolas" w:cs="Times New Roman"/>
+          <w:color w:val="000000"/>
+          <w:sz w:val="33"/>
+          <w:szCs w:val="33"/>
+          <w:lang w:eastAsia="en-IN"/>
+        </w:rPr>
+        <w:t xml:space="preserve"> </w:t>
+      </w:r>
+      <w:r>
+        <w:rPr>
+          <w:rFonts w:ascii="Consolas" w:eastAsia="Times New Roman" w:hAnsi="Consolas" w:cs="Times New Roman"/>
+          <w:color w:val="E50000"/>
+          <w:sz w:val="33"/>
+          <w:szCs w:val="33"/>
+          <w:lang w:eastAsia="en-IN"/>
+        </w:rPr>
+        <w:t>type</w:t>
+      </w:r>
+      <w:r>
+        <w:rPr>
+          <w:rFonts w:ascii="Consolas" w:eastAsia="Times New Roman" w:hAnsi="Consolas" w:cs="Times New Roman"/>
+          <w:color w:val="000000"/>
+          <w:sz w:val="33"/>
+          <w:szCs w:val="33"/>
+          <w:lang w:eastAsia="en-IN"/>
+        </w:rPr>
+        <w:t>=</w:t>
+      </w:r>
+      <w:r>
+        <w:rPr>
+          <w:rFonts w:ascii="Consolas" w:eastAsia="Times New Roman" w:hAnsi="Consolas" w:cs="Times New Roman"/>
+          <w:color w:val="0000FF"/>
+          <w:sz w:val="33"/>
+          <w:szCs w:val="33"/>
+          <w:lang w:eastAsia="en-IN"/>
+        </w:rPr>
+        <w:t>"text"</w:t>
+      </w:r>
+      <w:r>
+        <w:rPr>
+          <w:rFonts w:ascii="Consolas" w:eastAsia="Times New Roman" w:hAnsi="Consolas" w:cs="Times New Roman"/>
+          <w:color w:val="000000"/>
+          <w:sz w:val="33"/>
+          <w:szCs w:val="33"/>
+          <w:lang w:eastAsia="en-IN"/>
+        </w:rPr>
+        <w:t xml:space="preserve"> </w:t>
+      </w:r>
+      <w:r>
+        <w:rPr>
+          <w:rFonts w:ascii="Consolas" w:eastAsia="Times New Roman" w:hAnsi="Consolas" w:cs="Times New Roman"/>
+          <w:color w:val="E50000"/>
+          <w:sz w:val="33"/>
+          <w:szCs w:val="33"/>
+          <w:lang w:eastAsia="en-IN"/>
+        </w:rPr>
+        <w:t>name</w:t>
+      </w:r>
+      <w:r>
+        <w:rPr>
+          <w:rFonts w:ascii="Consolas" w:eastAsia="Times New Roman" w:hAnsi="Consolas" w:cs="Times New Roman"/>
+          <w:color w:val="000000"/>
+          <w:sz w:val="33"/>
+          <w:szCs w:val="33"/>
+          <w:lang w:eastAsia="en-IN"/>
+        </w:rPr>
+        <w:t>=</w:t>
+      </w:r>
+      <w:r>
+        <w:rPr>
+          <w:rFonts w:ascii="Consolas" w:eastAsia="Times New Roman" w:hAnsi="Consolas" w:cs="Times New Roman"/>
+          <w:color w:val="0000FF"/>
+          <w:sz w:val="33"/>
+          <w:szCs w:val="33"/>
+          <w:lang w:eastAsia="en-IN"/>
+        </w:rPr>
+        <w:t>""</w:t>
+      </w:r>
+      <w:r>
+        <w:rPr>
+          <w:rFonts w:ascii="Consolas" w:eastAsia="Times New Roman" w:hAnsi="Consolas" w:cs="Times New Roman"/>
+          <w:color w:val="000000"/>
+          <w:sz w:val="33"/>
+          <w:szCs w:val="33"/>
+          <w:lang w:eastAsia="en-IN"/>
+        </w:rPr>
+        <w:t xml:space="preserve"> </w:t>
+      </w:r>
+      <w:r>
+        <w:rPr>
+          <w:rFonts w:ascii="Consolas" w:eastAsia="Times New Roman" w:hAnsi="Consolas" w:cs="Times New Roman"/>
+          <w:color w:val="E50000"/>
+          <w:sz w:val="33"/>
+          <w:szCs w:val="33"/>
+          <w:lang w:eastAsia="en-IN"/>
+        </w:rPr>
+        <w:t>id</w:t>
+      </w:r>
+      <w:r>
+        <w:rPr>
+          <w:rFonts w:ascii="Consolas" w:eastAsia="Times New Roman" w:hAnsi="Consolas" w:cs="Times New Roman"/>
+          <w:color w:val="000000"/>
+          <w:sz w:val="33"/>
+          <w:szCs w:val="33"/>
+          <w:lang w:eastAsia="en-IN"/>
+        </w:rPr>
+        <w:t>=</w:t>
+      </w:r>
+      <w:r>
+        <w:rPr>
+          <w:rFonts w:ascii="Consolas" w:eastAsia="Times New Roman" w:hAnsi="Consolas" w:cs="Times New Roman"/>
+          <w:color w:val="0000FF"/>
+          <w:sz w:val="33"/>
+          <w:szCs w:val="33"/>
+          <w:lang w:eastAsia="en-IN"/>
+        </w:rPr>
+        <w:t>""</w:t>
+      </w:r>
+      <w:r>
+        <w:rPr>
+          <w:rFonts w:ascii="Consolas" w:eastAsia="Times New Roman" w:hAnsi="Consolas" w:cs="Times New Roman"/>
+          <w:color w:val="800000"/>
+          <w:sz w:val="33"/>
+          <w:szCs w:val="33"/>
+          <w:lang w:eastAsia="en-IN"/>
+        </w:rPr>
+        <w:t>&gt;</w:t>
+      </w:r>
+    </w:p>
+    <w:p>
+      <w:pPr>
+        <w:shd w:val="clear" w:color="auto" w:fill="FFFFFF"/>
+        <w:spacing w:after="0" w:line="450" w:lineRule="atLeast"/>
+        <w:rPr>
+          <w:rFonts w:ascii="Consolas" w:eastAsia="Times New Roman" w:hAnsi="Consolas" w:cs="Times New Roman"/>
+          <w:color w:val="000000"/>
+          <w:sz w:val="33"/>
+          <w:szCs w:val="33"/>
+          <w:lang w:eastAsia="en-IN"/>
+        </w:rPr>
+      </w:pPr>
+      <w:r>
+        <w:rPr>
+          <w:rFonts w:ascii="Consolas" w:eastAsia="Times New Roman" w:hAnsi="Consolas" w:cs="Times New Roman"/>
+          <w:color w:val="000000"/>
+          <w:sz w:val="33"/>
+          <w:szCs w:val="33"/>
+          <w:lang w:eastAsia="en-IN"/>
+        </w:rPr>
+        <w:t xml:space="preserve">    </w:t>
+      </w:r>
+      <w:r>
+        <w:rPr>
+          <w:rFonts w:ascii="Consolas" w:eastAsia="Times New Roman" w:hAnsi="Consolas" w:cs="Times New Roman"/>
+          <w:color w:val="800000"/>
+          <w:sz w:val="33"/>
+          <w:szCs w:val="33"/>
+          <w:lang w:eastAsia="en-IN"/>
+        </w:rPr>
+        <w:t>&lt;input</w:t>
+      </w:r>
+      <w:r>
+        <w:rPr>
+          <w:rFonts w:ascii="Consolas" w:eastAsia="Times New Roman" w:hAnsi="Consolas" w:cs="Times New Roman"/>
+          <w:color w:val="000000"/>
+          <w:sz w:val="33"/>
+          <w:szCs w:val="33"/>
+          <w:lang w:eastAsia="en-IN"/>
+        </w:rPr>
+        <w:t xml:space="preserve"> </w:t>
+      </w:r>
+      <w:r>
+        <w:rPr>
+          <w:rFonts w:ascii="Consolas" w:eastAsia="Times New Roman" w:hAnsi="Consolas" w:cs="Times New Roman"/>
+          <w:color w:val="E50000"/>
+          <w:sz w:val="33"/>
+          <w:szCs w:val="33"/>
+          <w:lang w:eastAsia="en-IN"/>
+        </w:rPr>
+        <w:t>type</w:t>
+      </w:r>
+      <w:r>
+        <w:rPr>
+          <w:rFonts w:ascii="Consolas" w:eastAsia="Times New Roman" w:hAnsi="Consolas" w:cs="Times New Roman"/>
+          <w:color w:val="000000"/>
+          <w:sz w:val="33"/>
+          <w:szCs w:val="33"/>
+          <w:lang w:eastAsia="en-IN"/>
+        </w:rPr>
+        <w:t>=</w:t>
+      </w:r>
+      <w:r>
+        <w:rPr>
+          <w:rFonts w:ascii="Consolas" w:eastAsia="Times New Roman" w:hAnsi="Consolas" w:cs="Times New Roman"/>
+          <w:color w:val="0000FF"/>
+          <w:sz w:val="33"/>
+          <w:szCs w:val="33"/>
+          <w:lang w:eastAsia="en-IN"/>
+        </w:rPr>
+        <w:t>"text"</w:t>
+      </w:r>
+      <w:r>
+        <w:rPr>
+          <w:rFonts w:ascii="Consolas" w:eastAsia="Times New Roman" w:hAnsi="Consolas" w:cs="Times New Roman"/>
+          <w:color w:val="000000"/>
+          <w:sz w:val="33"/>
+          <w:szCs w:val="33"/>
+          <w:lang w:eastAsia="en-IN"/>
+        </w:rPr>
+        <w:t xml:space="preserve"> </w:t>
+      </w:r>
+      <w:r>
+        <w:rPr>
+          <w:rFonts w:ascii="Consolas" w:eastAsia="Times New Roman" w:hAnsi="Consolas" w:cs="Times New Roman"/>
+          <w:color w:val="E50000"/>
+          <w:sz w:val="33"/>
+          <w:szCs w:val="33"/>
+          <w:lang w:eastAsia="en-IN"/>
+        </w:rPr>
+        <w:t>name</w:t>
+      </w:r>
+      <w:r>
+        <w:rPr>
+          <w:rFonts w:ascii="Consolas" w:eastAsia="Times New Roman" w:hAnsi="Consolas" w:cs="Times New Roman"/>
+          <w:color w:val="000000"/>
+          <w:sz w:val="33"/>
+          <w:szCs w:val="33"/>
+          <w:lang w:eastAsia="en-IN"/>
+        </w:rPr>
+        <w:t>=</w:t>
+      </w:r>
+      <w:r>
+        <w:rPr>
+          <w:rFonts w:ascii="Consolas" w:eastAsia="Times New Roman" w:hAnsi="Consolas" w:cs="Times New Roman"/>
+          <w:color w:val="0000FF"/>
+          <w:sz w:val="33"/>
+          <w:szCs w:val="33"/>
+          <w:lang w:eastAsia="en-IN"/>
+        </w:rPr>
+        <w:t>""</w:t>
+      </w:r>
+      <w:r>
+        <w:rPr>
+          <w:rFonts w:ascii="Consolas" w:eastAsia="Times New Roman" w:hAnsi="Consolas" w:cs="Times New Roman"/>
+          <w:color w:val="000000"/>
+          <w:sz w:val="33"/>
+          <w:szCs w:val="33"/>
+          <w:lang w:eastAsia="en-IN"/>
+        </w:rPr>
+        <w:t xml:space="preserve"> </w:t>
+      </w:r>
+      <w:r>
+        <w:rPr>
+          <w:rFonts w:ascii="Consolas" w:eastAsia="Times New Roman" w:hAnsi="Consolas" w:cs="Times New Roman"/>
+          <w:color w:val="E50000"/>
+          <w:sz w:val="33"/>
+          <w:szCs w:val="33"/>
+          <w:lang w:eastAsia="en-IN"/>
+        </w:rPr>
+        <w:t>id</w:t>
+      </w:r>
+      <w:r>
+        <w:rPr>
+          <w:rFonts w:ascii="Consolas" w:eastAsia="Times New Roman" w:hAnsi="Consolas" w:cs="Times New Roman"/>
+          <w:color w:val="000000"/>
+          <w:sz w:val="33"/>
+          <w:szCs w:val="33"/>
+          <w:lang w:eastAsia="en-IN"/>
+        </w:rPr>
+        <w:t>=</w:t>
+      </w:r>
+      <w:r>
+        <w:rPr>
+          <w:rFonts w:ascii="Consolas" w:eastAsia="Times New Roman" w:hAnsi="Consolas" w:cs="Times New Roman"/>
+          <w:color w:val="0000FF"/>
+          <w:sz w:val="33"/>
+          <w:szCs w:val="33"/>
+          <w:lang w:eastAsia="en-IN"/>
+        </w:rPr>
+        <w:t>""</w:t>
+      </w:r>
+      <w:r>
+        <w:rPr>
+          <w:rFonts w:ascii="Consolas" w:eastAsia="Times New Roman" w:hAnsi="Consolas" w:cs="Times New Roman"/>
+          <w:color w:val="800000"/>
+          <w:sz w:val="33"/>
+          <w:szCs w:val="33"/>
+          <w:lang w:eastAsia="en-IN"/>
+        </w:rPr>
+        <w:t>&gt;</w:t>
+      </w:r>
+    </w:p>
+    <w:p>
+      <w:pPr>
+        <w:shd w:val="clear" w:color="auto" w:fill="FFFFFF"/>
+        <w:spacing w:after="0" w:line="450" w:lineRule="atLeast"/>
+        <w:rPr>
+          <w:rFonts w:ascii="Consolas" w:eastAsia="Times New Roman" w:hAnsi="Consolas" w:cs="Times New Roman"/>
+          <w:color w:val="000000"/>
+          <w:sz w:val="33"/>
+          <w:szCs w:val="33"/>
+          <w:lang w:eastAsia="en-IN"/>
+        </w:rPr>
+      </w:pPr>
+      <w:r>
+        <w:rPr>
+          <w:rFonts w:ascii="Consolas" w:eastAsia="Times New Roman" w:hAnsi="Consolas" w:cs="Times New Roman"/>
+          <w:color w:val="800000"/>
+          <w:sz w:val="33"/>
+          <w:szCs w:val="33"/>
+          <w:lang w:eastAsia="en-IN"/>
+        </w:rPr>
+        <w:t>&lt;/body&gt;</w:t>
+      </w:r>
+    </w:p>
+    <w:p>
+      <w:pPr>
+        <w:shd w:val="clear" w:color="auto" w:fill="FFFFFF"/>
+        <w:spacing w:after="0" w:line="450" w:lineRule="atLeast"/>
+        <w:rPr>
+          <w:rFonts w:ascii="Consolas" w:eastAsia="Times New Roman" w:hAnsi="Consolas" w:cs="Times New Roman"/>
+          <w:color w:val="000000"/>
+          <w:sz w:val="33"/>
+          <w:szCs w:val="33"/>
+          <w:lang w:eastAsia="en-IN"/>
+        </w:rPr>
+      </w:pPr>
+      <w:r>
+        <w:rPr>
+          <w:rFonts w:ascii="Consolas" w:eastAsia="Times New Roman" w:hAnsi="Consolas" w:cs="Times New Roman"/>
+          <w:color w:val="800000"/>
+          <w:sz w:val="33"/>
+          <w:szCs w:val="33"/>
+          <w:lang w:eastAsia="en-IN"/>
+        </w:rPr>
+        <w:lastRenderedPageBreak/>
+        <w:t>&lt;/html&gt;</w:t>
+      </w:r>
+    </w:p>
+    <w:p>
+      <w:pPr>
+        <w:shd w:val="clear" w:color="auto" w:fill="FFFFFF"/>
+        <w:spacing w:after="0" w:line="450" w:lineRule="atLeast"/>
+        <w:rPr>
+          <w:rFonts w:ascii="Consolas" w:eastAsia="Times New Roman" w:hAnsi="Consolas" w:cs="Times New Roman"/>
+          <w:color w:val="000000"/>
+          <w:sz w:val="33"/>
+          <w:szCs w:val="33"/>
+          <w:lang w:eastAsia="en-IN"/>
+        </w:rPr>
+      </w:pPr>
+    </w:p>
+    <w:p>
+      <w:pPr>
+        <w:pStyle w:val="ListParagraph"/>
+        <w:ind w:left="1800"/>
+      </w:pPr>
+    </w:p>
+    <w:p>
+      <w:pPr>
+        <w:pStyle w:val="ListParagraph"/>
+        <w:ind w:left="1800"/>
       </w:pPr>
     </w:p>
     <w:sectPr>
@@ -2845,6 +7529,95 @@
     </w:lvl>
   </w:abstractNum>
   <w:abstractNum w:abstractNumId="1" w15:restartNumberingAfterBreak="0">
+    <w:nsid w:val="10FD6CD7"/>
+    <w:multiLevelType w:val="hybridMultilevel"/>
+    <w:tmpl w:val="953242B6"/>
+    <w:lvl w:ilvl="0" w:tplc="36BAE71A">
+      <w:start w:val="1"/>
+      <w:numFmt w:val="decimal"/>
+      <w:lvlText w:val="%1)"/>
+      <w:lvlJc w:val="left"/>
+      <w:pPr>
+        <w:ind w:left="1800" w:hanging="360"/>
+      </w:pPr>
+      <w:rPr>
+        <w:rFonts w:hint="default"/>
+      </w:rPr>
+    </w:lvl>
+    <w:lvl w:ilvl="1" w:tplc="40090019" w:tentative="1">
+      <w:start w:val="1"/>
+      <w:numFmt w:val="lowerLetter"/>
+      <w:lvlText w:val="%2."/>
+      <w:lvlJc w:val="left"/>
+      <w:pPr>
+        <w:ind w:left="2520" w:hanging="360"/>
+      </w:pPr>
+    </w:lvl>
+    <w:lvl w:ilvl="2" w:tplc="4009001B" w:tentative="1">
+      <w:start w:val="1"/>
+      <w:numFmt w:val="lowerRoman"/>
+      <w:lvlText w:val="%3."/>
+      <w:lvlJc w:val="right"/>
+      <w:pPr>
+        <w:ind w:left="3240" w:hanging="180"/>
+      </w:pPr>
+    </w:lvl>
+    <w:lvl w:ilvl="3" w:tplc="4009000F" w:tentative="1">
+      <w:start w:val="1"/>
+      <w:numFmt w:val="decimal"/>
+      <w:lvlText w:val="%4."/>
+      <w:lvlJc w:val="left"/>
+      <w:pPr>
+        <w:ind w:left="3960" w:hanging="360"/>
+      </w:pPr>
+    </w:lvl>
+    <w:lvl w:ilvl="4" w:tplc="40090019" w:tentative="1">
+      <w:start w:val="1"/>
+      <w:numFmt w:val="lowerLetter"/>
+      <w:lvlText w:val="%5."/>
+      <w:lvlJc w:val="left"/>
+      <w:pPr>
+        <w:ind w:left="4680" w:hanging="360"/>
+      </w:pPr>
+    </w:lvl>
+    <w:lvl w:ilvl="5" w:tplc="4009001B" w:tentative="1">
+      <w:start w:val="1"/>
+      <w:numFmt w:val="lowerRoman"/>
+      <w:lvlText w:val="%6."/>
+      <w:lvlJc w:val="right"/>
+      <w:pPr>
+        <w:ind w:left="5400" w:hanging="180"/>
+      </w:pPr>
+    </w:lvl>
+    <w:lvl w:ilvl="6" w:tplc="4009000F" w:tentative="1">
+      <w:start w:val="1"/>
+      <w:numFmt w:val="decimal"/>
+      <w:lvlText w:val="%7."/>
+      <w:lvlJc w:val="left"/>
+      <w:pPr>
+        <w:ind w:left="6120" w:hanging="360"/>
+      </w:pPr>
+    </w:lvl>
+    <w:lvl w:ilvl="7" w:tplc="40090019" w:tentative="1">
+      <w:start w:val="1"/>
+      <w:numFmt w:val="lowerLetter"/>
+      <w:lvlText w:val="%8."/>
+      <w:lvlJc w:val="left"/>
+      <w:pPr>
+        <w:ind w:left="6840" w:hanging="360"/>
+      </w:pPr>
+    </w:lvl>
+    <w:lvl w:ilvl="8" w:tplc="4009001B" w:tentative="1">
+      <w:start w:val="1"/>
+      <w:numFmt w:val="lowerRoman"/>
+      <w:lvlText w:val="%9."/>
+      <w:lvlJc w:val="right"/>
+      <w:pPr>
+        <w:ind w:left="7560" w:hanging="180"/>
+      </w:pPr>
+    </w:lvl>
+  </w:abstractNum>
+  <w:abstractNum w:abstractNumId="2" w15:restartNumberingAfterBreak="0">
     <w:nsid w:val="134154A2"/>
     <w:multiLevelType w:val="hybridMultilevel"/>
     <w:tmpl w:val="A0485E1A"/>
@@ -2933,7 +7706,7 @@
       </w:pPr>
     </w:lvl>
   </w:abstractNum>
-  <w:abstractNum w:abstractNumId="2" w15:restartNumberingAfterBreak="0">
+  <w:abstractNum w:abstractNumId="3" w15:restartNumberingAfterBreak="0">
     <w:nsid w:val="15B90EFD"/>
     <w:multiLevelType w:val="hybridMultilevel"/>
     <w:tmpl w:val="B27CC532"/>
@@ -3022,7 +7795,7 @@
       </w:pPr>
     </w:lvl>
   </w:abstractNum>
-  <w:abstractNum w:abstractNumId="3" w15:restartNumberingAfterBreak="0">
+  <w:abstractNum w:abstractNumId="4" w15:restartNumberingAfterBreak="0">
     <w:nsid w:val="16796521"/>
     <w:multiLevelType w:val="hybridMultilevel"/>
     <w:tmpl w:val="77429B92"/>
@@ -3111,7 +7884,7 @@
       </w:pPr>
     </w:lvl>
   </w:abstractNum>
-  <w:abstractNum w:abstractNumId="4" w15:restartNumberingAfterBreak="0">
+  <w:abstractNum w:abstractNumId="5" w15:restartNumberingAfterBreak="0">
     <w:nsid w:val="16E74F2E"/>
     <w:multiLevelType w:val="hybridMultilevel"/>
     <w:tmpl w:val="61CC34AE"/>
@@ -3200,7 +7973,7 @@
       </w:pPr>
     </w:lvl>
   </w:abstractNum>
-  <w:abstractNum w:abstractNumId="5" w15:restartNumberingAfterBreak="0">
+  <w:abstractNum w:abstractNumId="6" w15:restartNumberingAfterBreak="0">
     <w:nsid w:val="17D16724"/>
     <w:multiLevelType w:val="hybridMultilevel"/>
     <w:tmpl w:val="0BCC1090"/>
@@ -3289,7 +8062,7 @@
       </w:pPr>
     </w:lvl>
   </w:abstractNum>
-  <w:abstractNum w:abstractNumId="6" w15:restartNumberingAfterBreak="0">
+  <w:abstractNum w:abstractNumId="7" w15:restartNumberingAfterBreak="0">
     <w:nsid w:val="1E0142ED"/>
     <w:multiLevelType w:val="hybridMultilevel"/>
     <w:tmpl w:val="EE861E3C"/>
@@ -3378,7 +8151,7 @@
       </w:pPr>
     </w:lvl>
   </w:abstractNum>
-  <w:abstractNum w:abstractNumId="7" w15:restartNumberingAfterBreak="0">
+  <w:abstractNum w:abstractNumId="8" w15:restartNumberingAfterBreak="0">
     <w:nsid w:val="2D1F2C33"/>
     <w:multiLevelType w:val="hybridMultilevel"/>
     <w:tmpl w:val="EE861E3C"/>
@@ -3467,7 +8240,7 @@
       </w:pPr>
     </w:lvl>
   </w:abstractNum>
-  <w:abstractNum w:abstractNumId="8" w15:restartNumberingAfterBreak="0">
+  <w:abstractNum w:abstractNumId="9" w15:restartNumberingAfterBreak="0">
     <w:nsid w:val="2DD92B7C"/>
     <w:multiLevelType w:val="hybridMultilevel"/>
     <w:tmpl w:val="98080114"/>
@@ -3556,7 +8329,7 @@
       </w:pPr>
     </w:lvl>
   </w:abstractNum>
-  <w:abstractNum w:abstractNumId="9" w15:restartNumberingAfterBreak="0">
+  <w:abstractNum w:abstractNumId="10" w15:restartNumberingAfterBreak="0">
     <w:nsid w:val="31914854"/>
     <w:multiLevelType w:val="multilevel"/>
     <w:tmpl w:val="E00EFF74"/>
@@ -3705,7 +8478,7 @@
       </w:rPr>
     </w:lvl>
   </w:abstractNum>
-  <w:abstractNum w:abstractNumId="10" w15:restartNumberingAfterBreak="0">
+  <w:abstractNum w:abstractNumId="11" w15:restartNumberingAfterBreak="0">
     <w:nsid w:val="36382E0A"/>
     <w:multiLevelType w:val="multilevel"/>
     <w:tmpl w:val="DE2E4944"/>
@@ -3854,7 +8627,7 @@
       </w:rPr>
     </w:lvl>
   </w:abstractNum>
-  <w:abstractNum w:abstractNumId="11" w15:restartNumberingAfterBreak="0">
+  <w:abstractNum w:abstractNumId="12" w15:restartNumberingAfterBreak="0">
     <w:nsid w:val="3BE63801"/>
     <w:multiLevelType w:val="hybridMultilevel"/>
     <w:tmpl w:val="B9348C24"/>
@@ -3943,7 +8716,7 @@
       </w:pPr>
     </w:lvl>
   </w:abstractNum>
-  <w:abstractNum w:abstractNumId="12" w15:restartNumberingAfterBreak="0">
+  <w:abstractNum w:abstractNumId="13" w15:restartNumberingAfterBreak="0">
     <w:nsid w:val="475E2CA2"/>
     <w:multiLevelType w:val="multilevel"/>
     <w:tmpl w:val="15C43DD6"/>
@@ -4056,7 +8829,7 @@
       </w:pPr>
     </w:lvl>
   </w:abstractNum>
-  <w:abstractNum w:abstractNumId="13" w15:restartNumberingAfterBreak="0">
+  <w:abstractNum w:abstractNumId="14" w15:restartNumberingAfterBreak="0">
     <w:nsid w:val="47832970"/>
     <w:multiLevelType w:val="multilevel"/>
     <w:tmpl w:val="DA42C224"/>
@@ -4169,7 +8942,7 @@
       </w:pPr>
     </w:lvl>
   </w:abstractNum>
-  <w:abstractNum w:abstractNumId="14" w15:restartNumberingAfterBreak="0">
+  <w:abstractNum w:abstractNumId="15" w15:restartNumberingAfterBreak="0">
     <w:nsid w:val="485110B4"/>
     <w:multiLevelType w:val="hybridMultilevel"/>
     <w:tmpl w:val="6338D7B0"/>
@@ -4258,7 +9031,7 @@
       </w:pPr>
     </w:lvl>
   </w:abstractNum>
-  <w:abstractNum w:abstractNumId="15" w15:restartNumberingAfterBreak="0">
+  <w:abstractNum w:abstractNumId="16" w15:restartNumberingAfterBreak="0">
     <w:nsid w:val="48B179A3"/>
     <w:multiLevelType w:val="hybridMultilevel"/>
     <w:tmpl w:val="A120B340"/>
@@ -4347,7 +9120,7 @@
       </w:pPr>
     </w:lvl>
   </w:abstractNum>
-  <w:abstractNum w:abstractNumId="16" w15:restartNumberingAfterBreak="0">
+  <w:abstractNum w:abstractNumId="17" w15:restartNumberingAfterBreak="0">
     <w:nsid w:val="4E623DFA"/>
     <w:multiLevelType w:val="hybridMultilevel"/>
     <w:tmpl w:val="021AF668"/>
@@ -4436,7 +9209,7 @@
       </w:pPr>
     </w:lvl>
   </w:abstractNum>
-  <w:abstractNum w:abstractNumId="17" w15:restartNumberingAfterBreak="0">
+  <w:abstractNum w:abstractNumId="18" w15:restartNumberingAfterBreak="0">
     <w:nsid w:val="54127FD6"/>
     <w:multiLevelType w:val="hybridMultilevel"/>
     <w:tmpl w:val="36FCCE30"/>
@@ -4525,7 +9298,7 @@
       </w:pPr>
     </w:lvl>
   </w:abstractNum>
-  <w:abstractNum w:abstractNumId="18" w15:restartNumberingAfterBreak="0">
+  <w:abstractNum w:abstractNumId="19" w15:restartNumberingAfterBreak="0">
     <w:nsid w:val="594E4C74"/>
     <w:multiLevelType w:val="multilevel"/>
     <w:tmpl w:val="8E90BD50"/>
@@ -4638,7 +9411,7 @@
       </w:pPr>
     </w:lvl>
   </w:abstractNum>
-  <w:abstractNum w:abstractNumId="19" w15:restartNumberingAfterBreak="0">
+  <w:abstractNum w:abstractNumId="20" w15:restartNumberingAfterBreak="0">
     <w:nsid w:val="606D0710"/>
     <w:multiLevelType w:val="hybridMultilevel"/>
     <w:tmpl w:val="EDF20E34"/>
@@ -4727,7 +9500,7 @@
       </w:pPr>
     </w:lvl>
   </w:abstractNum>
-  <w:abstractNum w:abstractNumId="20" w15:restartNumberingAfterBreak="0">
+  <w:abstractNum w:abstractNumId="21" w15:restartNumberingAfterBreak="0">
     <w:nsid w:val="6E4C1B67"/>
     <w:multiLevelType w:val="hybridMultilevel"/>
     <w:tmpl w:val="CAD033F6"/>
@@ -4817,67 +9590,70 @@
     </w:lvl>
   </w:abstractNum>
   <w:num w:numId="1">
+    <w:abstractNumId w:val="11"/>
+  </w:num>
+  <w:num w:numId="2">
+    <w:abstractNumId w:val="7"/>
+  </w:num>
+  <w:num w:numId="3">
+    <w:abstractNumId w:val="17"/>
+  </w:num>
+  <w:num w:numId="4">
+    <w:abstractNumId w:val="3"/>
+  </w:num>
+  <w:num w:numId="5">
+    <w:abstractNumId w:val="8"/>
+  </w:num>
+  <w:num w:numId="6">
+    <w:abstractNumId w:val="12"/>
+  </w:num>
+  <w:num w:numId="7">
+    <w:abstractNumId w:val="6"/>
+  </w:num>
+  <w:num w:numId="8">
+    <w:abstractNumId w:val="4"/>
+  </w:num>
+  <w:num w:numId="9">
     <w:abstractNumId w:val="10"/>
   </w:num>
-  <w:num w:numId="2">
-    <w:abstractNumId w:val="6"/>
-  </w:num>
-  <w:num w:numId="3">
+  <w:num w:numId="10">
     <w:abstractNumId w:val="16"/>
   </w:num>
-  <w:num w:numId="4">
+  <w:num w:numId="11">
+    <w:abstractNumId w:val="9"/>
+  </w:num>
+  <w:num w:numId="12">
+    <w:abstractNumId w:val="14"/>
+  </w:num>
+  <w:num w:numId="13">
+    <w:abstractNumId w:val="13"/>
+  </w:num>
+  <w:num w:numId="14">
+    <w:abstractNumId w:val="19"/>
+  </w:num>
+  <w:num w:numId="15">
+    <w:abstractNumId w:val="15"/>
+  </w:num>
+  <w:num w:numId="16">
+    <w:abstractNumId w:val="20"/>
+  </w:num>
+  <w:num w:numId="17">
     <w:abstractNumId w:val="2"/>
   </w:num>
-  <w:num w:numId="5">
-    <w:abstractNumId w:val="7"/>
-  </w:num>
-  <w:num w:numId="6">
-    <w:abstractNumId w:val="11"/>
-  </w:num>
-  <w:num w:numId="7">
+  <w:num w:numId="18">
     <w:abstractNumId w:val="5"/>
   </w:num>
-  <w:num w:numId="8">
-    <w:abstractNumId w:val="3"/>
-  </w:num>
-  <w:num w:numId="9">
-    <w:abstractNumId w:val="9"/>
-  </w:num>
-  <w:num w:numId="10">
-    <w:abstractNumId w:val="15"/>
-  </w:num>
-  <w:num w:numId="11">
-    <w:abstractNumId w:val="8"/>
-  </w:num>
-  <w:num w:numId="12">
-    <w:abstractNumId w:val="13"/>
-  </w:num>
-  <w:num w:numId="13">
-    <w:abstractNumId w:val="12"/>
-  </w:num>
-  <w:num w:numId="14">
+  <w:num w:numId="19">
     <w:abstractNumId w:val="18"/>
-  </w:num>
-  <w:num w:numId="15">
-    <w:abstractNumId w:val="14"/>
-  </w:num>
-  <w:num w:numId="16">
-    <w:abstractNumId w:val="19"/>
-  </w:num>
-  <w:num w:numId="17">
-    <w:abstractNumId w:val="1"/>
-  </w:num>
-  <w:num w:numId="18">
-    <w:abstractNumId w:val="4"/>
-  </w:num>
-  <w:num w:numId="19">
-    <w:abstractNumId w:val="17"/>
   </w:num>
   <w:num w:numId="20">
     <w:abstractNumId w:val="0"/>
   </w:num>
   <w:num w:numId="21">
-    <w:abstractNumId w:val="20"/>
+    <w:abstractNumId w:val="21"/>
+  </w:num>
+  <w:num w:numId="22">
+    <w:abstractNumId w:val="1"/>
   </w:num>
 </w:numbering>
 </file>
